--- a/research/Axion-Doc4-Governance-Research.docx
+++ b/research/Axion-Doc4-Governance-Research.docx
@@ -751,7 +751,7 @@
           <w:sz w:val="19"/>
           <w:szCs w:val="19"/>
         </w:rPr>
-        <w:t xml:space="preserve">	11</w:t>
+        <w:t xml:space="preserve">	12</w:t>
       </w:r>
     </w:p>
     <w:p>
@@ -782,7 +782,7 @@
           <w:sz w:val="19"/>
           <w:szCs w:val="19"/>
         </w:rPr>
-        <w:t xml:space="preserve">	12</w:t>
+        <w:t xml:space="preserve">	13</w:t>
       </w:r>
     </w:p>
     <w:p>
@@ -813,7 +813,7 @@
           <w:sz w:val="19"/>
           <w:szCs w:val="19"/>
         </w:rPr>
-        <w:t xml:space="preserve">	12</w:t>
+        <w:t xml:space="preserve">	13</w:t>
       </w:r>
     </w:p>
     <w:p>
@@ -844,7 +844,7 @@
           <w:sz w:val="19"/>
           <w:szCs w:val="19"/>
         </w:rPr>
-        <w:t xml:space="preserve">	14</w:t>
+        <w:t xml:space="preserve">	15</w:t>
       </w:r>
     </w:p>
     <w:p>
@@ -875,7 +875,7 @@
           <w:sz w:val="19"/>
           <w:szCs w:val="19"/>
         </w:rPr>
-        <w:t xml:space="preserve">	14</w:t>
+        <w:t xml:space="preserve">	15</w:t>
       </w:r>
     </w:p>
     <w:p>
@@ -906,7 +906,7 @@
           <w:sz w:val="19"/>
           <w:szCs w:val="19"/>
         </w:rPr>
-        <w:t xml:space="preserve">	15</w:t>
+        <w:t xml:space="preserve">	16</w:t>
       </w:r>
     </w:p>
     <w:p>
@@ -5753,6 +5753,19 @@
       <w:r>
         <w:rPr>
           <w:rFonts w:ascii="Arial" w:cs="Arial" w:eastAsia="Arial" w:hAnsi="Arial"/>
+          <w:b w:val="false"/>
+          <w:bCs w:val="false"/>
+          <w:i w:val="false"/>
+          <w:iCs w:val="false"/>
+          <w:color w:val="0070C0"/>
+          <w:sz w:val="19"/>
+          <w:szCs w:val="19"/>
+        </w:rPr>
+        <w:t xml:space="preserve">The board comprises </w:t>
+      </w:r>
+      <w:r>
+        <w:rPr>
+          <w:rFonts w:ascii="Arial" w:cs="Arial" w:eastAsia="Arial" w:hAnsi="Arial"/>
           <w:b/>
           <w:bCs/>
           <w:i w:val="false"/>
@@ -5761,7 +5774,7 @@
           <w:sz w:val="19"/>
           <w:szCs w:val="19"/>
         </w:rPr>
-        <w:t xml:space="preserve">Count it up: seven directors — two executive, five non-executive, of whom only two are described as independent.</w:t>
+        <w:t xml:space="preserve">seven directors: two executive directors and five non-executive directors, of whom two are described as independent</w:t>
       </w:r>
       <w:r>
         <w:rPr>
@@ -5774,7 +5787,7 @@
           <w:sz w:val="19"/>
           <w:szCs w:val="19"/>
         </w:rPr>
-        <w:t xml:space="preserve"> Document 4 claims “a balance of executive, non-executive and independent directors”. That claim is the trigger.</w:t>
+        <w:t xml:space="preserve">. Document 4 states that there is “a balance of executive, non-executive and independent directors”; this statement should be assessed against the actual composition.</w:t>
       </w:r>
     </w:p>
     <w:p>
@@ -6172,7 +6185,7 @@
                 <w:sz w:val="18"/>
                 <w:szCs w:val="18"/>
               </w:rPr>
-              <w:t xml:space="preserve">Action / information required</w:t>
+              <w:t xml:space="preserve">APC conclusion / recommendation</w:t>
             </w:r>
           </w:p>
         </w:tc>
@@ -6584,90 +6597,51 @@
             <w:r>
               <w:rPr>
                 <w:rFonts w:ascii="Arial" w:cs="Arial" w:eastAsia="Arial" w:hAnsi="Arial"/>
-                <w:b w:val="false"/>
-                <w:bCs w:val="false"/>
-                <w:i w:val="false"/>
-                <w:iCs w:val="false"/>
-                <w:color w:val="0070C0"/>
-                <w:sz w:val="18"/>
-                <w:szCs w:val="18"/>
-              </w:rPr>
-              <w:t xml:space="preserve">Two independent of seven, with </w:t>
-            </w:r>
-            <w:r>
-              <w:rPr>
-                <w:rFonts w:ascii="Arial" w:cs="Arial" w:eastAsia="Arial" w:hAnsi="Arial"/>
-                <w:b/>
-                <w:bCs/>
-                <w:i w:val="false"/>
-                <w:iCs w:val="false"/>
-                <w:color w:val="0070C0"/>
-                <w:sz w:val="18"/>
-                <w:szCs w:val="18"/>
-              </w:rPr>
-              <w:t xml:space="preserve">65% of the shares represented on the board</w:t>
-            </w:r>
-            <w:r>
-              <w:rPr>
-                <w:rFonts w:ascii="Arial" w:cs="Arial" w:eastAsia="Arial" w:hAnsi="Arial"/>
-                <w:b w:val="false"/>
-                <w:bCs w:val="false"/>
-                <w:i w:val="false"/>
-                <w:iCs w:val="false"/>
-                <w:color w:val="0070C0"/>
-                <w:sz w:val="18"/>
-                <w:szCs w:val="18"/>
-              </w:rPr>
-              <w:t xml:space="preserve"> by two non-independent nominees.</w:t>
-            </w:r>
-          </w:p>
-          <w:p>
-            <w:pPr>
-              <w:pStyle w:val="ListParagraph"/>
-              <w:numPr>
-                <w:ilvl w:val="0"/>
-                <w:numId w:val="2"/>
-              </w:numPr>
-              <w:spacing w:after="0" w:before="0" w:line="250" w:lineRule="auto"/>
-            </w:pPr>
-            <w:r>
-              <w:rPr>
-                <w:rFonts w:ascii="Arial" w:cs="Arial" w:eastAsia="Arial" w:hAnsi="Arial"/>
-                <w:b w:val="false"/>
-                <w:bCs w:val="false"/>
-                <w:i w:val="false"/>
-                <w:iCs w:val="false"/>
-                <w:color w:val="0070C0"/>
-                <w:sz w:val="18"/>
-                <w:szCs w:val="18"/>
-              </w:rPr>
-              <w:t xml:space="preserve">A </w:t>
-            </w:r>
-            <w:r>
-              <w:rPr>
-                <w:rFonts w:ascii="Arial" w:cs="Arial" w:eastAsia="Arial" w:hAnsi="Arial"/>
-                <w:b/>
-                <w:bCs/>
-                <w:i w:val="false"/>
-                <w:iCs w:val="false"/>
-                <w:color w:val="0070C0"/>
-                <w:sz w:val="18"/>
-                <w:szCs w:val="18"/>
-              </w:rPr>
-              <w:t xml:space="preserve">draft information memorandum</w:t>
-            </w:r>
-            <w:r>
-              <w:rPr>
-                <w:rFonts w:ascii="Arial" w:cs="Arial" w:eastAsia="Arial" w:hAnsi="Arial"/>
-                <w:b w:val="false"/>
-                <w:bCs w:val="false"/>
-                <w:i w:val="false"/>
-                <w:iCs w:val="false"/>
-                <w:color w:val="0070C0"/>
-                <w:sz w:val="18"/>
-                <w:szCs w:val="18"/>
-              </w:rPr>
-              <w:t xml:space="preserve"> is a document on which an investor will rely.</w:t>
+                <w:b/>
+                <w:bCs/>
+                <w:i w:val="false"/>
+                <w:iCs w:val="false"/>
+                <w:color w:val="0070C0"/>
+                <w:sz w:val="18"/>
+                <w:szCs w:val="18"/>
+              </w:rPr>
+              <w:t xml:space="preserve">2/7 independent</w:t>
+            </w:r>
+            <w:r>
+              <w:rPr>
+                <w:rFonts w:ascii="Arial" w:cs="Arial" w:eastAsia="Arial" w:hAnsi="Arial"/>
+                <w:b w:val="false"/>
+                <w:bCs w:val="false"/>
+                <w:i w:val="false"/>
+                <w:iCs w:val="false"/>
+                <w:color w:val="0070C0"/>
+                <w:sz w:val="18"/>
+                <w:szCs w:val="18"/>
+              </w:rPr>
+              <w:t xml:space="preserve">, with 65% of the shares represented on the board by two non-independent nominees.</w:t>
+            </w:r>
+          </w:p>
+          <w:p>
+            <w:pPr>
+              <w:pStyle w:val="ListParagraph"/>
+              <w:numPr>
+                <w:ilvl w:val="0"/>
+                <w:numId w:val="2"/>
+              </w:numPr>
+              <w:spacing w:after="0" w:before="0" w:line="250" w:lineRule="auto"/>
+            </w:pPr>
+            <w:r>
+              <w:rPr>
+                <w:rFonts w:ascii="Arial" w:cs="Arial" w:eastAsia="Arial" w:hAnsi="Arial"/>
+                <w:b w:val="false"/>
+                <w:bCs w:val="false"/>
+                <w:i w:val="false"/>
+                <w:iCs w:val="false"/>
+                <w:color w:val="0070C0"/>
+                <w:sz w:val="18"/>
+                <w:szCs w:val="18"/>
+              </w:rPr>
+              <w:t xml:space="preserve">The information memorandum must accurately describe the board’s independence because a potential investor may rely on it to assess Axion’s governance and decide whether to invest. If the board appears more independent than it is, the investor could be misled.</w:t>
             </w:r>
           </w:p>
         </w:tc>
@@ -6707,82 +6681,69 @@
                 <w:sz w:val="18"/>
                 <w:szCs w:val="18"/>
               </w:rPr>
-              <w:t xml:space="preserve">Test the assertion against the actual composition before it is issued.</w:t>
-            </w:r>
-          </w:p>
-          <w:p>
-            <w:pPr>
-              <w:pStyle w:val="ListParagraph"/>
-              <w:numPr>
-                <w:ilvl w:val="0"/>
-                <w:numId w:val="2"/>
-              </w:numPr>
-              <w:spacing w:after="0" w:before="0" w:line="250" w:lineRule="auto"/>
-            </w:pPr>
-            <w:r>
-              <w:rPr>
-                <w:rFonts w:ascii="Arial" w:cs="Arial" w:eastAsia="Arial" w:hAnsi="Arial"/>
-                <w:b w:val="false"/>
-                <w:bCs w:val="false"/>
-                <w:i w:val="false"/>
-                <w:iCs w:val="false"/>
-                <w:color w:val="0070C0"/>
-                <w:sz w:val="18"/>
-                <w:szCs w:val="18"/>
-              </w:rPr>
-              <w:t xml:space="preserve">Obtain the </w:t>
-            </w:r>
-            <w:r>
-              <w:rPr>
-                <w:rFonts w:ascii="Arial" w:cs="Arial" w:eastAsia="Arial" w:hAnsi="Arial"/>
-                <w:b/>
-                <w:bCs/>
-                <w:i w:val="false"/>
-                <w:iCs w:val="false"/>
-                <w:color w:val="0070C0"/>
-                <w:sz w:val="18"/>
-                <w:szCs w:val="18"/>
-              </w:rPr>
-              <w:t xml:space="preserve">board charter</w:t>
-            </w:r>
-            <w:r>
-              <w:rPr>
-                <w:rFonts w:ascii="Arial" w:cs="Arial" w:eastAsia="Arial" w:hAnsi="Arial"/>
-                <w:b w:val="false"/>
-                <w:bCs w:val="false"/>
-                <w:i w:val="false"/>
-                <w:iCs w:val="false"/>
-                <w:color w:val="0070C0"/>
-                <w:sz w:val="18"/>
-                <w:szCs w:val="18"/>
-              </w:rPr>
-              <w:t xml:space="preserve">, the </w:t>
-            </w:r>
-            <w:r>
-              <w:rPr>
-                <w:rFonts w:ascii="Arial" w:cs="Arial" w:eastAsia="Arial" w:hAnsi="Arial"/>
-                <w:b/>
-                <w:bCs/>
-                <w:i w:val="false"/>
-                <w:iCs w:val="false"/>
-                <w:color w:val="0070C0"/>
-                <w:sz w:val="18"/>
-                <w:szCs w:val="18"/>
-              </w:rPr>
-              <w:t xml:space="preserve">independence assessment</w:t>
-            </w:r>
-            <w:r>
-              <w:rPr>
-                <w:rFonts w:ascii="Arial" w:cs="Arial" w:eastAsia="Arial" w:hAnsi="Arial"/>
-                <w:b w:val="false"/>
-                <w:bCs w:val="false"/>
-                <w:i w:val="false"/>
-                <w:iCs w:val="false"/>
-                <w:color w:val="0070C0"/>
-                <w:sz w:val="18"/>
-                <w:szCs w:val="18"/>
-              </w:rPr>
-              <w:t xml:space="preserve"> and the minutes recording it.</w:t>
+              <w:t xml:space="preserve">The statement that the board is balanced is </w:t>
+            </w:r>
+            <w:r>
+              <w:rPr>
+                <w:rFonts w:ascii="Arial" w:cs="Arial" w:eastAsia="Arial" w:hAnsi="Arial"/>
+                <w:b/>
+                <w:bCs/>
+                <w:i w:val="false"/>
+                <w:iCs w:val="false"/>
+                <w:color w:val="0070C0"/>
+                <w:sz w:val="18"/>
+                <w:szCs w:val="18"/>
+              </w:rPr>
+              <w:t xml:space="preserve">not fully supported</w:t>
+            </w:r>
+            <w:r>
+              <w:rPr>
+                <w:rFonts w:ascii="Arial" w:cs="Arial" w:eastAsia="Arial" w:hAnsi="Arial"/>
+                <w:b w:val="false"/>
+                <w:bCs w:val="false"/>
+                <w:i w:val="false"/>
+                <w:iCs w:val="false"/>
+                <w:color w:val="0070C0"/>
+                <w:sz w:val="18"/>
+                <w:szCs w:val="18"/>
+              </w:rPr>
+              <w:t xml:space="preserve"> because only two of seven directors are described as independent.</w:t>
+            </w:r>
+          </w:p>
+          <w:p>
+            <w:pPr>
+              <w:pStyle w:val="ListParagraph"/>
+              <w:numPr>
+                <w:ilvl w:val="0"/>
+                <w:numId w:val="2"/>
+              </w:numPr>
+              <w:spacing w:after="0" w:before="0" w:line="250" w:lineRule="auto"/>
+            </w:pPr>
+            <w:r>
+              <w:rPr>
+                <w:rFonts w:ascii="Arial" w:cs="Arial" w:eastAsia="Arial" w:hAnsi="Arial"/>
+                <w:b/>
+                <w:bCs/>
+                <w:i w:val="false"/>
+                <w:iCs w:val="false"/>
+                <w:color w:val="0070C0"/>
+                <w:sz w:val="18"/>
+                <w:szCs w:val="18"/>
+              </w:rPr>
+              <w:t xml:space="preserve">Recommend</w:t>
+            </w:r>
+            <w:r>
+              <w:rPr>
+                <w:rFonts w:ascii="Arial" w:cs="Arial" w:eastAsia="Arial" w:hAnsi="Arial"/>
+                <w:b w:val="false"/>
+                <w:bCs w:val="false"/>
+                <w:i w:val="false"/>
+                <w:iCs w:val="false"/>
+                <w:color w:val="0070C0"/>
+                <w:sz w:val="18"/>
+                <w:szCs w:val="18"/>
+              </w:rPr>
+              <w:t xml:space="preserve"> that the wording in the information memorandum be amended or supported by a formal independence assessment before issue.</w:t>
             </w:r>
           </w:p>
         </w:tc>
@@ -7130,33 +7091,33 @@
                 <w:sz w:val="18"/>
                 <w:szCs w:val="18"/>
               </w:rPr>
-              <w:t xml:space="preserve"> — partner of a 30% shareholder. Both are </w:t>
-            </w:r>
-            <w:r>
-              <w:rPr>
-                <w:rFonts w:ascii="Arial" w:cs="Arial" w:eastAsia="Arial" w:hAnsi="Arial"/>
-                <w:b/>
-                <w:bCs/>
-                <w:i w:val="false"/>
-                <w:iCs w:val="false"/>
-                <w:color w:val="0070C0"/>
-                <w:sz w:val="18"/>
-                <w:szCs w:val="18"/>
-              </w:rPr>
-              <w:t xml:space="preserve">shareholder nominees</w:t>
-            </w:r>
-            <w:r>
-              <w:rPr>
-                <w:rFonts w:ascii="Arial" w:cs="Arial" w:eastAsia="Arial" w:hAnsi="Arial"/>
-                <w:b w:val="false"/>
-                <w:bCs w:val="false"/>
-                <w:i w:val="false"/>
-                <w:iCs w:val="false"/>
-                <w:color w:val="0070C0"/>
-                <w:sz w:val="18"/>
-                <w:szCs w:val="18"/>
-              </w:rPr>
-              <w:t xml:space="preserve"> and neither is independent.</w:t>
+              <w:t xml:space="preserve"> — partner of a 30% shareholder. Both are shareholder nominees and </w:t>
+            </w:r>
+            <w:r>
+              <w:rPr>
+                <w:rFonts w:ascii="Arial" w:cs="Arial" w:eastAsia="Arial" w:hAnsi="Arial"/>
+                <w:b/>
+                <w:bCs/>
+                <w:i w:val="false"/>
+                <w:iCs w:val="false"/>
+                <w:color w:val="0070C0"/>
+                <w:sz w:val="18"/>
+                <w:szCs w:val="18"/>
+              </w:rPr>
+              <w:t xml:space="preserve">neither is independent</w:t>
+            </w:r>
+            <w:r>
+              <w:rPr>
+                <w:rFonts w:ascii="Arial" w:cs="Arial" w:eastAsia="Arial" w:hAnsi="Arial"/>
+                <w:b w:val="false"/>
+                <w:bCs w:val="false"/>
+                <w:i w:val="false"/>
+                <w:iCs w:val="false"/>
+                <w:color w:val="0070C0"/>
+                <w:sz w:val="18"/>
+                <w:szCs w:val="18"/>
+              </w:rPr>
+              <w:t xml:space="preserve">.</w:t>
             </w:r>
           </w:p>
           <w:p>
@@ -7294,82 +7255,69 @@
                 <w:sz w:val="18"/>
                 <w:szCs w:val="18"/>
               </w:rPr>
-              <w:t xml:space="preserve">Ask for the board’s </w:t>
-            </w:r>
-            <w:r>
-              <w:rPr>
-                <w:rFonts w:ascii="Arial" w:cs="Arial" w:eastAsia="Arial" w:hAnsi="Arial"/>
-                <w:b/>
-                <w:bCs/>
-                <w:i w:val="false"/>
-                <w:iCs w:val="false"/>
-                <w:color w:val="0070C0"/>
-                <w:sz w:val="18"/>
-                <w:szCs w:val="18"/>
-              </w:rPr>
-              <w:t xml:space="preserve">independence assessment for each director</w:t>
-            </w:r>
-            <w:r>
-              <w:rPr>
-                <w:rFonts w:ascii="Arial" w:cs="Arial" w:eastAsia="Arial" w:hAnsi="Arial"/>
-                <w:b w:val="false"/>
-                <w:bCs w:val="false"/>
-                <w:i w:val="false"/>
-                <w:iCs w:val="false"/>
-                <w:color w:val="0070C0"/>
-                <w:sz w:val="18"/>
-                <w:szCs w:val="18"/>
-              </w:rPr>
-              <w:t xml:space="preserve">, and how often it is repeated.</w:t>
-            </w:r>
-          </w:p>
-          <w:p>
-            <w:pPr>
-              <w:pStyle w:val="ListParagraph"/>
-              <w:numPr>
-                <w:ilvl w:val="0"/>
-                <w:numId w:val="2"/>
-              </w:numPr>
-              <w:spacing w:after="0" w:before="0" w:line="250" w:lineRule="auto"/>
-            </w:pPr>
-            <w:r>
-              <w:rPr>
-                <w:rFonts w:ascii="Arial" w:cs="Arial" w:eastAsia="Arial" w:hAnsi="Arial"/>
-                <w:b w:val="false"/>
-                <w:bCs w:val="false"/>
-                <w:i w:val="false"/>
-                <w:iCs w:val="false"/>
-                <w:color w:val="0070C0"/>
-                <w:sz w:val="18"/>
-                <w:szCs w:val="18"/>
-              </w:rPr>
-              <w:t xml:space="preserve">Ask </w:t>
-            </w:r>
-            <w:r>
-              <w:rPr>
-                <w:rFonts w:ascii="Arial" w:cs="Arial" w:eastAsia="Arial" w:hAnsi="Arial"/>
-                <w:b/>
-                <w:bCs/>
-                <w:i w:val="false"/>
-                <w:iCs w:val="false"/>
-                <w:color w:val="0070C0"/>
-                <w:sz w:val="18"/>
-                <w:szCs w:val="18"/>
-              </w:rPr>
-              <w:t xml:space="preserve">how long September and Mthanda have served</w:t>
-            </w:r>
-            <w:r>
-              <w:rPr>
-                <w:rFonts w:ascii="Arial" w:cs="Arial" w:eastAsia="Arial" w:hAnsi="Arial"/>
-                <w:b w:val="false"/>
-                <w:bCs w:val="false"/>
-                <w:i w:val="false"/>
-                <w:iCs w:val="false"/>
-                <w:color w:val="0070C0"/>
-                <w:sz w:val="18"/>
-                <w:szCs w:val="18"/>
-              </w:rPr>
-              <w:t xml:space="preserve">; long tenure is itself an independence indicator.</w:t>
+              <w:t xml:space="preserve">Independence should be </w:t>
+            </w:r>
+            <w:r>
+              <w:rPr>
+                <w:rFonts w:ascii="Arial" w:cs="Arial" w:eastAsia="Arial" w:hAnsi="Arial"/>
+                <w:b/>
+                <w:bCs/>
+                <w:i w:val="false"/>
+                <w:iCs w:val="false"/>
+                <w:color w:val="0070C0"/>
+                <w:sz w:val="18"/>
+                <w:szCs w:val="18"/>
+              </w:rPr>
+              <w:t xml:space="preserve">assessed in substance</w:t>
+            </w:r>
+            <w:r>
+              <w:rPr>
+                <w:rFonts w:ascii="Arial" w:cs="Arial" w:eastAsia="Arial" w:hAnsi="Arial"/>
+                <w:b w:val="false"/>
+                <w:bCs w:val="false"/>
+                <w:i w:val="false"/>
+                <w:iCs w:val="false"/>
+                <w:color w:val="0070C0"/>
+                <w:sz w:val="18"/>
+                <w:szCs w:val="18"/>
+              </w:rPr>
+              <w:t xml:space="preserve"> and not accepted from a director’s title alone.</w:t>
+            </w:r>
+          </w:p>
+          <w:p>
+            <w:pPr>
+              <w:pStyle w:val="ListParagraph"/>
+              <w:numPr>
+                <w:ilvl w:val="0"/>
+                <w:numId w:val="2"/>
+              </w:numPr>
+              <w:spacing w:after="0" w:before="0" w:line="250" w:lineRule="auto"/>
+            </w:pPr>
+            <w:r>
+              <w:rPr>
+                <w:rFonts w:ascii="Arial" w:cs="Arial" w:eastAsia="Arial" w:hAnsi="Arial"/>
+                <w:b/>
+                <w:bCs/>
+                <w:i w:val="false"/>
+                <w:iCs w:val="false"/>
+                <w:color w:val="0070C0"/>
+                <w:sz w:val="18"/>
+                <w:szCs w:val="18"/>
+              </w:rPr>
+              <w:t xml:space="preserve">Recommend</w:t>
+            </w:r>
+            <w:r>
+              <w:rPr>
+                <w:rFonts w:ascii="Arial" w:cs="Arial" w:eastAsia="Arial" w:hAnsi="Arial"/>
+                <w:b w:val="false"/>
+                <w:bCs w:val="false"/>
+                <w:i w:val="false"/>
+                <w:iCs w:val="false"/>
+                <w:color w:val="0070C0"/>
+                <w:sz w:val="18"/>
+                <w:szCs w:val="18"/>
+              </w:rPr>
+              <w:t xml:space="preserve"> an annual assessment considering length of service, shareholding, previous employment, business relationships and nominee status, with reasons documented.</w:t>
             </w:r>
           </w:p>
         </w:tc>
@@ -7757,7 +7705,33 @@
                 <w:sz w:val="18"/>
                 <w:szCs w:val="18"/>
               </w:rPr>
-              <w:t xml:space="preserve">Ask whether a lead independent director has been considered and, if not, why not.</w:t>
+              <w:t xml:space="preserve">The board </w:t>
+            </w:r>
+            <w:r>
+              <w:rPr>
+                <w:rFonts w:ascii="Arial" w:cs="Arial" w:eastAsia="Arial" w:hAnsi="Arial"/>
+                <w:b/>
+                <w:bCs/>
+                <w:i w:val="false"/>
+                <w:iCs w:val="false"/>
+                <w:color w:val="0070C0"/>
+                <w:sz w:val="18"/>
+                <w:szCs w:val="18"/>
+              </w:rPr>
+              <w:t xml:space="preserve">should appoint a lead independent director</w:t>
+            </w:r>
+            <w:r>
+              <w:rPr>
+                <w:rFonts w:ascii="Arial" w:cs="Arial" w:eastAsia="Arial" w:hAnsi="Arial"/>
+                <w:b w:val="false"/>
+                <w:bCs w:val="false"/>
+                <w:i w:val="false"/>
+                <w:iCs w:val="false"/>
+                <w:color w:val="0070C0"/>
+                <w:sz w:val="18"/>
+                <w:szCs w:val="18"/>
+              </w:rPr>
+              <w:t xml:space="preserve"> to lead matters where the chair is conflicted, unavailable or being evaluated.</w:t>
             </w:r>
           </w:p>
         </w:tc>
@@ -7836,7 +7810,33 @@
                 <w:sz w:val="18"/>
                 <w:szCs w:val="18"/>
               </w:rPr>
-              <w:t xml:space="preserve">Two of five non-executives are nominees of shareholders holding 65% between them.</w:t>
+              <w:t xml:space="preserve">Two of five non-executives are nominees of shareholders holding </w:t>
+            </w:r>
+            <w:r>
+              <w:rPr>
+                <w:rFonts w:ascii="Arial" w:cs="Arial" w:eastAsia="Arial" w:hAnsi="Arial"/>
+                <w:b/>
+                <w:bCs/>
+                <w:i w:val="false"/>
+                <w:iCs w:val="false"/>
+                <w:color w:val="000000"/>
+                <w:sz w:val="18"/>
+                <w:szCs w:val="18"/>
+              </w:rPr>
+              <w:t xml:space="preserve">65%</w:t>
+            </w:r>
+            <w:r>
+              <w:rPr>
+                <w:rFonts w:ascii="Arial" w:cs="Arial" w:eastAsia="Arial" w:hAnsi="Arial"/>
+                <w:b w:val="false"/>
+                <w:bCs w:val="false"/>
+                <w:i w:val="false"/>
+                <w:iCs w:val="false"/>
+                <w:color w:val="000000"/>
+                <w:sz w:val="18"/>
+                <w:szCs w:val="18"/>
+              </w:rPr>
+              <w:t xml:space="preserve"> between them.</w:t>
             </w:r>
           </w:p>
           <w:p>
@@ -7885,33 +7885,7 @@
                 <w:sz w:val="18"/>
                 <w:szCs w:val="18"/>
               </w:rPr>
-              <w:t xml:space="preserve">, and that </w:t>
-            </w:r>
-            <w:r>
-              <w:rPr>
-                <w:rFonts w:ascii="Arial" w:cs="Arial" w:eastAsia="Arial" w:hAnsi="Arial"/>
-                <w:b/>
-                <w:bCs/>
-                <w:i w:val="false"/>
-                <w:iCs w:val="false"/>
-                <w:color w:val="000000"/>
-                <w:sz w:val="18"/>
-                <w:szCs w:val="18"/>
-              </w:rPr>
-              <w:t xml:space="preserve">minority shareholders</w:t>
-            </w:r>
-            <w:r>
-              <w:rPr>
-                <w:rFonts w:ascii="Arial" w:cs="Arial" w:eastAsia="Arial" w:hAnsi="Arial"/>
-                <w:b w:val="false"/>
-                <w:bCs w:val="false"/>
-                <w:i w:val="false"/>
-                <w:iCs w:val="false"/>
-                <w:color w:val="000000"/>
-                <w:sz w:val="18"/>
-                <w:szCs w:val="18"/>
-              </w:rPr>
-              <w:t xml:space="preserve"> — including the Employee &amp; Empowerment Trust — are not protected.</w:t>
+              <w:t xml:space="preserve">, and that minority shareholders — including the Employee &amp; Empowerment Trust — are not protected.</w:t>
             </w:r>
           </w:p>
         </w:tc>
@@ -8154,7 +8128,7 @@
                 <w:sz w:val="18"/>
                 <w:szCs w:val="18"/>
               </w:rPr>
-              <w:t xml:space="preserve">, not to Ubuntu or Horizon. This is the point most often missed.</w:t>
+              <w:t xml:space="preserve">, not to Ubuntu or Horizon.</w:t>
             </w:r>
           </w:p>
           <w:p>
@@ -8269,30 +8243,69 @@
                 <w:sz w:val="18"/>
                 <w:szCs w:val="18"/>
               </w:rPr>
-              <w:t xml:space="preserve">Ask whether nominee directors have been briefed that their duty runs to Axion.</w:t>
-            </w:r>
-          </w:p>
-          <w:p>
-            <w:pPr>
-              <w:pStyle w:val="ListParagraph"/>
-              <w:numPr>
-                <w:ilvl w:val="0"/>
-                <w:numId w:val="2"/>
-              </w:numPr>
-              <w:spacing w:after="0" w:before="0" w:line="250" w:lineRule="auto"/>
-            </w:pPr>
-            <w:r>
-              <w:rPr>
-                <w:rFonts w:ascii="Arial" w:cs="Arial" w:eastAsia="Arial" w:hAnsi="Arial"/>
-                <w:b w:val="false"/>
-                <w:bCs w:val="false"/>
-                <w:i w:val="false"/>
-                <w:iCs w:val="false"/>
-                <w:color w:val="0070C0"/>
-                <w:sz w:val="18"/>
-                <w:szCs w:val="18"/>
-              </w:rPr>
-              <w:t xml:space="preserve">Ask how the Trust’s interests are represented and who exercises its vote.</w:t>
+              <w:t xml:space="preserve">The shareholder nominees </w:t>
+            </w:r>
+            <w:r>
+              <w:rPr>
+                <w:rFonts w:ascii="Arial" w:cs="Arial" w:eastAsia="Arial" w:hAnsi="Arial"/>
+                <w:b/>
+                <w:bCs/>
+                <w:i w:val="false"/>
+                <w:iCs w:val="false"/>
+                <w:color w:val="0070C0"/>
+                <w:sz w:val="18"/>
+                <w:szCs w:val="18"/>
+              </w:rPr>
+              <w:t xml:space="preserve">may reduce objective decision-making</w:t>
+            </w:r>
+            <w:r>
+              <w:rPr>
+                <w:rFonts w:ascii="Arial" w:cs="Arial" w:eastAsia="Arial" w:hAnsi="Arial"/>
+                <w:b w:val="false"/>
+                <w:bCs w:val="false"/>
+                <w:i w:val="false"/>
+                <w:iCs w:val="false"/>
+                <w:color w:val="0070C0"/>
+                <w:sz w:val="18"/>
+                <w:szCs w:val="18"/>
+              </w:rPr>
+              <w:t xml:space="preserve"> and must act in Axion’s best interests rather than those of Ubuntu or Horizon.</w:t>
+            </w:r>
+          </w:p>
+          <w:p>
+            <w:pPr>
+              <w:pStyle w:val="ListParagraph"/>
+              <w:numPr>
+                <w:ilvl w:val="0"/>
+                <w:numId w:val="2"/>
+              </w:numPr>
+              <w:spacing w:after="0" w:before="0" w:line="250" w:lineRule="auto"/>
+            </w:pPr>
+            <w:r>
+              <w:rPr>
+                <w:rFonts w:ascii="Arial" w:cs="Arial" w:eastAsia="Arial" w:hAnsi="Arial"/>
+                <w:b/>
+                <w:bCs/>
+                <w:i w:val="false"/>
+                <w:iCs w:val="false"/>
+                <w:color w:val="0070C0"/>
+                <w:sz w:val="18"/>
+                <w:szCs w:val="18"/>
+              </w:rPr>
+              <w:t xml:space="preserve">Recommend</w:t>
+            </w:r>
+            <w:r>
+              <w:rPr>
+                <w:rFonts w:ascii="Arial" w:cs="Arial" w:eastAsia="Arial" w:hAnsi="Arial"/>
+                <w:b w:val="false"/>
+                <w:bCs w:val="false"/>
+                <w:i w:val="false"/>
+                <w:iCs w:val="false"/>
+                <w:color w:val="0070C0"/>
+                <w:sz w:val="18"/>
+                <w:szCs w:val="18"/>
+              </w:rPr>
+              <w:t xml:space="preserve"> formal conflict and recusal procedures, controls over shareholder information sharing, and consideration of the Trust’s interests in major decisions.</w:t>
             </w:r>
           </w:p>
         </w:tc>
@@ -8605,46 +8618,82 @@
                 <w:ilvl w:val="0"/>
                 <w:numId w:val="2"/>
               </w:numPr>
-              <w:spacing w:after="0" w:before="0" w:line="250" w:lineRule="auto"/>
-            </w:pPr>
-            <w:r>
-              <w:rPr>
-                <w:rFonts w:ascii="Arial" w:cs="Arial" w:eastAsia="Arial" w:hAnsi="Arial"/>
-                <w:b w:val="false"/>
-                <w:bCs w:val="false"/>
-                <w:i w:val="false"/>
-                <w:iCs w:val="false"/>
-                <w:color w:val="0070C0"/>
-                <w:sz w:val="18"/>
-                <w:szCs w:val="18"/>
-              </w:rPr>
-              <w:t xml:space="preserve">Ask for the </w:t>
-            </w:r>
-            <w:r>
-              <w:rPr>
-                <w:rFonts w:ascii="Arial" w:cs="Arial" w:eastAsia="Arial" w:hAnsi="Arial"/>
-                <w:b/>
-                <w:bCs/>
-                <w:i w:val="false"/>
-                <w:iCs w:val="false"/>
-                <w:color w:val="0070C0"/>
-                <w:sz w:val="18"/>
-                <w:szCs w:val="18"/>
-              </w:rPr>
-              <w:t xml:space="preserve">board skills matrix</w:t>
-            </w:r>
-            <w:r>
-              <w:rPr>
-                <w:rFonts w:ascii="Arial" w:cs="Arial" w:eastAsia="Arial" w:hAnsi="Arial"/>
-                <w:b w:val="false"/>
-                <w:bCs w:val="false"/>
-                <w:i w:val="false"/>
-                <w:iCs w:val="false"/>
-                <w:color w:val="0070C0"/>
-                <w:sz w:val="18"/>
-                <w:szCs w:val="18"/>
-              </w:rPr>
-              <w:t xml:space="preserve"> and the outcome of the last board evaluation.</w:t>
+              <w:spacing w:after="40" w:before="0" w:line="250" w:lineRule="auto"/>
+            </w:pPr>
+            <w:r>
+              <w:rPr>
+                <w:rFonts w:ascii="Arial" w:cs="Arial" w:eastAsia="Arial" w:hAnsi="Arial"/>
+                <w:b w:val="false"/>
+                <w:bCs w:val="false"/>
+                <w:i w:val="false"/>
+                <w:iCs w:val="false"/>
+                <w:color w:val="0070C0"/>
+                <w:sz w:val="18"/>
+                <w:szCs w:val="18"/>
+              </w:rPr>
+              <w:t xml:space="preserve">The board </w:t>
+            </w:r>
+            <w:r>
+              <w:rPr>
+                <w:rFonts w:ascii="Arial" w:cs="Arial" w:eastAsia="Arial" w:hAnsi="Arial"/>
+                <w:b/>
+                <w:bCs/>
+                <w:i w:val="false"/>
+                <w:iCs w:val="false"/>
+                <w:color w:val="0070C0"/>
+                <w:sz w:val="18"/>
+                <w:szCs w:val="18"/>
+              </w:rPr>
+              <w:t xml:space="preserve">may lack the sustainability, cyber and technology-governance expertise</w:t>
+            </w:r>
+            <w:r>
+              <w:rPr>
+                <w:rFonts w:ascii="Arial" w:cs="Arial" w:eastAsia="Arial" w:hAnsi="Arial"/>
+                <w:b w:val="false"/>
+                <w:bCs w:val="false"/>
+                <w:i w:val="false"/>
+                <w:iCs w:val="false"/>
+                <w:color w:val="0070C0"/>
+                <w:sz w:val="18"/>
+                <w:szCs w:val="18"/>
+              </w:rPr>
+              <w:t xml:space="preserve"> needed for Axion’s strategy and AI pilot.</w:t>
+            </w:r>
+          </w:p>
+          <w:p>
+            <w:pPr>
+              <w:pStyle w:val="ListParagraph"/>
+              <w:numPr>
+                <w:ilvl w:val="0"/>
+                <w:numId w:val="2"/>
+              </w:numPr>
+              <w:spacing w:after="0" w:before="0" w:line="250" w:lineRule="auto"/>
+            </w:pPr>
+            <w:r>
+              <w:rPr>
+                <w:rFonts w:ascii="Arial" w:cs="Arial" w:eastAsia="Arial" w:hAnsi="Arial"/>
+                <w:b/>
+                <w:bCs/>
+                <w:i w:val="false"/>
+                <w:iCs w:val="false"/>
+                <w:color w:val="0070C0"/>
+                <w:sz w:val="18"/>
+                <w:szCs w:val="18"/>
+              </w:rPr>
+              <w:t xml:space="preserve">Recommend</w:t>
+            </w:r>
+            <w:r>
+              <w:rPr>
+                <w:rFonts w:ascii="Arial" w:cs="Arial" w:eastAsia="Arial" w:hAnsi="Arial"/>
+                <w:b w:val="false"/>
+                <w:bCs w:val="false"/>
+                <w:i w:val="false"/>
+                <w:iCs w:val="false"/>
+                <w:color w:val="0070C0"/>
+                <w:sz w:val="18"/>
+                <w:szCs w:val="18"/>
+              </w:rPr>
+              <w:t xml:space="preserve"> that identified skills gaps be addressed through targeted appointments, director training or independent advisers.</w:t>
             </w:r>
           </w:p>
         </w:tc>
@@ -8702,7 +8751,7 @@
           <w:sz w:val="18"/>
           <w:szCs w:val="18"/>
         </w:rPr>
-        <w:t xml:space="preserve">The sharpest single trigger on page 11 and 12. Michael van de Wyk chairs the Investment Committee while serving as investment director of Ubuntu Infrastructure, which holds 35% of Axion.</w:t>
+        <w:t xml:space="preserve">A significant governance issue arises because Michael van de Wyk chairs the Investment Committee while serving as investment director of Ubuntu Infrastructure, which holds 35% of Axion.</w:t>
       </w:r>
     </w:p>
     <w:tbl>
@@ -8914,7 +8963,7 @@
                 <w:sz w:val="18"/>
                 <w:szCs w:val="18"/>
               </w:rPr>
-              <w:t xml:space="preserve">Action / information required</w:t>
+              <w:t xml:space="preserve">APC conclusion / recommendation</w:t>
             </w:r>
           </w:p>
         </w:tc>
@@ -9458,46 +9507,46 @@
                 <w:sz w:val="18"/>
                 <w:szCs w:val="18"/>
               </w:rPr>
-              <w:t xml:space="preserve">Do not assume s75 applies automatically.</w:t>
-            </w:r>
-            <w:r>
-              <w:rPr>
-                <w:rFonts w:ascii="Arial" w:cs="Arial" w:eastAsia="Arial" w:hAnsi="Arial"/>
-                <w:b w:val="false"/>
-                <w:bCs w:val="false"/>
-                <w:i w:val="false"/>
-                <w:iCs w:val="false"/>
-                <w:color w:val="0070C0"/>
-                <w:sz w:val="18"/>
-                <w:szCs w:val="18"/>
-              </w:rPr>
-              <w:t xml:space="preserve"> s75 turns on a </w:t>
-            </w:r>
-            <w:r>
-              <w:rPr>
-                <w:rFonts w:ascii="Arial" w:cs="Arial" w:eastAsia="Arial" w:hAnsi="Arial"/>
-                <w:b/>
-                <w:bCs/>
-                <w:i w:val="false"/>
-                <w:iCs w:val="false"/>
-                <w:color w:val="0070C0"/>
-                <w:sz w:val="18"/>
-                <w:szCs w:val="18"/>
-              </w:rPr>
-              <w:t xml:space="preserve">personal</w:t>
-            </w:r>
-            <w:r>
-              <w:rPr>
-                <w:rFonts w:ascii="Arial" w:cs="Arial" w:eastAsia="Arial" w:hAnsi="Arial"/>
-                <w:b w:val="false"/>
-                <w:bCs w:val="false"/>
-                <w:i w:val="false"/>
-                <w:iCs w:val="false"/>
-                <w:color w:val="0070C0"/>
-                <w:sz w:val="18"/>
-                <w:szCs w:val="18"/>
-              </w:rPr>
-              <w:t xml:space="preserve"> financial interest of the director, or of a person related to the director. Van de Wyk’s employer holding an interest is not by itself his personal financial interest.</w:t>
+              <w:t xml:space="preserve">Section 75 applies only if</w:t>
+            </w:r>
+            <w:r>
+              <w:rPr>
+                <w:rFonts w:ascii="Arial" w:cs="Arial" w:eastAsia="Arial" w:hAnsi="Arial"/>
+                <w:b w:val="false"/>
+                <w:bCs w:val="false"/>
+                <w:i w:val="false"/>
+                <w:iCs w:val="false"/>
+                <w:color w:val="0070C0"/>
+                <w:sz w:val="18"/>
+                <w:szCs w:val="18"/>
+              </w:rPr>
+              <w:t xml:space="preserve"> Van de Wyk, or a person related to him, has a </w:t>
+            </w:r>
+            <w:r>
+              <w:rPr>
+                <w:rFonts w:ascii="Arial" w:cs="Arial" w:eastAsia="Arial" w:hAnsi="Arial"/>
+                <w:b/>
+                <w:bCs/>
+                <w:i w:val="false"/>
+                <w:iCs w:val="false"/>
+                <w:color w:val="0070C0"/>
+                <w:sz w:val="18"/>
+                <w:szCs w:val="18"/>
+              </w:rPr>
+              <w:t xml:space="preserve">personal financial interest</w:t>
+            </w:r>
+            <w:r>
+              <w:rPr>
+                <w:rFonts w:ascii="Arial" w:cs="Arial" w:eastAsia="Arial" w:hAnsi="Arial"/>
+                <w:b w:val="false"/>
+                <w:bCs w:val="false"/>
+                <w:i w:val="false"/>
+                <w:iCs w:val="false"/>
+                <w:color w:val="0070C0"/>
+                <w:sz w:val="18"/>
+                <w:szCs w:val="18"/>
+              </w:rPr>
+              <w:t xml:space="preserve"> in the investment decision.</w:t>
             </w:r>
           </w:p>
           <w:p>
@@ -9512,28 +9561,41 @@
             <w:r>
               <w:rPr>
                 <w:rFonts w:ascii="Arial" w:cs="Arial" w:eastAsia="Arial" w:hAnsi="Arial"/>
-                <w:b/>
-                <w:bCs/>
-                <w:i w:val="false"/>
-                <w:iCs w:val="false"/>
-                <w:color w:val="0070C0"/>
-                <w:sz w:val="18"/>
-                <w:szCs w:val="18"/>
-              </w:rPr>
-              <w:t xml:space="preserve">Establish the facts:</w:t>
-            </w:r>
-            <w:r>
-              <w:rPr>
-                <w:rFonts w:ascii="Arial" w:cs="Arial" w:eastAsia="Arial" w:hAnsi="Arial"/>
-                <w:b w:val="false"/>
-                <w:bCs w:val="false"/>
-                <w:i w:val="false"/>
-                <w:iCs w:val="false"/>
-                <w:color w:val="0070C0"/>
-                <w:sz w:val="18"/>
-                <w:szCs w:val="18"/>
-              </w:rPr>
-              <w:t xml:space="preserve"> does Van de Wyk hold any interest in Ubuntu, any carried interest, any incentive linked to Ubuntu’s return on Axion, or any interest in a co-investment vehicle?</w:t>
+                <w:b w:val="false"/>
+                <w:bCs w:val="false"/>
+                <w:i w:val="false"/>
+                <w:iCs w:val="false"/>
+                <w:color w:val="0070C0"/>
+                <w:sz w:val="18"/>
+                <w:szCs w:val="18"/>
+              </w:rPr>
+              <w:t xml:space="preserve">His </w:t>
+            </w:r>
+            <w:r>
+              <w:rPr>
+                <w:rFonts w:ascii="Arial" w:cs="Arial" w:eastAsia="Arial" w:hAnsi="Arial"/>
+                <w:b/>
+                <w:bCs/>
+                <w:i w:val="false"/>
+                <w:iCs w:val="false"/>
+                <w:color w:val="0070C0"/>
+                <w:sz w:val="18"/>
+                <w:szCs w:val="18"/>
+              </w:rPr>
+              <w:t xml:space="preserve">employment by Ubuntu does not automatically create</w:t>
+            </w:r>
+            <w:r>
+              <w:rPr>
+                <w:rFonts w:ascii="Arial" w:cs="Arial" w:eastAsia="Arial" w:hAnsi="Arial"/>
+                <w:b w:val="false"/>
+                <w:bCs w:val="false"/>
+                <w:i w:val="false"/>
+                <w:iCs w:val="false"/>
+                <w:color w:val="0070C0"/>
+                <w:sz w:val="18"/>
+                <w:szCs w:val="18"/>
+              </w:rPr>
+              <w:t xml:space="preserve"> a personal financial interest. Confirm whether he owns an interest in Ubuntu or receives a benefit linked to Ubuntu’s return on Axion.</w:t>
             </w:r>
           </w:p>
           <w:p>
@@ -9556,21 +9618,31 @@
                 <w:sz w:val="18"/>
                 <w:szCs w:val="18"/>
               </w:rPr>
-              <w:t xml:space="preserve">If he does</w:t>
-            </w:r>
-            <w:r>
-              <w:rPr>
-                <w:rFonts w:ascii="Arial" w:cs="Arial" w:eastAsia="Arial" w:hAnsi="Arial"/>
-                <w:b w:val="false"/>
-                <w:bCs w:val="false"/>
-                <w:i w:val="false"/>
-                <w:iCs w:val="false"/>
-                <w:color w:val="0070C0"/>
-                <w:sz w:val="18"/>
-                <w:szCs w:val="18"/>
-              </w:rPr>
-              <w:t xml:space="preserve">, s75 disclosure and recusal are engaged. </w:t>
-            </w:r>
+              <w:t xml:space="preserve">If he has such an interest</w:t>
+            </w:r>
+            <w:r>
+              <w:rPr>
+                <w:rFonts w:ascii="Arial" w:cs="Arial" w:eastAsia="Arial" w:hAnsi="Arial"/>
+                <w:b w:val="false"/>
+                <w:bCs w:val="false"/>
+                <w:i w:val="false"/>
+                <w:iCs w:val="false"/>
+                <w:color w:val="0070C0"/>
+                <w:sz w:val="18"/>
+                <w:szCs w:val="18"/>
+              </w:rPr>
+              <w:t xml:space="preserve">, he must disclose it and not participate in the decision.</w:t>
+            </w:r>
+          </w:p>
+          <w:p>
+            <w:pPr>
+              <w:pStyle w:val="ListParagraph"/>
+              <w:numPr>
+                <w:ilvl w:val="0"/>
+                <w:numId w:val="2"/>
+              </w:numPr>
+              <w:spacing w:after="0" w:before="0" w:line="250" w:lineRule="auto"/>
+            </w:pPr>
             <w:r>
               <w:rPr>
                 <w:rFonts w:ascii="Arial" w:cs="Arial" w:eastAsia="Arial" w:hAnsi="Arial"/>
@@ -9595,95 +9667,33 @@
                 <w:sz w:val="18"/>
                 <w:szCs w:val="18"/>
               </w:rPr>
-              <w:t xml:space="preserve">, the matter is still a conflict of interest under </w:t>
-            </w:r>
-            <w:r>
-              <w:rPr>
-                <w:rFonts w:ascii="Arial" w:cs="Arial" w:eastAsia="Arial" w:hAnsi="Arial"/>
-                <w:b/>
-                <w:bCs/>
-                <w:i w:val="false"/>
-                <w:iCs w:val="false"/>
-                <w:color w:val="0070C0"/>
-                <w:sz w:val="18"/>
-                <w:szCs w:val="18"/>
-              </w:rPr>
-              <w:t xml:space="preserve">King V</w:t>
-            </w:r>
-            <w:r>
-              <w:rPr>
-                <w:rFonts w:ascii="Arial" w:cs="Arial" w:eastAsia="Arial" w:hAnsi="Arial"/>
-                <w:b w:val="false"/>
-                <w:bCs w:val="false"/>
-                <w:i w:val="false"/>
-                <w:iCs w:val="false"/>
-                <w:color w:val="0070C0"/>
-                <w:sz w:val="18"/>
-                <w:szCs w:val="18"/>
-              </w:rPr>
-              <w:t xml:space="preserve"> and is caught by </w:t>
-            </w:r>
-            <w:r>
-              <w:rPr>
-                <w:rFonts w:ascii="Arial" w:cs="Arial" w:eastAsia="Arial" w:hAnsi="Arial"/>
-                <w:b/>
-                <w:bCs/>
-                <w:i w:val="false"/>
-                <w:iCs w:val="false"/>
-                <w:color w:val="0070C0"/>
-                <w:sz w:val="18"/>
-                <w:szCs w:val="18"/>
-              </w:rPr>
-              <w:t xml:space="preserve">s76(2)(a)</w:t>
-            </w:r>
-            <w:r>
-              <w:rPr>
-                <w:rFonts w:ascii="Arial" w:cs="Arial" w:eastAsia="Arial" w:hAnsi="Arial"/>
-                <w:b w:val="false"/>
-                <w:bCs w:val="false"/>
-                <w:i w:val="false"/>
-                <w:iCs w:val="false"/>
-                <w:color w:val="0070C0"/>
-                <w:sz w:val="18"/>
-                <w:szCs w:val="18"/>
-              </w:rPr>
-              <w:t xml:space="preserve"> if Axion information is used for Ubuntu’s benefit.</w:t>
-            </w:r>
-          </w:p>
-          <w:p>
-            <w:pPr>
-              <w:pStyle w:val="ListParagraph"/>
-              <w:numPr>
-                <w:ilvl w:val="0"/>
-                <w:numId w:val="2"/>
-              </w:numPr>
-              <w:spacing w:after="0" w:before="0" w:line="250" w:lineRule="auto"/>
-            </w:pPr>
-            <w:r>
-              <w:rPr>
-                <w:rFonts w:ascii="Arial" w:cs="Arial" w:eastAsia="Arial" w:hAnsi="Arial"/>
-                <w:b/>
-                <w:bCs/>
-                <w:i w:val="false"/>
-                <w:iCs w:val="false"/>
-                <w:color w:val="0070C0"/>
-                <w:sz w:val="18"/>
-                <w:szCs w:val="18"/>
-              </w:rPr>
-              <w:t xml:space="preserve">s76(2)(a) is the provision that bites regardless</w:t>
-            </w:r>
-            <w:r>
-              <w:rPr>
-                <w:rFonts w:ascii="Arial" w:cs="Arial" w:eastAsia="Arial" w:hAnsi="Arial"/>
-                <w:b w:val="false"/>
-                <w:bCs w:val="false"/>
-                <w:i w:val="false"/>
-                <w:iCs w:val="false"/>
-                <w:color w:val="0070C0"/>
-                <w:sz w:val="18"/>
-                <w:szCs w:val="18"/>
-              </w:rPr>
-              <w:t xml:space="preserve">, because Van de Wyk necessarily holds Axion information that is valuable to Ubuntu.</w:t>
+              <w:t xml:space="preserve">, section 75 may not apply, but he must still comply with </w:t>
+            </w:r>
+            <w:r>
+              <w:rPr>
+                <w:rFonts w:ascii="Arial" w:cs="Arial" w:eastAsia="Arial" w:hAnsi="Arial"/>
+                <w:b/>
+                <w:bCs/>
+                <w:i w:val="false"/>
+                <w:iCs w:val="false"/>
+                <w:color w:val="0070C0"/>
+                <w:sz w:val="18"/>
+                <w:szCs w:val="18"/>
+              </w:rPr>
+              <w:t xml:space="preserve">section 76</w:t>
+            </w:r>
+            <w:r>
+              <w:rPr>
+                <w:rFonts w:ascii="Arial" w:cs="Arial" w:eastAsia="Arial" w:hAnsi="Arial"/>
+                <w:b w:val="false"/>
+                <w:bCs w:val="false"/>
+                <w:i w:val="false"/>
+                <w:iCs w:val="false"/>
+                <w:color w:val="0070C0"/>
+                <w:sz w:val="18"/>
+                <w:szCs w:val="18"/>
+              </w:rPr>
+              <w:t xml:space="preserve"> and must not use Axion’s information or his position to benefit Ubuntu.</w:t>
             </w:r>
           </w:p>
         </w:tc>
@@ -9723,232 +9733,95 @@
                 <w:sz w:val="18"/>
                 <w:szCs w:val="18"/>
               </w:rPr>
-              <w:t xml:space="preserve">Obtain the </w:t>
-            </w:r>
-            <w:r>
-              <w:rPr>
-                <w:rFonts w:ascii="Arial" w:cs="Arial" w:eastAsia="Arial" w:hAnsi="Arial"/>
-                <w:b/>
-                <w:bCs/>
-                <w:i w:val="false"/>
-                <w:iCs w:val="false"/>
-                <w:color w:val="0070C0"/>
-                <w:sz w:val="18"/>
-                <w:szCs w:val="18"/>
-              </w:rPr>
-              <w:t xml:space="preserve">Investment Committee terms of reference</w:t>
-            </w:r>
-            <w:r>
-              <w:rPr>
-                <w:rFonts w:ascii="Arial" w:cs="Arial" w:eastAsia="Arial" w:hAnsi="Arial"/>
-                <w:b w:val="false"/>
-                <w:bCs w:val="false"/>
-                <w:i w:val="false"/>
-                <w:iCs w:val="false"/>
-                <w:color w:val="0070C0"/>
-                <w:sz w:val="18"/>
-                <w:szCs w:val="18"/>
-              </w:rPr>
-              <w:t xml:space="preserve"> — composition, quorum, approval limits, and whether it recommends or decides.</w:t>
-            </w:r>
-          </w:p>
-          <w:p>
-            <w:pPr>
-              <w:pStyle w:val="ListParagraph"/>
-              <w:numPr>
-                <w:ilvl w:val="0"/>
-                <w:numId w:val="2"/>
-              </w:numPr>
-              <w:spacing w:after="40" w:before="0" w:line="250" w:lineRule="auto"/>
-            </w:pPr>
-            <w:r>
-              <w:rPr>
-                <w:rFonts w:ascii="Arial" w:cs="Arial" w:eastAsia="Arial" w:hAnsi="Arial"/>
-                <w:b w:val="false"/>
-                <w:bCs w:val="false"/>
-                <w:i w:val="false"/>
-                <w:iCs w:val="false"/>
-                <w:color w:val="0070C0"/>
-                <w:sz w:val="18"/>
-                <w:szCs w:val="18"/>
-              </w:rPr>
-              <w:t xml:space="preserve">Obtain the </w:t>
-            </w:r>
-            <w:r>
-              <w:rPr>
-                <w:rFonts w:ascii="Arial" w:cs="Arial" w:eastAsia="Arial" w:hAnsi="Arial"/>
-                <w:b/>
-                <w:bCs/>
-                <w:i w:val="false"/>
-                <w:iCs w:val="false"/>
-                <w:color w:val="0070C0"/>
-                <w:sz w:val="18"/>
-                <w:szCs w:val="18"/>
-              </w:rPr>
-              <w:t xml:space="preserve">conflicts register</w:t>
-            </w:r>
-            <w:r>
-              <w:rPr>
-                <w:rFonts w:ascii="Arial" w:cs="Arial" w:eastAsia="Arial" w:hAnsi="Arial"/>
-                <w:b w:val="false"/>
-                <w:bCs w:val="false"/>
-                <w:i w:val="false"/>
-                <w:iCs w:val="false"/>
-                <w:color w:val="0070C0"/>
-                <w:sz w:val="18"/>
-                <w:szCs w:val="18"/>
-              </w:rPr>
-              <w:t xml:space="preserve"> and the standing disclosures under </w:t>
-            </w:r>
-            <w:r>
-              <w:rPr>
-                <w:rFonts w:ascii="Arial" w:cs="Arial" w:eastAsia="Arial" w:hAnsi="Arial"/>
-                <w:b/>
-                <w:bCs/>
-                <w:i w:val="false"/>
-                <w:iCs w:val="false"/>
-                <w:color w:val="0070C0"/>
-                <w:sz w:val="18"/>
-                <w:szCs w:val="18"/>
-              </w:rPr>
-              <w:t xml:space="preserve">s75(4)</w:t>
-            </w:r>
-            <w:r>
-              <w:rPr>
-                <w:rFonts w:ascii="Arial" w:cs="Arial" w:eastAsia="Arial" w:hAnsi="Arial"/>
-                <w:b w:val="false"/>
-                <w:bCs w:val="false"/>
-                <w:i w:val="false"/>
-                <w:iCs w:val="false"/>
-                <w:color w:val="0070C0"/>
-                <w:sz w:val="18"/>
-                <w:szCs w:val="18"/>
-              </w:rPr>
-              <w:t xml:space="preserve"> and </w:t>
-            </w:r>
-            <w:r>
-              <w:rPr>
-                <w:rFonts w:ascii="Arial" w:cs="Arial" w:eastAsia="Arial" w:hAnsi="Arial"/>
-                <w:b/>
-                <w:bCs/>
-                <w:i w:val="false"/>
-                <w:iCs w:val="false"/>
-                <w:color w:val="0070C0"/>
-                <w:sz w:val="18"/>
-                <w:szCs w:val="18"/>
-              </w:rPr>
-              <w:t xml:space="preserve">s75(5)</w:t>
-            </w:r>
-            <w:r>
-              <w:rPr>
-                <w:rFonts w:ascii="Arial" w:cs="Arial" w:eastAsia="Arial" w:hAnsi="Arial"/>
-                <w:b w:val="false"/>
-                <w:bCs w:val="false"/>
-                <w:i w:val="false"/>
-                <w:iCs w:val="false"/>
-                <w:color w:val="0070C0"/>
-                <w:sz w:val="18"/>
-                <w:szCs w:val="18"/>
-              </w:rPr>
-              <w:t xml:space="preserve">.</w:t>
-            </w:r>
-          </w:p>
-          <w:p>
-            <w:pPr>
-              <w:pStyle w:val="ListParagraph"/>
-              <w:numPr>
-                <w:ilvl w:val="0"/>
-                <w:numId w:val="2"/>
-              </w:numPr>
-              <w:spacing w:after="40" w:before="0" w:line="250" w:lineRule="auto"/>
-            </w:pPr>
-            <w:r>
-              <w:rPr>
-                <w:rFonts w:ascii="Arial" w:cs="Arial" w:eastAsia="Arial" w:hAnsi="Arial"/>
-                <w:b w:val="false"/>
-                <w:bCs w:val="false"/>
-                <w:i w:val="false"/>
-                <w:iCs w:val="false"/>
-                <w:color w:val="0070C0"/>
-                <w:sz w:val="18"/>
-                <w:szCs w:val="18"/>
-              </w:rPr>
-              <w:t xml:space="preserve">Ask whether Ubuntu has </w:t>
-            </w:r>
-            <w:r>
-              <w:rPr>
-                <w:rFonts w:ascii="Arial" w:cs="Arial" w:eastAsia="Arial" w:hAnsi="Arial"/>
-                <w:b/>
-                <w:bCs/>
-                <w:i w:val="false"/>
-                <w:iCs w:val="false"/>
-                <w:color w:val="0070C0"/>
-                <w:sz w:val="18"/>
-                <w:szCs w:val="18"/>
-              </w:rPr>
-              <w:t xml:space="preserve">co-invested or may co-invest</w:t>
-            </w:r>
-            <w:r>
-              <w:rPr>
-                <w:rFonts w:ascii="Arial" w:cs="Arial" w:eastAsia="Arial" w:hAnsi="Arial"/>
-                <w:b w:val="false"/>
-                <w:bCs w:val="false"/>
-                <w:i w:val="false"/>
-                <w:iCs w:val="false"/>
-                <w:color w:val="0070C0"/>
-                <w:sz w:val="18"/>
-                <w:szCs w:val="18"/>
-              </w:rPr>
-              <w:t xml:space="preserve"> in any project in the pipeline.</w:t>
-            </w:r>
-          </w:p>
-          <w:p>
-            <w:pPr>
-              <w:pStyle w:val="ListParagraph"/>
-              <w:numPr>
-                <w:ilvl w:val="0"/>
-                <w:numId w:val="2"/>
-              </w:numPr>
-              <w:spacing w:after="0" w:before="0" w:line="250" w:lineRule="auto"/>
-            </w:pPr>
-            <w:r>
-              <w:rPr>
-                <w:rFonts w:ascii="Arial" w:cs="Arial" w:eastAsia="Arial" w:hAnsi="Arial"/>
-                <w:b w:val="false"/>
-                <w:bCs w:val="false"/>
-                <w:i w:val="false"/>
-                <w:iCs w:val="false"/>
-                <w:color w:val="0070C0"/>
-                <w:sz w:val="18"/>
-                <w:szCs w:val="18"/>
-              </w:rPr>
-              <w:t xml:space="preserve">Recommend: an </w:t>
-            </w:r>
-            <w:r>
-              <w:rPr>
-                <w:rFonts w:ascii="Arial" w:cs="Arial" w:eastAsia="Arial" w:hAnsi="Arial"/>
-                <w:b/>
-                <w:bCs/>
-                <w:i w:val="false"/>
-                <w:iCs w:val="false"/>
-                <w:color w:val="0070C0"/>
-                <w:sz w:val="18"/>
-                <w:szCs w:val="18"/>
-              </w:rPr>
-              <w:t xml:space="preserve">independent chair</w:t>
-            </w:r>
-            <w:r>
-              <w:rPr>
-                <w:rFonts w:ascii="Arial" w:cs="Arial" w:eastAsia="Arial" w:hAnsi="Arial"/>
-                <w:b w:val="false"/>
-                <w:bCs w:val="false"/>
-                <w:i w:val="false"/>
-                <w:iCs w:val="false"/>
-                <w:color w:val="0070C0"/>
-                <w:sz w:val="18"/>
-                <w:szCs w:val="18"/>
-              </w:rPr>
-              <w:t xml:space="preserve"> for the Investment Committee, or at minimum recusal and an independent quorum whenever Ubuntu has an interest.</w:t>
+              <w:t xml:space="preserve">Chairing the committee that allocates Axion’s capital while representing its </w:t>
+            </w:r>
+            <w:r>
+              <w:rPr>
+                <w:rFonts w:ascii="Arial" w:cs="Arial" w:eastAsia="Arial" w:hAnsi="Arial"/>
+                <w:b/>
+                <w:bCs/>
+                <w:i w:val="false"/>
+                <w:iCs w:val="false"/>
+                <w:color w:val="0070C0"/>
+                <w:sz w:val="18"/>
+                <w:szCs w:val="18"/>
+              </w:rPr>
+              <w:t xml:space="preserve">largest shareholder</w:t>
+            </w:r>
+            <w:r>
+              <w:rPr>
+                <w:rFonts w:ascii="Arial" w:cs="Arial" w:eastAsia="Arial" w:hAnsi="Arial"/>
+                <w:b w:val="false"/>
+                <w:bCs w:val="false"/>
+                <w:i w:val="false"/>
+                <w:iCs w:val="false"/>
+                <w:color w:val="0070C0"/>
+                <w:sz w:val="18"/>
+                <w:szCs w:val="18"/>
+              </w:rPr>
+              <w:t xml:space="preserve"> is a </w:t>
+            </w:r>
+            <w:r>
+              <w:rPr>
+                <w:rFonts w:ascii="Arial" w:cs="Arial" w:eastAsia="Arial" w:hAnsi="Arial"/>
+                <w:b/>
+                <w:bCs/>
+                <w:i w:val="false"/>
+                <w:iCs w:val="false"/>
+                <w:color w:val="0070C0"/>
+                <w:sz w:val="18"/>
+                <w:szCs w:val="18"/>
+              </w:rPr>
+              <w:t xml:space="preserve">conflict that must be managed</w:t>
+            </w:r>
+            <w:r>
+              <w:rPr>
+                <w:rFonts w:ascii="Arial" w:cs="Arial" w:eastAsia="Arial" w:hAnsi="Arial"/>
+                <w:b w:val="false"/>
+                <w:bCs w:val="false"/>
+                <w:i w:val="false"/>
+                <w:iCs w:val="false"/>
+                <w:color w:val="0070C0"/>
+                <w:sz w:val="18"/>
+                <w:szCs w:val="18"/>
+              </w:rPr>
+              <w:t xml:space="preserve">, whether or not s75 is engaged.</w:t>
+            </w:r>
+          </w:p>
+          <w:p>
+            <w:pPr>
+              <w:pStyle w:val="ListParagraph"/>
+              <w:numPr>
+                <w:ilvl w:val="0"/>
+                <w:numId w:val="2"/>
+              </w:numPr>
+              <w:spacing w:after="0" w:before="0" w:line="250" w:lineRule="auto"/>
+            </w:pPr>
+            <w:r>
+              <w:rPr>
+                <w:rFonts w:ascii="Arial" w:cs="Arial" w:eastAsia="Arial" w:hAnsi="Arial"/>
+                <w:b/>
+                <w:bCs/>
+                <w:i w:val="false"/>
+                <w:iCs w:val="false"/>
+                <w:color w:val="0070C0"/>
+                <w:sz w:val="18"/>
+                <w:szCs w:val="18"/>
+              </w:rPr>
+              <w:t xml:space="preserve">Recommend</w:t>
+            </w:r>
+            <w:r>
+              <w:rPr>
+                <w:rFonts w:ascii="Arial" w:cs="Arial" w:eastAsia="Arial" w:hAnsi="Arial"/>
+                <w:b w:val="false"/>
+                <w:bCs w:val="false"/>
+                <w:i w:val="false"/>
+                <w:iCs w:val="false"/>
+                <w:color w:val="0070C0"/>
+                <w:sz w:val="18"/>
+                <w:szCs w:val="18"/>
+              </w:rPr>
+              <w:t xml:space="preserve"> an independent chair for the Investment Committee, or at minimum recusal and an independent quorum whenever Ubuntu has an interest, supported by terms of reference and a conflicts register.</w:t>
             </w:r>
           </w:p>
         </w:tc>
@@ -10398,108 +10271,69 @@
                 <w:sz w:val="18"/>
                 <w:szCs w:val="18"/>
               </w:rPr>
-              <w:t xml:space="preserve">Ask whether the board can form an </w:t>
-            </w:r>
-            <w:r>
-              <w:rPr>
-                <w:rFonts w:ascii="Arial" w:cs="Arial" w:eastAsia="Arial" w:hAnsi="Arial"/>
-                <w:b/>
-                <w:bCs/>
-                <w:i w:val="false"/>
-                <w:iCs w:val="false"/>
-                <w:color w:val="0070C0"/>
-                <w:sz w:val="18"/>
-                <w:szCs w:val="18"/>
-              </w:rPr>
-              <w:t xml:space="preserve">independent quorum</w:t>
-            </w:r>
-            <w:r>
-              <w:rPr>
-                <w:rFonts w:ascii="Arial" w:cs="Arial" w:eastAsia="Arial" w:hAnsi="Arial"/>
-                <w:b w:val="false"/>
-                <w:bCs w:val="false"/>
-                <w:i w:val="false"/>
-                <w:iCs w:val="false"/>
-                <w:color w:val="0070C0"/>
-                <w:sz w:val="18"/>
-                <w:szCs w:val="18"/>
-              </w:rPr>
-              <w:t xml:space="preserve"> on a funding decision.</w:t>
-            </w:r>
-          </w:p>
-          <w:p>
-            <w:pPr>
-              <w:pStyle w:val="ListParagraph"/>
-              <w:numPr>
-                <w:ilvl w:val="0"/>
-                <w:numId w:val="2"/>
-              </w:numPr>
-              <w:spacing w:after="0" w:before="0" w:line="250" w:lineRule="auto"/>
-            </w:pPr>
-            <w:r>
-              <w:rPr>
-                <w:rFonts w:ascii="Arial" w:cs="Arial" w:eastAsia="Arial" w:hAnsi="Arial"/>
-                <w:b w:val="false"/>
-                <w:bCs w:val="false"/>
-                <w:i w:val="false"/>
-                <w:iCs w:val="false"/>
-                <w:color w:val="0070C0"/>
-                <w:sz w:val="18"/>
-                <w:szCs w:val="18"/>
-              </w:rPr>
-              <w:t xml:space="preserve">Recommend an </w:t>
-            </w:r>
-            <w:r>
-              <w:rPr>
-                <w:rFonts w:ascii="Arial" w:cs="Arial" w:eastAsia="Arial" w:hAnsi="Arial"/>
-                <w:b/>
-                <w:bCs/>
-                <w:i w:val="false"/>
-                <w:iCs w:val="false"/>
-                <w:color w:val="0070C0"/>
-                <w:sz w:val="18"/>
-                <w:szCs w:val="18"/>
-              </w:rPr>
-              <w:t xml:space="preserve">independent committee or independent adviser</w:t>
-            </w:r>
-            <w:r>
-              <w:rPr>
-                <w:rFonts w:ascii="Arial" w:cs="Arial" w:eastAsia="Arial" w:hAnsi="Arial"/>
-                <w:b w:val="false"/>
-                <w:bCs w:val="false"/>
-                <w:i w:val="false"/>
-                <w:iCs w:val="false"/>
-                <w:color w:val="0070C0"/>
-                <w:sz w:val="18"/>
-                <w:szCs w:val="18"/>
-              </w:rPr>
-              <w:t xml:space="preserve"> for the funding review, and a documented </w:t>
-            </w:r>
-            <w:r>
-              <w:rPr>
-                <w:rFonts w:ascii="Arial" w:cs="Arial" w:eastAsia="Arial" w:hAnsi="Arial"/>
-                <w:b/>
-                <w:bCs/>
-                <w:i w:val="false"/>
-                <w:iCs w:val="false"/>
-                <w:color w:val="0070C0"/>
-                <w:sz w:val="18"/>
-                <w:szCs w:val="18"/>
-              </w:rPr>
-              <w:t xml:space="preserve">fairness assessment</w:t>
-            </w:r>
-            <w:r>
-              <w:rPr>
-                <w:rFonts w:ascii="Arial" w:cs="Arial" w:eastAsia="Arial" w:hAnsi="Arial"/>
-                <w:b w:val="false"/>
-                <w:bCs w:val="false"/>
-                <w:i w:val="false"/>
-                <w:iCs w:val="false"/>
-                <w:color w:val="0070C0"/>
-                <w:sz w:val="18"/>
-                <w:szCs w:val="18"/>
-              </w:rPr>
-              <w:t xml:space="preserve"> of any shareholder-linked transaction.</w:t>
+              <w:t xml:space="preserve">The board </w:t>
+            </w:r>
+            <w:r>
+              <w:rPr>
+                <w:rFonts w:ascii="Arial" w:cs="Arial" w:eastAsia="Arial" w:hAnsi="Arial"/>
+                <w:b/>
+                <w:bCs/>
+                <w:i w:val="false"/>
+                <w:iCs w:val="false"/>
+                <w:color w:val="0070C0"/>
+                <w:sz w:val="18"/>
+                <w:szCs w:val="18"/>
+              </w:rPr>
+              <w:t xml:space="preserve">may be unable to form an independent quorum</w:t>
+            </w:r>
+            <w:r>
+              <w:rPr>
+                <w:rFonts w:ascii="Arial" w:cs="Arial" w:eastAsia="Arial" w:hAnsi="Arial"/>
+                <w:b w:val="false"/>
+                <w:bCs w:val="false"/>
+                <w:i w:val="false"/>
+                <w:iCs w:val="false"/>
+                <w:color w:val="0070C0"/>
+                <w:sz w:val="18"/>
+                <w:szCs w:val="18"/>
+              </w:rPr>
+              <w:t xml:space="preserve"> on the funding decision, which is the most material decision before it.</w:t>
+            </w:r>
+          </w:p>
+          <w:p>
+            <w:pPr>
+              <w:pStyle w:val="ListParagraph"/>
+              <w:numPr>
+                <w:ilvl w:val="0"/>
+                <w:numId w:val="2"/>
+              </w:numPr>
+              <w:spacing w:after="0" w:before="0" w:line="250" w:lineRule="auto"/>
+            </w:pPr>
+            <w:r>
+              <w:rPr>
+                <w:rFonts w:ascii="Arial" w:cs="Arial" w:eastAsia="Arial" w:hAnsi="Arial"/>
+                <w:b/>
+                <w:bCs/>
+                <w:i w:val="false"/>
+                <w:iCs w:val="false"/>
+                <w:color w:val="0070C0"/>
+                <w:sz w:val="18"/>
+                <w:szCs w:val="18"/>
+              </w:rPr>
+              <w:t xml:space="preserve">Recommend</w:t>
+            </w:r>
+            <w:r>
+              <w:rPr>
+                <w:rFonts w:ascii="Arial" w:cs="Arial" w:eastAsia="Arial" w:hAnsi="Arial"/>
+                <w:b w:val="false"/>
+                <w:bCs w:val="false"/>
+                <w:i w:val="false"/>
+                <w:iCs w:val="false"/>
+                <w:color w:val="0070C0"/>
+                <w:sz w:val="18"/>
+                <w:szCs w:val="18"/>
+              </w:rPr>
+              <w:t xml:space="preserve"> an independent committee or independent adviser for the funding review, and a documented fairness assessment of any shareholder-linked transaction.</w:t>
             </w:r>
           </w:p>
         </w:tc>
@@ -10783,46 +10617,82 @@
                 <w:ilvl w:val="0"/>
                 <w:numId w:val="2"/>
               </w:numPr>
-              <w:spacing w:after="0" w:before="0" w:line="250" w:lineRule="auto"/>
-            </w:pPr>
-            <w:r>
-              <w:rPr>
-                <w:rFonts w:ascii="Arial" w:cs="Arial" w:eastAsia="Arial" w:hAnsi="Arial"/>
-                <w:b w:val="false"/>
-                <w:bCs w:val="false"/>
-                <w:i w:val="false"/>
-                <w:iCs w:val="false"/>
-                <w:color w:val="0070C0"/>
-                <w:sz w:val="18"/>
-                <w:szCs w:val="18"/>
-              </w:rPr>
-              <w:t xml:space="preserve">Ask whether there is an </w:t>
-            </w:r>
-            <w:r>
-              <w:rPr>
-                <w:rFonts w:ascii="Arial" w:cs="Arial" w:eastAsia="Arial" w:hAnsi="Arial"/>
-                <w:b/>
-                <w:bCs/>
-                <w:i w:val="false"/>
-                <w:iCs w:val="false"/>
-                <w:color w:val="0070C0"/>
-                <w:sz w:val="18"/>
-                <w:szCs w:val="18"/>
-              </w:rPr>
-              <w:t xml:space="preserve">information-sharing protocol</w:t>
-            </w:r>
-            <w:r>
-              <w:rPr>
-                <w:rFonts w:ascii="Arial" w:cs="Arial" w:eastAsia="Arial" w:hAnsi="Arial"/>
-                <w:b w:val="false"/>
-                <w:bCs w:val="false"/>
-                <w:i w:val="false"/>
-                <w:iCs w:val="false"/>
-                <w:color w:val="0070C0"/>
-                <w:sz w:val="18"/>
-                <w:szCs w:val="18"/>
-              </w:rPr>
-              <w:t xml:space="preserve"> with the institutional shareholders, and what it permits.</w:t>
+              <w:spacing w:after="40" w:before="0" w:line="250" w:lineRule="auto"/>
+            </w:pPr>
+            <w:r>
+              <w:rPr>
+                <w:rFonts w:ascii="Arial" w:cs="Arial" w:eastAsia="Arial" w:hAnsi="Arial"/>
+                <w:b w:val="false"/>
+                <w:bCs w:val="false"/>
+                <w:i w:val="false"/>
+                <w:iCs w:val="false"/>
+                <w:color w:val="0070C0"/>
+                <w:sz w:val="18"/>
+                <w:szCs w:val="18"/>
+              </w:rPr>
+              <w:t xml:space="preserve">Reporting back to Ubuntu or Horizon </w:t>
+            </w:r>
+            <w:r>
+              <w:rPr>
+                <w:rFonts w:ascii="Arial" w:cs="Arial" w:eastAsia="Arial" w:hAnsi="Arial"/>
+                <w:b/>
+                <w:bCs/>
+                <w:i w:val="false"/>
+                <w:iCs w:val="false"/>
+                <w:color w:val="0070C0"/>
+                <w:sz w:val="18"/>
+                <w:szCs w:val="18"/>
+              </w:rPr>
+              <w:t xml:space="preserve">is not permitted</w:t>
+            </w:r>
+            <w:r>
+              <w:rPr>
+                <w:rFonts w:ascii="Arial" w:cs="Arial" w:eastAsia="Arial" w:hAnsi="Arial"/>
+                <w:b w:val="false"/>
+                <w:bCs w:val="false"/>
+                <w:i w:val="false"/>
+                <w:iCs w:val="false"/>
+                <w:color w:val="0070C0"/>
+                <w:sz w:val="18"/>
+                <w:szCs w:val="18"/>
+              </w:rPr>
+              <w:t xml:space="preserve"> where it uses Axion’s information for their advantage.</w:t>
+            </w:r>
+          </w:p>
+          <w:p>
+            <w:pPr>
+              <w:pStyle w:val="ListParagraph"/>
+              <w:numPr>
+                <w:ilvl w:val="0"/>
+                <w:numId w:val="2"/>
+              </w:numPr>
+              <w:spacing w:after="0" w:before="0" w:line="250" w:lineRule="auto"/>
+            </w:pPr>
+            <w:r>
+              <w:rPr>
+                <w:rFonts w:ascii="Arial" w:cs="Arial" w:eastAsia="Arial" w:hAnsi="Arial"/>
+                <w:b/>
+                <w:bCs/>
+                <w:i w:val="false"/>
+                <w:iCs w:val="false"/>
+                <w:color w:val="0070C0"/>
+                <w:sz w:val="18"/>
+                <w:szCs w:val="18"/>
+              </w:rPr>
+              <w:t xml:space="preserve">Recommend</w:t>
+            </w:r>
+            <w:r>
+              <w:rPr>
+                <w:rFonts w:ascii="Arial" w:cs="Arial" w:eastAsia="Arial" w:hAnsi="Arial"/>
+                <w:b w:val="false"/>
+                <w:bCs w:val="false"/>
+                <w:i w:val="false"/>
+                <w:iCs w:val="false"/>
+                <w:color w:val="0070C0"/>
+                <w:sz w:val="18"/>
+                <w:szCs w:val="18"/>
+              </w:rPr>
+              <w:t xml:space="preserve"> a written information-sharing protocol setting out what a nominee may report, and a confidentiality undertaking from each nominee.</w:t>
             </w:r>
           </w:p>
         </w:tc>
@@ -11093,7 +10963,7 @@
                 <w:sz w:val="18"/>
                 <w:szCs w:val="18"/>
               </w:rPr>
-              <w:t xml:space="preserve">Action / information required</w:t>
+              <w:t xml:space="preserve">APC conclusion / recommendation</w:t>
             </w:r>
           </w:p>
         </w:tc>
@@ -11680,108 +11550,121 @@
                 <w:sz w:val="18"/>
                 <w:szCs w:val="18"/>
               </w:rPr>
-              <w:t xml:space="preserve">Ask for </w:t>
-            </w:r>
-            <w:r>
-              <w:rPr>
-                <w:rFonts w:ascii="Arial" w:cs="Arial" w:eastAsia="Arial" w:hAnsi="Arial"/>
-                <w:b/>
-                <w:bCs/>
-                <w:i w:val="false"/>
-                <w:iCs w:val="false"/>
-                <w:color w:val="0070C0"/>
-                <w:sz w:val="18"/>
-                <w:szCs w:val="18"/>
-              </w:rPr>
-              <w:t xml:space="preserve">Dr September’s other directorships and commitments</w:t>
-            </w:r>
-            <w:r>
-              <w:rPr>
-                <w:rFonts w:ascii="Arial" w:cs="Arial" w:eastAsia="Arial" w:hAnsi="Arial"/>
-                <w:b w:val="false"/>
-                <w:bCs w:val="false"/>
-                <w:i w:val="false"/>
-                <w:iCs w:val="false"/>
-                <w:color w:val="0070C0"/>
-                <w:sz w:val="18"/>
-                <w:szCs w:val="18"/>
-              </w:rPr>
-              <w:t xml:space="preserve">, and the time she devotes to Axion.</w:t>
-            </w:r>
-          </w:p>
-          <w:p>
-            <w:pPr>
-              <w:pStyle w:val="ListParagraph"/>
-              <w:numPr>
-                <w:ilvl w:val="0"/>
-                <w:numId w:val="2"/>
-              </w:numPr>
-              <w:spacing w:after="0" w:before="0" w:line="250" w:lineRule="auto"/>
-            </w:pPr>
-            <w:r>
-              <w:rPr>
-                <w:rFonts w:ascii="Arial" w:cs="Arial" w:eastAsia="Arial" w:hAnsi="Arial"/>
-                <w:b w:val="false"/>
-                <w:bCs w:val="false"/>
-                <w:i w:val="false"/>
-                <w:iCs w:val="false"/>
-                <w:color w:val="0070C0"/>
-                <w:sz w:val="18"/>
-                <w:szCs w:val="18"/>
-              </w:rPr>
-              <w:t xml:space="preserve">Ask how many other </w:t>
-            </w:r>
-            <w:r>
-              <w:rPr>
-                <w:rFonts w:ascii="Arial" w:cs="Arial" w:eastAsia="Arial" w:hAnsi="Arial"/>
-                <w:b/>
-                <w:bCs/>
-                <w:i w:val="false"/>
-                <w:iCs w:val="false"/>
-                <w:color w:val="0070C0"/>
-                <w:sz w:val="18"/>
-                <w:szCs w:val="18"/>
-              </w:rPr>
-              <w:t xml:space="preserve">independent non-executives</w:t>
-            </w:r>
-            <w:r>
-              <w:rPr>
-                <w:rFonts w:ascii="Arial" w:cs="Arial" w:eastAsia="Arial" w:hAnsi="Arial"/>
-                <w:b w:val="false"/>
-                <w:bCs w:val="false"/>
-                <w:i w:val="false"/>
-                <w:iCs w:val="false"/>
-                <w:color w:val="0070C0"/>
-                <w:sz w:val="18"/>
-                <w:szCs w:val="18"/>
-              </w:rPr>
-              <w:t xml:space="preserve"> are available to take a committee chair. On the face of Document 4 the answer is </w:t>
-            </w:r>
-            <w:r>
-              <w:rPr>
-                <w:rFonts w:ascii="Arial" w:cs="Arial" w:eastAsia="Arial" w:hAnsi="Arial"/>
-                <w:b/>
-                <w:bCs/>
-                <w:i w:val="false"/>
-                <w:iCs w:val="false"/>
-                <w:color w:val="0070C0"/>
-                <w:sz w:val="18"/>
-                <w:szCs w:val="18"/>
-              </w:rPr>
-              <w:t xml:space="preserve">one</w:t>
-            </w:r>
-            <w:r>
-              <w:rPr>
-                <w:rFonts w:ascii="Arial" w:cs="Arial" w:eastAsia="Arial" w:hAnsi="Arial"/>
-                <w:b w:val="false"/>
-                <w:bCs w:val="false"/>
-                <w:i w:val="false"/>
-                <w:iCs w:val="false"/>
-                <w:color w:val="0070C0"/>
-                <w:sz w:val="18"/>
-                <w:szCs w:val="18"/>
-              </w:rPr>
-              <w:t xml:space="preserve">, which is the real constraint.</w:t>
+              <w:t xml:space="preserve">Holding the board chair and </w:t>
+            </w:r>
+            <w:r>
+              <w:rPr>
+                <w:rFonts w:ascii="Arial" w:cs="Arial" w:eastAsia="Arial" w:hAnsi="Arial"/>
+                <w:b/>
+                <w:bCs/>
+                <w:i w:val="false"/>
+                <w:iCs w:val="false"/>
+                <w:color w:val="0070C0"/>
+                <w:sz w:val="18"/>
+                <w:szCs w:val="18"/>
+              </w:rPr>
+              <w:t xml:space="preserve">two committee chairs</w:t>
+            </w:r>
+            <w:r>
+              <w:rPr>
+                <w:rFonts w:ascii="Arial" w:cs="Arial" w:eastAsia="Arial" w:hAnsi="Arial"/>
+                <w:b w:val="false"/>
+                <w:bCs w:val="false"/>
+                <w:i w:val="false"/>
+                <w:iCs w:val="false"/>
+                <w:color w:val="0070C0"/>
+                <w:sz w:val="18"/>
+                <w:szCs w:val="18"/>
+              </w:rPr>
+              <w:t xml:space="preserve"> concentrates influence in one director and </w:t>
+            </w:r>
+            <w:r>
+              <w:rPr>
+                <w:rFonts w:ascii="Arial" w:cs="Arial" w:eastAsia="Arial" w:hAnsi="Arial"/>
+                <w:b/>
+                <w:bCs/>
+                <w:i w:val="false"/>
+                <w:iCs w:val="false"/>
+                <w:color w:val="0070C0"/>
+                <w:sz w:val="18"/>
+                <w:szCs w:val="18"/>
+              </w:rPr>
+              <w:t xml:space="preserve">weakens the board’s oversight</w:t>
+            </w:r>
+            <w:r>
+              <w:rPr>
+                <w:rFonts w:ascii="Arial" w:cs="Arial" w:eastAsia="Arial" w:hAnsi="Arial"/>
+                <w:b w:val="false"/>
+                <w:bCs w:val="false"/>
+                <w:i w:val="false"/>
+                <w:iCs w:val="false"/>
+                <w:color w:val="0070C0"/>
+                <w:sz w:val="18"/>
+                <w:szCs w:val="18"/>
+              </w:rPr>
+              <w:t xml:space="preserve"> of those committees, because she reports to herself.</w:t>
+            </w:r>
+          </w:p>
+          <w:p>
+            <w:pPr>
+              <w:pStyle w:val="ListParagraph"/>
+              <w:numPr>
+                <w:ilvl w:val="0"/>
+                <w:numId w:val="2"/>
+              </w:numPr>
+              <w:spacing w:after="0" w:before="0" w:line="250" w:lineRule="auto"/>
+            </w:pPr>
+            <w:r>
+              <w:rPr>
+                <w:rFonts w:ascii="Arial" w:cs="Arial" w:eastAsia="Arial" w:hAnsi="Arial"/>
+                <w:b/>
+                <w:bCs/>
+                <w:i w:val="false"/>
+                <w:iCs w:val="false"/>
+                <w:color w:val="0070C0"/>
+                <w:sz w:val="18"/>
+                <w:szCs w:val="18"/>
+              </w:rPr>
+              <w:t xml:space="preserve">Recommend</w:t>
+            </w:r>
+            <w:r>
+              <w:rPr>
+                <w:rFonts w:ascii="Arial" w:cs="Arial" w:eastAsia="Arial" w:hAnsi="Arial"/>
+                <w:b w:val="false"/>
+                <w:bCs w:val="false"/>
+                <w:i w:val="false"/>
+                <w:iCs w:val="false"/>
+                <w:color w:val="0070C0"/>
+                <w:sz w:val="18"/>
+                <w:szCs w:val="18"/>
+              </w:rPr>
+              <w:t xml:space="preserve"> that at least one committee chair be reassigned. Axion has only </w:t>
+            </w:r>
+            <w:r>
+              <w:rPr>
+                <w:rFonts w:ascii="Arial" w:cs="Arial" w:eastAsia="Arial" w:hAnsi="Arial"/>
+                <w:b/>
+                <w:bCs/>
+                <w:i w:val="false"/>
+                <w:iCs w:val="false"/>
+                <w:color w:val="0070C0"/>
+                <w:sz w:val="18"/>
+                <w:szCs w:val="18"/>
+              </w:rPr>
+              <w:t xml:space="preserve">one other independent non-executive</w:t>
+            </w:r>
+            <w:r>
+              <w:rPr>
+                <w:rFonts w:ascii="Arial" w:cs="Arial" w:eastAsia="Arial" w:hAnsi="Arial"/>
+                <w:b w:val="false"/>
+                <w:bCs w:val="false"/>
+                <w:i w:val="false"/>
+                <w:iCs w:val="false"/>
+                <w:color w:val="0070C0"/>
+                <w:sz w:val="18"/>
+                <w:szCs w:val="18"/>
+              </w:rPr>
+              <w:t xml:space="preserve">, so this may require appointing a further independent director.</w:t>
             </w:r>
           </w:p>
         </w:tc>
@@ -12254,131 +12137,69 @@
                 <w:sz w:val="18"/>
                 <w:szCs w:val="18"/>
               </w:rPr>
-              <w:t xml:space="preserve">Confirm the </w:t>
-            </w:r>
-            <w:r>
-              <w:rPr>
-                <w:rFonts w:ascii="Arial" w:cs="Arial" w:eastAsia="Arial" w:hAnsi="Arial"/>
-                <w:b/>
-                <w:bCs/>
-                <w:i w:val="false"/>
-                <w:iCs w:val="false"/>
-                <w:color w:val="0070C0"/>
-                <w:sz w:val="18"/>
-                <w:szCs w:val="18"/>
-              </w:rPr>
-              <w:t xml:space="preserve">King V practice on who may chair remuneration</w:t>
-            </w:r>
-            <w:r>
-              <w:rPr>
-                <w:rFonts w:ascii="Arial" w:cs="Arial" w:eastAsia="Arial" w:hAnsi="Arial"/>
-                <w:b w:val="false"/>
-                <w:bCs w:val="false"/>
-                <w:i w:val="false"/>
-                <w:iCs w:val="false"/>
-                <w:color w:val="0070C0"/>
-                <w:sz w:val="18"/>
-                <w:szCs w:val="18"/>
-              </w:rPr>
-              <w:t xml:space="preserve">.</w:t>
-            </w:r>
-          </w:p>
-          <w:p>
-            <w:pPr>
-              <w:pStyle w:val="ListParagraph"/>
-              <w:numPr>
-                <w:ilvl w:val="0"/>
-                <w:numId w:val="2"/>
-              </w:numPr>
-              <w:spacing w:after="40" w:before="0" w:line="250" w:lineRule="auto"/>
-            </w:pPr>
-            <w:r>
-              <w:rPr>
-                <w:rFonts w:ascii="Arial" w:cs="Arial" w:eastAsia="Arial" w:hAnsi="Arial"/>
-                <w:b w:val="false"/>
-                <w:bCs w:val="false"/>
-                <w:i w:val="false"/>
-                <w:iCs w:val="false"/>
-                <w:color w:val="0070C0"/>
-                <w:sz w:val="18"/>
-                <w:szCs w:val="18"/>
-              </w:rPr>
-              <w:t xml:space="preserve">Ask whether directors’ fees have been approved by </w:t>
-            </w:r>
-            <w:r>
-              <w:rPr>
-                <w:rFonts w:ascii="Arial" w:cs="Arial" w:eastAsia="Arial" w:hAnsi="Arial"/>
-                <w:b/>
-                <w:bCs/>
-                <w:i w:val="false"/>
-                <w:iCs w:val="false"/>
-                <w:color w:val="0070C0"/>
-                <w:sz w:val="18"/>
-                <w:szCs w:val="18"/>
-              </w:rPr>
-              <w:t xml:space="preserve">special resolution</w:t>
-            </w:r>
-            <w:r>
-              <w:rPr>
-                <w:rFonts w:ascii="Arial" w:cs="Arial" w:eastAsia="Arial" w:hAnsi="Arial"/>
-                <w:b w:val="false"/>
-                <w:bCs w:val="false"/>
-                <w:i w:val="false"/>
-                <w:iCs w:val="false"/>
-                <w:color w:val="0070C0"/>
-                <w:sz w:val="18"/>
-                <w:szCs w:val="18"/>
-              </w:rPr>
-              <w:t xml:space="preserve"> under s66(9), and when.</w:t>
-            </w:r>
-          </w:p>
-          <w:p>
-            <w:pPr>
-              <w:pStyle w:val="ListParagraph"/>
-              <w:numPr>
-                <w:ilvl w:val="0"/>
-                <w:numId w:val="2"/>
-              </w:numPr>
-              <w:spacing w:after="0" w:before="0" w:line="250" w:lineRule="auto"/>
-            </w:pPr>
-            <w:r>
-              <w:rPr>
-                <w:rFonts w:ascii="Arial" w:cs="Arial" w:eastAsia="Arial" w:hAnsi="Arial"/>
-                <w:b w:val="false"/>
-                <w:bCs w:val="false"/>
-                <w:i w:val="false"/>
-                <w:iCs w:val="false"/>
-                <w:color w:val="0070C0"/>
-                <w:sz w:val="18"/>
-                <w:szCs w:val="18"/>
-              </w:rPr>
-              <w:t xml:space="preserve">Recommend that an </w:t>
-            </w:r>
-            <w:r>
-              <w:rPr>
-                <w:rFonts w:ascii="Arial" w:cs="Arial" w:eastAsia="Arial" w:hAnsi="Arial"/>
-                <w:b/>
-                <w:bCs/>
-                <w:i w:val="false"/>
-                <w:iCs w:val="false"/>
-                <w:color w:val="0070C0"/>
-                <w:sz w:val="18"/>
-                <w:szCs w:val="18"/>
-              </w:rPr>
-              <w:t xml:space="preserve">independent non-executive other than the board chair</w:t>
-            </w:r>
-            <w:r>
-              <w:rPr>
-                <w:rFonts w:ascii="Arial" w:cs="Arial" w:eastAsia="Arial" w:hAnsi="Arial"/>
-                <w:b w:val="false"/>
-                <w:bCs w:val="false"/>
-                <w:i w:val="false"/>
-                <w:iCs w:val="false"/>
-                <w:color w:val="0070C0"/>
-                <w:sz w:val="18"/>
-                <w:szCs w:val="18"/>
-              </w:rPr>
-              <w:t xml:space="preserve"> chairs Remuneration &amp; Nomination, or that the chair recuses herself from her own matters.</w:t>
+              <w:t xml:space="preserve">The board chair chairing Remuneration &amp; Nomination is a </w:t>
+            </w:r>
+            <w:r>
+              <w:rPr>
+                <w:rFonts w:ascii="Arial" w:cs="Arial" w:eastAsia="Arial" w:hAnsi="Arial"/>
+                <w:b/>
+                <w:bCs/>
+                <w:i w:val="false"/>
+                <w:iCs w:val="false"/>
+                <w:color w:val="0070C0"/>
+                <w:sz w:val="18"/>
+                <w:szCs w:val="18"/>
+              </w:rPr>
+              <w:t xml:space="preserve">departure from recommended practice</w:t>
+            </w:r>
+            <w:r>
+              <w:rPr>
+                <w:rFonts w:ascii="Arial" w:cs="Arial" w:eastAsia="Arial" w:hAnsi="Arial"/>
+                <w:b w:val="false"/>
+                <w:bCs w:val="false"/>
+                <w:i w:val="false"/>
+                <w:iCs w:val="false"/>
+                <w:color w:val="0070C0"/>
+                <w:sz w:val="18"/>
+                <w:szCs w:val="18"/>
+              </w:rPr>
+              <w:t xml:space="preserve"> and creates a self-interest conflict over her own fees, re-election and the nomination of colleagues.</w:t>
+            </w:r>
+          </w:p>
+          <w:p>
+            <w:pPr>
+              <w:pStyle w:val="ListParagraph"/>
+              <w:numPr>
+                <w:ilvl w:val="0"/>
+                <w:numId w:val="2"/>
+              </w:numPr>
+              <w:spacing w:after="0" w:before="0" w:line="250" w:lineRule="auto"/>
+            </w:pPr>
+            <w:r>
+              <w:rPr>
+                <w:rFonts w:ascii="Arial" w:cs="Arial" w:eastAsia="Arial" w:hAnsi="Arial"/>
+                <w:b/>
+                <w:bCs/>
+                <w:i w:val="false"/>
+                <w:iCs w:val="false"/>
+                <w:color w:val="0070C0"/>
+                <w:sz w:val="18"/>
+                <w:szCs w:val="18"/>
+              </w:rPr>
+              <w:t xml:space="preserve">Recommend</w:t>
+            </w:r>
+            <w:r>
+              <w:rPr>
+                <w:rFonts w:ascii="Arial" w:cs="Arial" w:eastAsia="Arial" w:hAnsi="Arial"/>
+                <w:b w:val="false"/>
+                <w:bCs w:val="false"/>
+                <w:i w:val="false"/>
+                <w:iCs w:val="false"/>
+                <w:color w:val="0070C0"/>
+                <w:sz w:val="18"/>
+                <w:szCs w:val="18"/>
+              </w:rPr>
+              <w:t xml:space="preserve"> that an independent non-executive other than the board chair chairs this committee; failing that, that she recuses herself from her own remuneration and re-election, and that s66(9) approval is confirmed.</w:t>
             </w:r>
           </w:p>
         </w:tc>
@@ -12756,46 +12577,20 @@
                 <w:sz w:val="18"/>
                 <w:szCs w:val="18"/>
               </w:rPr>
-              <w:t xml:space="preserve">Obtain the committee’s </w:t>
-            </w:r>
-            <w:r>
-              <w:rPr>
-                <w:rFonts w:ascii="Arial" w:cs="Arial" w:eastAsia="Arial" w:hAnsi="Arial"/>
-                <w:b/>
-                <w:bCs/>
-                <w:i w:val="false"/>
-                <w:iCs w:val="false"/>
-                <w:color w:val="0070C0"/>
-                <w:sz w:val="18"/>
-                <w:szCs w:val="18"/>
-              </w:rPr>
-              <w:t xml:space="preserve">terms of reference</w:t>
-            </w:r>
-            <w:r>
-              <w:rPr>
-                <w:rFonts w:ascii="Arial" w:cs="Arial" w:eastAsia="Arial" w:hAnsi="Arial"/>
-                <w:b w:val="false"/>
-                <w:bCs w:val="false"/>
-                <w:i w:val="false"/>
-                <w:iCs w:val="false"/>
-                <w:color w:val="0070C0"/>
-                <w:sz w:val="18"/>
-                <w:szCs w:val="18"/>
-              </w:rPr>
-              <w:t xml:space="preserve"> and map them against </w:t>
-            </w:r>
-            <w:r>
-              <w:rPr>
-                <w:rFonts w:ascii="Arial" w:cs="Arial" w:eastAsia="Arial" w:hAnsi="Arial"/>
-                <w:b/>
-                <w:bCs/>
-                <w:i w:val="false"/>
-                <w:iCs w:val="false"/>
-                <w:color w:val="0070C0"/>
-                <w:sz w:val="18"/>
-                <w:szCs w:val="18"/>
-              </w:rPr>
-              <w:t xml:space="preserve">Reg 43(5)</w:t>
+              <w:t xml:space="preserve">A wider sustainability mandate is permissible, but the </w:t>
+            </w:r>
+            <w:r>
+              <w:rPr>
+                <w:rFonts w:ascii="Arial" w:cs="Arial" w:eastAsia="Arial" w:hAnsi="Arial"/>
+                <w:b/>
+                <w:bCs/>
+                <w:i w:val="false"/>
+                <w:iCs w:val="false"/>
+                <w:color w:val="0070C0"/>
+                <w:sz w:val="18"/>
+                <w:szCs w:val="18"/>
+              </w:rPr>
+              <w:t xml:space="preserve">statutory Reg 43(5) functions must still be discharged and evidenced</w:t>
             </w:r>
             <w:r>
               <w:rPr>
@@ -12823,41 +12618,54 @@
             <w:r>
               <w:rPr>
                 <w:rFonts w:ascii="Arial" w:cs="Arial" w:eastAsia="Arial" w:hAnsi="Arial"/>
-                <w:b w:val="false"/>
-                <w:bCs w:val="false"/>
-                <w:i w:val="false"/>
-                <w:iCs w:val="false"/>
-                <w:color w:val="0070C0"/>
-                <w:sz w:val="18"/>
-                <w:szCs w:val="18"/>
-              </w:rPr>
-              <w:t xml:space="preserve">Confirm that the committee </w:t>
-            </w:r>
-            <w:r>
-              <w:rPr>
-                <w:rFonts w:ascii="Arial" w:cs="Arial" w:eastAsia="Arial" w:hAnsi="Arial"/>
-                <w:b/>
-                <w:bCs/>
-                <w:i w:val="false"/>
-                <w:iCs w:val="false"/>
-                <w:color w:val="0070C0"/>
-                <w:sz w:val="18"/>
-                <w:szCs w:val="18"/>
-              </w:rPr>
-              <w:t xml:space="preserve">reports to shareholders</w:t>
-            </w:r>
-            <w:r>
-              <w:rPr>
-                <w:rFonts w:ascii="Arial" w:cs="Arial" w:eastAsia="Arial" w:hAnsi="Arial"/>
-                <w:b w:val="false"/>
-                <w:bCs w:val="false"/>
-                <w:i w:val="false"/>
-                <w:iCs w:val="false"/>
-                <w:color w:val="0070C0"/>
-                <w:sz w:val="18"/>
-                <w:szCs w:val="18"/>
-              </w:rPr>
-              <w:t xml:space="preserve"> as Reg 43(5)(c) requires.</w:t>
+                <w:b/>
+                <w:bCs/>
+                <w:i w:val="false"/>
+                <w:iCs w:val="false"/>
+                <w:color w:val="0070C0"/>
+                <w:sz w:val="18"/>
+                <w:szCs w:val="18"/>
+              </w:rPr>
+              <w:t xml:space="preserve">Recommend</w:t>
+            </w:r>
+            <w:r>
+              <w:rPr>
+                <w:rFonts w:ascii="Arial" w:cs="Arial" w:eastAsia="Arial" w:hAnsi="Arial"/>
+                <w:b w:val="false"/>
+                <w:bCs w:val="false"/>
+                <w:i w:val="false"/>
+                <w:iCs w:val="false"/>
+                <w:color w:val="0070C0"/>
+                <w:sz w:val="18"/>
+                <w:szCs w:val="18"/>
+              </w:rPr>
+              <w:t xml:space="preserve"> that the terms of reference be mapped against Reg 43(5) and that the committee’s </w:t>
+            </w:r>
+            <w:r>
+              <w:rPr>
+                <w:rFonts w:ascii="Arial" w:cs="Arial" w:eastAsia="Arial" w:hAnsi="Arial"/>
+                <w:b/>
+                <w:bCs/>
+                <w:i w:val="false"/>
+                <w:iCs w:val="false"/>
+                <w:color w:val="0070C0"/>
+                <w:sz w:val="18"/>
+                <w:szCs w:val="18"/>
+              </w:rPr>
+              <w:t xml:space="preserve">report to shareholders</w:t>
+            </w:r>
+            <w:r>
+              <w:rPr>
+                <w:rFonts w:ascii="Arial" w:cs="Arial" w:eastAsia="Arial" w:hAnsi="Arial"/>
+                <w:b w:val="false"/>
+                <w:bCs w:val="false"/>
+                <w:i w:val="false"/>
+                <w:iCs w:val="false"/>
+                <w:color w:val="0070C0"/>
+                <w:sz w:val="18"/>
+                <w:szCs w:val="18"/>
+              </w:rPr>
+              <w:t xml:space="preserve"> under Reg 43(5)(c) be confirmed.</w:t>
             </w:r>
           </w:p>
         </w:tc>
@@ -13127,7 +12935,7 @@
                 <w:sz w:val="18"/>
                 <w:szCs w:val="18"/>
               </w:rPr>
-              <w:t xml:space="preserve">Action / information required</w:t>
+              <w:t xml:space="preserve">APC conclusion / recommendation</w:t>
             </w:r>
           </w:p>
         </w:tc>
@@ -13838,111 +13646,85 @@
                 <w:sz w:val="18"/>
                 <w:szCs w:val="18"/>
               </w:rPr>
-              <w:t xml:space="preserve">Ask: </w:t>
-            </w:r>
-            <w:r>
-              <w:rPr>
-                <w:rFonts w:ascii="Arial" w:cs="Arial" w:eastAsia="Arial" w:hAnsi="Arial"/>
-                <w:b/>
-                <w:bCs/>
-                <w:i w:val="false"/>
-                <w:iCs w:val="false"/>
-                <w:color w:val="0070C0"/>
-                <w:sz w:val="18"/>
-                <w:szCs w:val="18"/>
-              </w:rPr>
-              <w:t xml:space="preserve">which firm</w:t>
-            </w:r>
-            <w:r>
-              <w:rPr>
-                <w:rFonts w:ascii="Arial" w:cs="Arial" w:eastAsia="Arial" w:hAnsi="Arial"/>
-                <w:b w:val="false"/>
-                <w:bCs w:val="false"/>
-                <w:i w:val="false"/>
-                <w:iCs w:val="false"/>
-                <w:color w:val="0070C0"/>
-                <w:sz w:val="18"/>
-                <w:szCs w:val="18"/>
-              </w:rPr>
-              <w:t xml:space="preserve">, </w:t>
-            </w:r>
-            <w:r>
-              <w:rPr>
-                <w:rFonts w:ascii="Arial" w:cs="Arial" w:eastAsia="Arial" w:hAnsi="Arial"/>
-                <w:b/>
-                <w:bCs/>
-                <w:i w:val="false"/>
-                <w:iCs w:val="false"/>
-                <w:color w:val="0070C0"/>
-                <w:sz w:val="18"/>
-                <w:szCs w:val="18"/>
-              </w:rPr>
-              <w:t xml:space="preserve">which role</w:t>
-            </w:r>
-            <w:r>
-              <w:rPr>
-                <w:rFonts w:ascii="Arial" w:cs="Arial" w:eastAsia="Arial" w:hAnsi="Arial"/>
-                <w:b w:val="false"/>
-                <w:bCs w:val="false"/>
-                <w:i w:val="false"/>
-                <w:iCs w:val="false"/>
-                <w:color w:val="0070C0"/>
-                <w:sz w:val="18"/>
-                <w:szCs w:val="18"/>
-              </w:rPr>
-              <w:t xml:space="preserve">, </w:t>
-            </w:r>
-            <w:r>
-              <w:rPr>
-                <w:rFonts w:ascii="Arial" w:cs="Arial" w:eastAsia="Arial" w:hAnsi="Arial"/>
-                <w:b/>
-                <w:bCs/>
-                <w:i w:val="false"/>
-                <w:iCs w:val="false"/>
-                <w:color w:val="0070C0"/>
-                <w:sz w:val="18"/>
-                <w:szCs w:val="18"/>
-              </w:rPr>
-              <w:t xml:space="preserve">when did she leave</w:t>
-            </w:r>
-            <w:r>
-              <w:rPr>
-                <w:rFonts w:ascii="Arial" w:cs="Arial" w:eastAsia="Arial" w:hAnsi="Arial"/>
-                <w:b w:val="false"/>
-                <w:bCs w:val="false"/>
-                <w:i w:val="false"/>
-                <w:iCs w:val="false"/>
-                <w:color w:val="0070C0"/>
-                <w:sz w:val="18"/>
-                <w:szCs w:val="18"/>
-              </w:rPr>
-              <w:t xml:space="preserve">, and </w:t>
-            </w:r>
-            <w:r>
-              <w:rPr>
-                <w:rFonts w:ascii="Arial" w:cs="Arial" w:eastAsia="Arial" w:hAnsi="Arial"/>
-                <w:b/>
-                <w:bCs/>
-                <w:i w:val="false"/>
-                <w:iCs w:val="false"/>
-                <w:color w:val="0070C0"/>
-                <w:sz w:val="18"/>
-                <w:szCs w:val="18"/>
-              </w:rPr>
-              <w:t xml:space="preserve">was she on the Axion engagement</w:t>
-            </w:r>
-            <w:r>
-              <w:rPr>
-                <w:rFonts w:ascii="Arial" w:cs="Arial" w:eastAsia="Arial" w:hAnsi="Arial"/>
-                <w:b w:val="false"/>
-                <w:bCs w:val="false"/>
-                <w:i w:val="false"/>
-                <w:iCs w:val="false"/>
-                <w:color w:val="0070C0"/>
-                <w:sz w:val="18"/>
-                <w:szCs w:val="18"/>
-              </w:rPr>
-              <w:t xml:space="preserve">?</w:t>
+              <w:t xml:space="preserve">If Mthanda was a partner of </w:t>
+            </w:r>
+            <w:r>
+              <w:rPr>
+                <w:rFonts w:ascii="Arial" w:cs="Arial" w:eastAsia="Arial" w:hAnsi="Arial"/>
+                <w:b/>
+                <w:bCs/>
+                <w:i w:val="false"/>
+                <w:iCs w:val="false"/>
+                <w:color w:val="0070C0"/>
+                <w:sz w:val="18"/>
+                <w:szCs w:val="18"/>
+              </w:rPr>
+              <w:t xml:space="preserve">KZL Inc</w:t>
+            </w:r>
+            <w:r>
+              <w:rPr>
+                <w:rFonts w:ascii="Arial" w:cs="Arial" w:eastAsia="Arial" w:hAnsi="Arial"/>
+                <w:b w:val="false"/>
+                <w:bCs w:val="false"/>
+                <w:i w:val="false"/>
+                <w:iCs w:val="false"/>
+                <w:color w:val="0070C0"/>
+                <w:sz w:val="18"/>
+                <w:szCs w:val="18"/>
+              </w:rPr>
+              <w:t xml:space="preserve"> and the cooling-off period has not expired, she </w:t>
+            </w:r>
+            <w:r>
+              <w:rPr>
+                <w:rFonts w:ascii="Arial" w:cs="Arial" w:eastAsia="Arial" w:hAnsi="Arial"/>
+                <w:b/>
+                <w:bCs/>
+                <w:i w:val="false"/>
+                <w:iCs w:val="false"/>
+                <w:color w:val="0070C0"/>
+                <w:sz w:val="18"/>
+                <w:szCs w:val="18"/>
+              </w:rPr>
+              <w:t xml:space="preserve">is not independent</w:t>
+            </w:r>
+            <w:r>
+              <w:rPr>
+                <w:rFonts w:ascii="Arial" w:cs="Arial" w:eastAsia="Arial" w:hAnsi="Arial"/>
+                <w:b w:val="false"/>
+                <w:bCs w:val="false"/>
+                <w:i w:val="false"/>
+                <w:iCs w:val="false"/>
+                <w:color w:val="0070C0"/>
+                <w:sz w:val="18"/>
+                <w:szCs w:val="18"/>
+              </w:rPr>
+              <w:t xml:space="preserve"> and </w:t>
+            </w:r>
+            <w:r>
+              <w:rPr>
+                <w:rFonts w:ascii="Arial" w:cs="Arial" w:eastAsia="Arial" w:hAnsi="Arial"/>
+                <w:b/>
+                <w:bCs/>
+                <w:i w:val="false"/>
+                <w:iCs w:val="false"/>
+                <w:color w:val="0070C0"/>
+                <w:sz w:val="18"/>
+                <w:szCs w:val="18"/>
+              </w:rPr>
+              <w:t xml:space="preserve">KZL’s independence is compromised</w:t>
+            </w:r>
+            <w:r>
+              <w:rPr>
+                <w:rFonts w:ascii="Arial" w:cs="Arial" w:eastAsia="Arial" w:hAnsi="Arial"/>
+                <w:b w:val="false"/>
+                <w:bCs w:val="false"/>
+                <w:i w:val="false"/>
+                <w:iCs w:val="false"/>
+                <w:color w:val="0070C0"/>
+                <w:sz w:val="18"/>
+                <w:szCs w:val="18"/>
+              </w:rPr>
+              <w:t xml:space="preserve"> — the conclusion is that either she should not chair Audit &amp; Risk, or KZL cannot continue as auditor.</w:t>
             </w:r>
           </w:p>
           <w:p>
@@ -13965,157 +13747,69 @@
                 <w:sz w:val="18"/>
                 <w:szCs w:val="18"/>
               </w:rPr>
-              <w:t xml:space="preserve">Ask whether she retains any </w:t>
-            </w:r>
-            <w:r>
-              <w:rPr>
-                <w:rFonts w:ascii="Arial" w:cs="Arial" w:eastAsia="Arial" w:hAnsi="Arial"/>
-                <w:b/>
-                <w:bCs/>
-                <w:i w:val="false"/>
-                <w:iCs w:val="false"/>
-                <w:color w:val="0070C0"/>
-                <w:sz w:val="18"/>
-                <w:szCs w:val="18"/>
-              </w:rPr>
-              <w:t xml:space="preserve">financial interest, pension or other entitlement</w:t>
-            </w:r>
-            <w:r>
-              <w:rPr>
-                <w:rFonts w:ascii="Arial" w:cs="Arial" w:eastAsia="Arial" w:hAnsi="Arial"/>
-                <w:b w:val="false"/>
-                <w:bCs w:val="false"/>
-                <w:i w:val="false"/>
-                <w:iCs w:val="false"/>
-                <w:color w:val="0070C0"/>
-                <w:sz w:val="18"/>
-                <w:szCs w:val="18"/>
-              </w:rPr>
-              <w:t xml:space="preserve"> from the firm.</w:t>
-            </w:r>
-          </w:p>
-          <w:p>
-            <w:pPr>
-              <w:pStyle w:val="ListParagraph"/>
-              <w:numPr>
-                <w:ilvl w:val="0"/>
-                <w:numId w:val="2"/>
-              </w:numPr>
-              <w:spacing w:after="40" w:before="0" w:line="250" w:lineRule="auto"/>
-            </w:pPr>
-            <w:r>
-              <w:rPr>
-                <w:rFonts w:ascii="Arial" w:cs="Arial" w:eastAsia="Arial" w:hAnsi="Arial"/>
-                <w:b w:val="false"/>
-                <w:bCs w:val="false"/>
-                <w:i w:val="false"/>
-                <w:iCs w:val="false"/>
-                <w:color w:val="0070C0"/>
-                <w:sz w:val="18"/>
-                <w:szCs w:val="18"/>
-              </w:rPr>
-              <w:t xml:space="preserve">Confirm the </w:t>
-            </w:r>
-            <w:r>
-              <w:rPr>
-                <w:rFonts w:ascii="Arial" w:cs="Arial" w:eastAsia="Arial" w:hAnsi="Arial"/>
-                <w:b/>
-                <w:bCs/>
-                <w:i w:val="false"/>
-                <w:iCs w:val="false"/>
-                <w:color w:val="0070C0"/>
-                <w:sz w:val="18"/>
-                <w:szCs w:val="18"/>
-              </w:rPr>
-              <w:t xml:space="preserve">cooling-off period</w:t>
-            </w:r>
-            <w:r>
-              <w:rPr>
-                <w:rFonts w:ascii="Arial" w:cs="Arial" w:eastAsia="Arial" w:hAnsi="Arial"/>
-                <w:b w:val="false"/>
-                <w:bCs w:val="false"/>
-                <w:i w:val="false"/>
-                <w:iCs w:val="false"/>
-                <w:color w:val="0070C0"/>
-                <w:sz w:val="18"/>
-                <w:szCs w:val="18"/>
-              </w:rPr>
-              <w:t xml:space="preserve"> in Part 4A and whether Axion meets the </w:t>
-            </w:r>
-            <w:r>
-              <w:rPr>
-                <w:rFonts w:ascii="Arial" w:cs="Arial" w:eastAsia="Arial" w:hAnsi="Arial"/>
-                <w:b/>
-                <w:bCs/>
-                <w:i w:val="false"/>
-                <w:iCs w:val="false"/>
-                <w:color w:val="0070C0"/>
-                <w:sz w:val="18"/>
-                <w:szCs w:val="18"/>
-              </w:rPr>
-              <w:t xml:space="preserve">PIE</w:t>
-            </w:r>
-            <w:r>
-              <w:rPr>
-                <w:rFonts w:ascii="Arial" w:cs="Arial" w:eastAsia="Arial" w:hAnsi="Arial"/>
-                <w:b w:val="false"/>
-                <w:bCs w:val="false"/>
-                <w:i w:val="false"/>
-                <w:iCs w:val="false"/>
-                <w:color w:val="0070C0"/>
-                <w:sz w:val="18"/>
-                <w:szCs w:val="18"/>
-              </w:rPr>
-              <w:t xml:space="preserve"> definition.</w:t>
-            </w:r>
-          </w:p>
-          <w:p>
-            <w:pPr>
-              <w:pStyle w:val="ListParagraph"/>
-              <w:numPr>
-                <w:ilvl w:val="0"/>
-                <w:numId w:val="2"/>
-              </w:numPr>
-              <w:spacing w:after="0" w:before="0" w:line="250" w:lineRule="auto"/>
-            </w:pPr>
-            <w:r>
-              <w:rPr>
-                <w:rFonts w:ascii="Arial" w:cs="Arial" w:eastAsia="Arial" w:hAnsi="Arial"/>
-                <w:b w:val="false"/>
-                <w:bCs w:val="false"/>
-                <w:i w:val="false"/>
-                <w:iCs w:val="false"/>
-                <w:color w:val="0070C0"/>
-                <w:sz w:val="18"/>
-                <w:szCs w:val="18"/>
-              </w:rPr>
-              <w:t xml:space="preserve">If it was KZL Inc and the period has not run, the answer is that </w:t>
-            </w:r>
-            <w:r>
-              <w:rPr>
-                <w:rFonts w:ascii="Arial" w:cs="Arial" w:eastAsia="Arial" w:hAnsi="Arial"/>
-                <w:b/>
-                <w:bCs/>
-                <w:i w:val="false"/>
-                <w:iCs w:val="false"/>
-                <w:color w:val="0070C0"/>
-                <w:sz w:val="18"/>
-                <w:szCs w:val="18"/>
-              </w:rPr>
-              <w:t xml:space="preserve">either she should not chair Audit &amp; Risk, or KZL’s independence is compromised</w:t>
-            </w:r>
-            <w:r>
-              <w:rPr>
-                <w:rFonts w:ascii="Arial" w:cs="Arial" w:eastAsia="Arial" w:hAnsi="Arial"/>
-                <w:b w:val="false"/>
-                <w:bCs w:val="false"/>
-                <w:i w:val="false"/>
-                <w:iCs w:val="false"/>
-                <w:color w:val="0070C0"/>
-                <w:sz w:val="18"/>
-                <w:szCs w:val="18"/>
-              </w:rPr>
-              <w:t xml:space="preserve">.</w:t>
+              <w:t xml:space="preserve">If she was a partner </w:t>
+            </w:r>
+            <w:r>
+              <w:rPr>
+                <w:rFonts w:ascii="Arial" w:cs="Arial" w:eastAsia="Arial" w:hAnsi="Arial"/>
+                <w:b/>
+                <w:bCs/>
+                <w:i w:val="false"/>
+                <w:iCs w:val="false"/>
+                <w:color w:val="0070C0"/>
+                <w:sz w:val="18"/>
+                <w:szCs w:val="18"/>
+              </w:rPr>
+              <w:t xml:space="preserve">elsewhere</w:t>
+            </w:r>
+            <w:r>
+              <w:rPr>
+                <w:rFonts w:ascii="Arial" w:cs="Arial" w:eastAsia="Arial" w:hAnsi="Arial"/>
+                <w:b w:val="false"/>
+                <w:bCs w:val="false"/>
+                <w:i w:val="false"/>
+                <w:iCs w:val="false"/>
+                <w:color w:val="0070C0"/>
+                <w:sz w:val="18"/>
+                <w:szCs w:val="18"/>
+              </w:rPr>
+              <w:t xml:space="preserve">, she may be independent, but this must be confirmed rather than assumed.</w:t>
+            </w:r>
+          </w:p>
+          <w:p>
+            <w:pPr>
+              <w:pStyle w:val="ListParagraph"/>
+              <w:numPr>
+                <w:ilvl w:val="0"/>
+                <w:numId w:val="2"/>
+              </w:numPr>
+              <w:spacing w:after="0" w:before="0" w:line="250" w:lineRule="auto"/>
+            </w:pPr>
+            <w:r>
+              <w:rPr>
+                <w:rFonts w:ascii="Arial" w:cs="Arial" w:eastAsia="Arial" w:hAnsi="Arial"/>
+                <w:b/>
+                <w:bCs/>
+                <w:i w:val="false"/>
+                <w:iCs w:val="false"/>
+                <w:color w:val="0070C0"/>
+                <w:sz w:val="18"/>
+                <w:szCs w:val="18"/>
+              </w:rPr>
+              <w:t xml:space="preserve">Recommend</w:t>
+            </w:r>
+            <w:r>
+              <w:rPr>
+                <w:rFonts w:ascii="Arial" w:cs="Arial" w:eastAsia="Arial" w:hAnsi="Arial"/>
+                <w:b w:val="false"/>
+                <w:bCs w:val="false"/>
+                <w:i w:val="false"/>
+                <w:iCs w:val="false"/>
+                <w:color w:val="0070C0"/>
+                <w:sz w:val="18"/>
+                <w:szCs w:val="18"/>
+              </w:rPr>
+              <w:t xml:space="preserve"> obtaining the firm, the role, the date she left, whether she served on the Axion engagement, and whether she retains any financial interest or pension from the firm.</w:t>
             </w:r>
           </w:p>
         </w:tc>
@@ -14513,20 +14207,108 @@
                 <w:ilvl w:val="0"/>
                 <w:numId w:val="2"/>
               </w:numPr>
-              <w:spacing w:after="0" w:before="0" w:line="250" w:lineRule="auto"/>
-            </w:pPr>
-            <w:r>
-              <w:rPr>
-                <w:rFonts w:ascii="Arial" w:cs="Arial" w:eastAsia="Arial" w:hAnsi="Arial"/>
-                <w:b w:val="false"/>
-                <w:bCs w:val="false"/>
-                <w:i w:val="false"/>
-                <w:iCs w:val="false"/>
-                <w:color w:val="0070C0"/>
-                <w:sz w:val="18"/>
-                <w:szCs w:val="18"/>
-              </w:rPr>
-              <w:t xml:space="preserve">Ask which company and over what period.</w:t>
+              <w:spacing w:after="40" w:before="0" w:line="250" w:lineRule="auto"/>
+            </w:pPr>
+            <w:r>
+              <w:rPr>
+                <w:rFonts w:ascii="Arial" w:cs="Arial" w:eastAsia="Arial" w:hAnsi="Arial"/>
+                <w:b w:val="false"/>
+                <w:bCs w:val="false"/>
+                <w:i w:val="false"/>
+                <w:iCs w:val="false"/>
+                <w:color w:val="0070C0"/>
+                <w:sz w:val="18"/>
+                <w:szCs w:val="18"/>
+              </w:rPr>
+              <w:t xml:space="preserve">If she was CFO </w:t>
+            </w:r>
+            <w:r>
+              <w:rPr>
+                <w:rFonts w:ascii="Arial" w:cs="Arial" w:eastAsia="Arial" w:hAnsi="Arial"/>
+                <w:b/>
+                <w:bCs/>
+                <w:i w:val="false"/>
+                <w:iCs w:val="false"/>
+                <w:color w:val="0070C0"/>
+                <w:sz w:val="18"/>
+                <w:szCs w:val="18"/>
+              </w:rPr>
+              <w:t xml:space="preserve">of Axion</w:t>
+            </w:r>
+            <w:r>
+              <w:rPr>
+                <w:rFonts w:ascii="Arial" w:cs="Arial" w:eastAsia="Arial" w:hAnsi="Arial"/>
+                <w:b w:val="false"/>
+                <w:bCs w:val="false"/>
+                <w:i w:val="false"/>
+                <w:iCs w:val="false"/>
+                <w:color w:val="0070C0"/>
+                <w:sz w:val="18"/>
+                <w:szCs w:val="18"/>
+              </w:rPr>
+              <w:t xml:space="preserve"> within the previous three financial years she </w:t>
+            </w:r>
+            <w:r>
+              <w:rPr>
+                <w:rFonts w:ascii="Arial" w:cs="Arial" w:eastAsia="Arial" w:hAnsi="Arial"/>
+                <w:b/>
+                <w:bCs/>
+                <w:i w:val="false"/>
+                <w:iCs w:val="false"/>
+                <w:color w:val="0070C0"/>
+                <w:sz w:val="18"/>
+                <w:szCs w:val="18"/>
+              </w:rPr>
+              <w:t xml:space="preserve">cannot be independent</w:t>
+            </w:r>
+            <w:r>
+              <w:rPr>
+                <w:rFonts w:ascii="Arial" w:cs="Arial" w:eastAsia="Arial" w:hAnsi="Arial"/>
+                <w:b w:val="false"/>
+                <w:bCs w:val="false"/>
+                <w:i w:val="false"/>
+                <w:iCs w:val="false"/>
+                <w:color w:val="0070C0"/>
+                <w:sz w:val="18"/>
+                <w:szCs w:val="18"/>
+              </w:rPr>
+              <w:t xml:space="preserve">; if of another company, independence is not offended.</w:t>
+            </w:r>
+          </w:p>
+          <w:p>
+            <w:pPr>
+              <w:pStyle w:val="ListParagraph"/>
+              <w:numPr>
+                <w:ilvl w:val="0"/>
+                <w:numId w:val="2"/>
+              </w:numPr>
+              <w:spacing w:after="0" w:before="0" w:line="250" w:lineRule="auto"/>
+            </w:pPr>
+            <w:r>
+              <w:rPr>
+                <w:rFonts w:ascii="Arial" w:cs="Arial" w:eastAsia="Arial" w:hAnsi="Arial"/>
+                <w:b/>
+                <w:bCs/>
+                <w:i w:val="false"/>
+                <w:iCs w:val="false"/>
+                <w:color w:val="0070C0"/>
+                <w:sz w:val="18"/>
+                <w:szCs w:val="18"/>
+              </w:rPr>
+              <w:t xml:space="preserve">Recommend</w:t>
+            </w:r>
+            <w:r>
+              <w:rPr>
+                <w:rFonts w:ascii="Arial" w:cs="Arial" w:eastAsia="Arial" w:hAnsi="Arial"/>
+                <w:b w:val="false"/>
+                <w:bCs w:val="false"/>
+                <w:i w:val="false"/>
+                <w:iCs w:val="false"/>
+                <w:color w:val="0070C0"/>
+                <w:sz w:val="18"/>
+                <w:szCs w:val="18"/>
+              </w:rPr>
+              <w:t xml:space="preserve"> confirming which company and over what period before her independence is relied on.</w:t>
             </w:r>
           </w:p>
         </w:tc>
@@ -14976,20 +14758,46 @@
                 <w:sz w:val="18"/>
                 <w:szCs w:val="18"/>
               </w:rPr>
-              <w:t xml:space="preserve">Ask for the committee’s </w:t>
-            </w:r>
-            <w:r>
-              <w:rPr>
-                <w:rFonts w:ascii="Arial" w:cs="Arial" w:eastAsia="Arial" w:hAnsi="Arial"/>
-                <w:b/>
-                <w:bCs/>
-                <w:i w:val="false"/>
-                <w:iCs w:val="false"/>
-                <w:color w:val="0070C0"/>
-                <w:sz w:val="18"/>
-                <w:szCs w:val="18"/>
-              </w:rPr>
-              <w:t xml:space="preserve">terms of reference, membership, and meeting frequency</w:t>
+              <w:t xml:space="preserve">Combining audit and risk is </w:t>
+            </w:r>
+            <w:r>
+              <w:rPr>
+                <w:rFonts w:ascii="Arial" w:cs="Arial" w:eastAsia="Arial" w:hAnsi="Arial"/>
+                <w:b/>
+                <w:bCs/>
+                <w:i w:val="false"/>
+                <w:iCs w:val="false"/>
+                <w:color w:val="0070C0"/>
+                <w:sz w:val="18"/>
+                <w:szCs w:val="18"/>
+              </w:rPr>
+              <w:t xml:space="preserve">permissible</w:t>
+            </w:r>
+            <w:r>
+              <w:rPr>
+                <w:rFonts w:ascii="Arial" w:cs="Arial" w:eastAsia="Arial" w:hAnsi="Arial"/>
+                <w:b w:val="false"/>
+                <w:bCs w:val="false"/>
+                <w:i w:val="false"/>
+                <w:iCs w:val="false"/>
+                <w:color w:val="0070C0"/>
+                <w:sz w:val="18"/>
+                <w:szCs w:val="18"/>
+              </w:rPr>
+              <w:t xml:space="preserve"> for a company of Axion’s size, but the agenda is heavy and </w:t>
+            </w:r>
+            <w:r>
+              <w:rPr>
+                <w:rFonts w:ascii="Arial" w:cs="Arial" w:eastAsia="Arial" w:hAnsi="Arial"/>
+                <w:b/>
+                <w:bCs/>
+                <w:i w:val="false"/>
+                <w:iCs w:val="false"/>
+                <w:color w:val="0070C0"/>
+                <w:sz w:val="18"/>
+                <w:szCs w:val="18"/>
+              </w:rPr>
+              <w:t xml:space="preserve">risk oversight may be crowded out</w:t>
             </w:r>
             <w:r>
               <w:rPr>
@@ -15012,69 +14820,33 @@
                 <w:ilvl w:val="0"/>
                 <w:numId w:val="2"/>
               </w:numPr>
-              <w:spacing w:after="40" w:before="0" w:line="250" w:lineRule="auto"/>
-            </w:pPr>
-            <w:r>
-              <w:rPr>
-                <w:rFonts w:ascii="Arial" w:cs="Arial" w:eastAsia="Arial" w:hAnsi="Arial"/>
-                <w:b w:val="false"/>
-                <w:bCs w:val="false"/>
-                <w:i w:val="false"/>
-                <w:iCs w:val="false"/>
-                <w:color w:val="0070C0"/>
-                <w:sz w:val="18"/>
-                <w:szCs w:val="18"/>
-              </w:rPr>
-              <w:t xml:space="preserve">Ask whether Axion has an </w:t>
-            </w:r>
-            <w:r>
-              <w:rPr>
-                <w:rFonts w:ascii="Arial" w:cs="Arial" w:eastAsia="Arial" w:hAnsi="Arial"/>
-                <w:b/>
-                <w:bCs/>
-                <w:i w:val="false"/>
-                <w:iCs w:val="false"/>
-                <w:color w:val="0070C0"/>
-                <w:sz w:val="18"/>
-                <w:szCs w:val="18"/>
-              </w:rPr>
-              <w:t xml:space="preserve">internal audit function</w:t>
-            </w:r>
-            <w:r>
-              <w:rPr>
-                <w:rFonts w:ascii="Arial" w:cs="Arial" w:eastAsia="Arial" w:hAnsi="Arial"/>
-                <w:b w:val="false"/>
-                <w:bCs w:val="false"/>
-                <w:i w:val="false"/>
-                <w:iCs w:val="false"/>
-                <w:color w:val="0070C0"/>
-                <w:sz w:val="18"/>
-                <w:szCs w:val="18"/>
-              </w:rPr>
-              <w:t xml:space="preserve">, and if not, how the board obtains assurance.</w:t>
-            </w:r>
-          </w:p>
-          <w:p>
-            <w:pPr>
-              <w:pStyle w:val="ListParagraph"/>
-              <w:numPr>
-                <w:ilvl w:val="0"/>
-                <w:numId w:val="2"/>
-              </w:numPr>
-              <w:spacing w:after="0" w:before="0" w:line="250" w:lineRule="auto"/>
-            </w:pPr>
-            <w:r>
-              <w:rPr>
-                <w:rFonts w:ascii="Arial" w:cs="Arial" w:eastAsia="Arial" w:hAnsi="Arial"/>
-                <w:b w:val="false"/>
-                <w:bCs w:val="false"/>
-                <w:i w:val="false"/>
-                <w:iCs w:val="false"/>
-                <w:color w:val="0070C0"/>
-                <w:sz w:val="18"/>
-                <w:szCs w:val="18"/>
-              </w:rPr>
-              <w:t xml:space="preserve">Ask who provides assurance on the </w:t>
+              <w:spacing w:after="0" w:before="0" w:line="250" w:lineRule="auto"/>
+            </w:pPr>
+            <w:r>
+              <w:rPr>
+                <w:rFonts w:ascii="Arial" w:cs="Arial" w:eastAsia="Arial" w:hAnsi="Arial"/>
+                <w:b/>
+                <w:bCs/>
+                <w:i w:val="false"/>
+                <w:iCs w:val="false"/>
+                <w:color w:val="0070C0"/>
+                <w:sz w:val="18"/>
+                <w:szCs w:val="18"/>
+              </w:rPr>
+              <w:t xml:space="preserve">Recommend</w:t>
+            </w:r>
+            <w:r>
+              <w:rPr>
+                <w:rFonts w:ascii="Arial" w:cs="Arial" w:eastAsia="Arial" w:hAnsi="Arial"/>
+                <w:b w:val="false"/>
+                <w:bCs w:val="false"/>
+                <w:i w:val="false"/>
+                <w:iCs w:val="false"/>
+                <w:color w:val="0070C0"/>
+                <w:sz w:val="18"/>
+                <w:szCs w:val="18"/>
+              </w:rPr>
+              <w:t xml:space="preserve"> reviewing the terms of reference, membership and meeting frequency, confirming how assurance over the </w:t>
             </w:r>
             <w:r>
               <w:rPr>
@@ -15100,7 +14872,7 @@
                 <w:sz w:val="18"/>
                 <w:szCs w:val="18"/>
               </w:rPr>
-              <w:t xml:space="preserve">, and against what criteria.</w:t>
+              <w:t xml:space="preserve"> is obtained, and considering whether a separate risk committee or an internal audit function is now warranted.</w:t>
             </w:r>
           </w:p>
         </w:tc>
@@ -15352,7 +15124,7 @@
                 <w:sz w:val="18"/>
                 <w:szCs w:val="18"/>
               </w:rPr>
-              <w:t xml:space="preserve">Action</w:t>
+              <w:t xml:space="preserve">APC conclusion / recommendation</w:t>
             </w:r>
           </w:p>
         </w:tc>
@@ -15741,46 +15513,69 @@
                 <w:ilvl w:val="0"/>
                 <w:numId w:val="2"/>
               </w:numPr>
-              <w:spacing w:after="0" w:before="0" w:line="250" w:lineRule="auto"/>
-            </w:pPr>
-            <w:r>
-              <w:rPr>
-                <w:rFonts w:ascii="Arial" w:cs="Arial" w:eastAsia="Arial" w:hAnsi="Arial"/>
-                <w:b w:val="false"/>
-                <w:bCs w:val="false"/>
-                <w:i w:val="false"/>
-                <w:iCs w:val="false"/>
-                <w:color w:val="0070C0"/>
-                <w:sz w:val="18"/>
-                <w:szCs w:val="18"/>
-              </w:rPr>
-              <w:t xml:space="preserve">Confirm </w:t>
-            </w:r>
-            <w:r>
-              <w:rPr>
-                <w:rFonts w:ascii="Arial" w:cs="Arial" w:eastAsia="Arial" w:hAnsi="Arial"/>
-                <w:b/>
-                <w:bCs/>
-                <w:i w:val="false"/>
-                <w:iCs w:val="false"/>
-                <w:color w:val="0070C0"/>
-                <w:sz w:val="18"/>
-                <w:szCs w:val="18"/>
-              </w:rPr>
-              <w:t xml:space="preserve">three or more</w:t>
-            </w:r>
-            <w:r>
-              <w:rPr>
-                <w:rFonts w:ascii="Arial" w:cs="Arial" w:eastAsia="Arial" w:hAnsi="Arial"/>
-                <w:b w:val="false"/>
-                <w:bCs w:val="false"/>
-                <w:i w:val="false"/>
-                <w:iCs w:val="false"/>
-                <w:color w:val="0070C0"/>
-                <w:sz w:val="18"/>
-                <w:szCs w:val="18"/>
-              </w:rPr>
-              <w:t xml:space="preserve"> members and the Reg 43(5) functions.</w:t>
+              <w:spacing w:after="40" w:before="0" w:line="250" w:lineRule="auto"/>
+            </w:pPr>
+            <w:r>
+              <w:rPr>
+                <w:rFonts w:ascii="Arial" w:cs="Arial" w:eastAsia="Arial" w:hAnsi="Arial"/>
+                <w:b/>
+                <w:bCs/>
+                <w:i w:val="false"/>
+                <w:iCs w:val="false"/>
+                <w:color w:val="0070C0"/>
+                <w:sz w:val="18"/>
+                <w:szCs w:val="18"/>
+              </w:rPr>
+              <w:t xml:space="preserve">Compulsory and in place</w:t>
+            </w:r>
+            <w:r>
+              <w:rPr>
+                <w:rFonts w:ascii="Arial" w:cs="Arial" w:eastAsia="Arial" w:hAnsi="Arial"/>
+                <w:b w:val="false"/>
+                <w:bCs w:val="false"/>
+                <w:i w:val="false"/>
+                <w:iCs w:val="false"/>
+                <w:color w:val="0070C0"/>
+                <w:sz w:val="18"/>
+                <w:szCs w:val="18"/>
+              </w:rPr>
+              <w:t xml:space="preserve">, but composition is unverified.</w:t>
+            </w:r>
+          </w:p>
+          <w:p>
+            <w:pPr>
+              <w:pStyle w:val="ListParagraph"/>
+              <w:numPr>
+                <w:ilvl w:val="0"/>
+                <w:numId w:val="2"/>
+              </w:numPr>
+              <w:spacing w:after="0" w:before="0" w:line="250" w:lineRule="auto"/>
+            </w:pPr>
+            <w:r>
+              <w:rPr>
+                <w:rFonts w:ascii="Arial" w:cs="Arial" w:eastAsia="Arial" w:hAnsi="Arial"/>
+                <w:b/>
+                <w:bCs/>
+                <w:i w:val="false"/>
+                <w:iCs w:val="false"/>
+                <w:color w:val="0070C0"/>
+                <w:sz w:val="18"/>
+                <w:szCs w:val="18"/>
+              </w:rPr>
+              <w:t xml:space="preserve">Recommend</w:t>
+            </w:r>
+            <w:r>
+              <w:rPr>
+                <w:rFonts w:ascii="Arial" w:cs="Arial" w:eastAsia="Arial" w:hAnsi="Arial"/>
+                <w:b w:val="false"/>
+                <w:bCs w:val="false"/>
+                <w:i w:val="false"/>
+                <w:iCs w:val="false"/>
+                <w:color w:val="0070C0"/>
+                <w:sz w:val="18"/>
+                <w:szCs w:val="18"/>
+              </w:rPr>
+              <w:t xml:space="preserve"> confirming three or more members, the Reg 43(4) non-management member, and the Reg 43(5) functions.</w:t>
             </w:r>
           </w:p>
         </w:tc>
@@ -16104,33 +15899,69 @@
                 <w:ilvl w:val="0"/>
                 <w:numId w:val="2"/>
               </w:numPr>
-              <w:spacing w:after="0" w:before="0" w:line="250" w:lineRule="auto"/>
-            </w:pPr>
-            <w:r>
-              <w:rPr>
-                <w:rFonts w:ascii="Arial" w:cs="Arial" w:eastAsia="Arial" w:hAnsi="Arial"/>
-                <w:b/>
-                <w:bCs/>
-                <w:i w:val="false"/>
-                <w:iCs w:val="false"/>
-                <w:color w:val="0070C0"/>
-                <w:sz w:val="18"/>
-                <w:szCs w:val="18"/>
-              </w:rPr>
-              <w:t xml:space="preserve">Check the MOI and the shareholders’ agreement</w:t>
-            </w:r>
-            <w:r>
-              <w:rPr>
-                <w:rFonts w:ascii="Arial" w:cs="Arial" w:eastAsia="Arial" w:hAnsi="Arial"/>
-                <w:b w:val="false"/>
-                <w:bCs w:val="false"/>
-                <w:i w:val="false"/>
-                <w:iCs w:val="false"/>
-                <w:color w:val="0070C0"/>
-                <w:sz w:val="18"/>
-                <w:szCs w:val="18"/>
-              </w:rPr>
-              <w:t xml:space="preserve"> before concluding that s94 does not apply.</w:t>
+              <w:spacing w:after="40" w:before="0" w:line="250" w:lineRule="auto"/>
+            </w:pPr>
+            <w:r>
+              <w:rPr>
+                <w:rFonts w:ascii="Arial" w:cs="Arial" w:eastAsia="Arial" w:hAnsi="Arial"/>
+                <w:b/>
+                <w:bCs/>
+                <w:i w:val="false"/>
+                <w:iCs w:val="false"/>
+                <w:color w:val="0070C0"/>
+                <w:sz w:val="18"/>
+                <w:szCs w:val="18"/>
+              </w:rPr>
+              <w:t xml:space="preserve">Voluntary unless the MOI requires it</w:t>
+            </w:r>
+            <w:r>
+              <w:rPr>
+                <w:rFonts w:ascii="Arial" w:cs="Arial" w:eastAsia="Arial" w:hAnsi="Arial"/>
+                <w:b w:val="false"/>
+                <w:bCs w:val="false"/>
+                <w:i w:val="false"/>
+                <w:iCs w:val="false"/>
+                <w:color w:val="0070C0"/>
+                <w:sz w:val="18"/>
+                <w:szCs w:val="18"/>
+              </w:rPr>
+              <w:t xml:space="preserve"> — so s94 should not be applied to Axion without checking.</w:t>
+            </w:r>
+          </w:p>
+          <w:p>
+            <w:pPr>
+              <w:pStyle w:val="ListParagraph"/>
+              <w:numPr>
+                <w:ilvl w:val="0"/>
+                <w:numId w:val="2"/>
+              </w:numPr>
+              <w:spacing w:after="0" w:before="0" w:line="250" w:lineRule="auto"/>
+            </w:pPr>
+            <w:r>
+              <w:rPr>
+                <w:rFonts w:ascii="Arial" w:cs="Arial" w:eastAsia="Arial" w:hAnsi="Arial"/>
+                <w:b/>
+                <w:bCs/>
+                <w:i w:val="false"/>
+                <w:iCs w:val="false"/>
+                <w:color w:val="0070C0"/>
+                <w:sz w:val="18"/>
+                <w:szCs w:val="18"/>
+              </w:rPr>
+              <w:t xml:space="preserve">Recommend</w:t>
+            </w:r>
+            <w:r>
+              <w:rPr>
+                <w:rFonts w:ascii="Arial" w:cs="Arial" w:eastAsia="Arial" w:hAnsi="Arial"/>
+                <w:b w:val="false"/>
+                <w:bCs w:val="false"/>
+                <w:i w:val="false"/>
+                <w:iCs w:val="false"/>
+                <w:color w:val="0070C0"/>
+                <w:sz w:val="18"/>
+                <w:szCs w:val="18"/>
+              </w:rPr>
+              <w:t xml:space="preserve"> checking the MOI and shareholders’ agreement, and using the s94(4) tests as a benchmark for membership.</w:t>
             </w:r>
           </w:p>
         </w:tc>
@@ -16444,20 +16275,82 @@
                 <w:ilvl w:val="0"/>
                 <w:numId w:val="2"/>
               </w:numPr>
-              <w:spacing w:after="0" w:before="0" w:line="250" w:lineRule="auto"/>
-            </w:pPr>
-            <w:r>
-              <w:rPr>
-                <w:rFonts w:ascii="Arial" w:cs="Arial" w:eastAsia="Arial" w:hAnsi="Arial"/>
-                <w:b w:val="false"/>
-                <w:bCs w:val="false"/>
-                <w:i w:val="false"/>
-                <w:iCs w:val="false"/>
-                <w:color w:val="0070C0"/>
-                <w:sz w:val="18"/>
-                <w:szCs w:val="18"/>
-              </w:rPr>
-              <w:t xml:space="preserve">Confirm the King V practice and the s66(9) approval.</w:t>
+              <w:spacing w:after="40" w:before="0" w:line="250" w:lineRule="auto"/>
+            </w:pPr>
+            <w:r>
+              <w:rPr>
+                <w:rFonts w:ascii="Arial" w:cs="Arial" w:eastAsia="Arial" w:hAnsi="Arial"/>
+                <w:b w:val="false"/>
+                <w:bCs w:val="false"/>
+                <w:i w:val="false"/>
+                <w:iCs w:val="false"/>
+                <w:color w:val="0070C0"/>
+                <w:sz w:val="18"/>
+                <w:szCs w:val="18"/>
+              </w:rPr>
+              <w:t xml:space="preserve">The </w:t>
+            </w:r>
+            <w:r>
+              <w:rPr>
+                <w:rFonts w:ascii="Arial" w:cs="Arial" w:eastAsia="Arial" w:hAnsi="Arial"/>
+                <w:b/>
+                <w:bCs/>
+                <w:i w:val="false"/>
+                <w:iCs w:val="false"/>
+                <w:color w:val="0070C0"/>
+                <w:sz w:val="18"/>
+                <w:szCs w:val="18"/>
+              </w:rPr>
+              <w:t xml:space="preserve">chair should not chair this committee</w:t>
+            </w:r>
+            <w:r>
+              <w:rPr>
+                <w:rFonts w:ascii="Arial" w:cs="Arial" w:eastAsia="Arial" w:hAnsi="Arial"/>
+                <w:b w:val="false"/>
+                <w:bCs w:val="false"/>
+                <w:i w:val="false"/>
+                <w:iCs w:val="false"/>
+                <w:color w:val="0070C0"/>
+                <w:sz w:val="18"/>
+                <w:szCs w:val="18"/>
+              </w:rPr>
+              <w:t xml:space="preserve"> — see section E.</w:t>
+            </w:r>
+          </w:p>
+          <w:p>
+            <w:pPr>
+              <w:pStyle w:val="ListParagraph"/>
+              <w:numPr>
+                <w:ilvl w:val="0"/>
+                <w:numId w:val="2"/>
+              </w:numPr>
+              <w:spacing w:after="0" w:before="0" w:line="250" w:lineRule="auto"/>
+            </w:pPr>
+            <w:r>
+              <w:rPr>
+                <w:rFonts w:ascii="Arial" w:cs="Arial" w:eastAsia="Arial" w:hAnsi="Arial"/>
+                <w:b/>
+                <w:bCs/>
+                <w:i w:val="false"/>
+                <w:iCs w:val="false"/>
+                <w:color w:val="0070C0"/>
+                <w:sz w:val="18"/>
+                <w:szCs w:val="18"/>
+              </w:rPr>
+              <w:t xml:space="preserve">Recommend</w:t>
+            </w:r>
+            <w:r>
+              <w:rPr>
+                <w:rFonts w:ascii="Arial" w:cs="Arial" w:eastAsia="Arial" w:hAnsi="Arial"/>
+                <w:b w:val="false"/>
+                <w:bCs w:val="false"/>
+                <w:i w:val="false"/>
+                <w:iCs w:val="false"/>
+                <w:color w:val="0070C0"/>
+                <w:sz w:val="18"/>
+                <w:szCs w:val="18"/>
+              </w:rPr>
+              <w:t xml:space="preserve"> reassigning the chair and confirming s66(9) approval of directors’ fees.</w:t>
             </w:r>
           </w:p>
         </w:tc>
@@ -16745,20 +16638,82 @@
                 <w:ilvl w:val="0"/>
                 <w:numId w:val="2"/>
               </w:numPr>
-              <w:spacing w:after="0" w:before="0" w:line="250" w:lineRule="auto"/>
-            </w:pPr>
-            <w:r>
-              <w:rPr>
-                <w:rFonts w:ascii="Arial" w:cs="Arial" w:eastAsia="Arial" w:hAnsi="Arial"/>
-                <w:b w:val="false"/>
-                <w:bCs w:val="false"/>
-                <w:i w:val="false"/>
-                <w:iCs w:val="false"/>
-                <w:color w:val="0070C0"/>
-                <w:sz w:val="18"/>
-                <w:szCs w:val="18"/>
-              </w:rPr>
-              <w:t xml:space="preserve">Terms of reference, approval limits, conflict and recusal protocol.</w:t>
+              <w:spacing w:after="40" w:before="0" w:line="250" w:lineRule="auto"/>
+            </w:pPr>
+            <w:r>
+              <w:rPr>
+                <w:rFonts w:ascii="Arial" w:cs="Arial" w:eastAsia="Arial" w:hAnsi="Arial"/>
+                <w:b w:val="false"/>
+                <w:bCs w:val="false"/>
+                <w:i w:val="false"/>
+                <w:iCs w:val="false"/>
+                <w:color w:val="0070C0"/>
+                <w:sz w:val="18"/>
+                <w:szCs w:val="18"/>
+              </w:rPr>
+              <w:t xml:space="preserve">Chaired by a </w:t>
+            </w:r>
+            <w:r>
+              <w:rPr>
+                <w:rFonts w:ascii="Arial" w:cs="Arial" w:eastAsia="Arial" w:hAnsi="Arial"/>
+                <w:b/>
+                <w:bCs/>
+                <w:i w:val="false"/>
+                <w:iCs w:val="false"/>
+                <w:color w:val="0070C0"/>
+                <w:sz w:val="18"/>
+                <w:szCs w:val="18"/>
+              </w:rPr>
+              <w:t xml:space="preserve">conflicted nominee</w:t>
+            </w:r>
+            <w:r>
+              <w:rPr>
+                <w:rFonts w:ascii="Arial" w:cs="Arial" w:eastAsia="Arial" w:hAnsi="Arial"/>
+                <w:b w:val="false"/>
+                <w:bCs w:val="false"/>
+                <w:i w:val="false"/>
+                <w:iCs w:val="false"/>
+                <w:color w:val="0070C0"/>
+                <w:sz w:val="18"/>
+                <w:szCs w:val="18"/>
+              </w:rPr>
+              <w:t xml:space="preserve"> — see section D.</w:t>
+            </w:r>
+          </w:p>
+          <w:p>
+            <w:pPr>
+              <w:pStyle w:val="ListParagraph"/>
+              <w:numPr>
+                <w:ilvl w:val="0"/>
+                <w:numId w:val="2"/>
+              </w:numPr>
+              <w:spacing w:after="0" w:before="0" w:line="250" w:lineRule="auto"/>
+            </w:pPr>
+            <w:r>
+              <w:rPr>
+                <w:rFonts w:ascii="Arial" w:cs="Arial" w:eastAsia="Arial" w:hAnsi="Arial"/>
+                <w:b/>
+                <w:bCs/>
+                <w:i w:val="false"/>
+                <w:iCs w:val="false"/>
+                <w:color w:val="0070C0"/>
+                <w:sz w:val="18"/>
+                <w:szCs w:val="18"/>
+              </w:rPr>
+              <w:t xml:space="preserve">Recommend</w:t>
+            </w:r>
+            <w:r>
+              <w:rPr>
+                <w:rFonts w:ascii="Arial" w:cs="Arial" w:eastAsia="Arial" w:hAnsi="Arial"/>
+                <w:b w:val="false"/>
+                <w:bCs w:val="false"/>
+                <w:i w:val="false"/>
+                <w:iCs w:val="false"/>
+                <w:color w:val="0070C0"/>
+                <w:sz w:val="18"/>
+                <w:szCs w:val="18"/>
+              </w:rPr>
+              <w:t xml:space="preserve"> an independent chair, or recusal with an independent quorum, plus terms of reference and approval limits.</w:t>
             </w:r>
           </w:p>
         </w:tc>
@@ -17035,20 +16990,82 @@
                 <w:ilvl w:val="0"/>
                 <w:numId w:val="2"/>
               </w:numPr>
-              <w:spacing w:after="0" w:before="0" w:line="250" w:lineRule="auto"/>
-            </w:pPr>
-            <w:r>
-              <w:rPr>
-                <w:rFonts w:ascii="Arial" w:cs="Arial" w:eastAsia="Arial" w:hAnsi="Arial"/>
-                <w:b w:val="false"/>
-                <w:bCs w:val="false"/>
-                <w:i w:val="false"/>
-                <w:iCs w:val="false"/>
-                <w:color w:val="0070C0"/>
-                <w:sz w:val="18"/>
-                <w:szCs w:val="18"/>
-              </w:rPr>
-              <w:t xml:space="preserve">Ask whether internal audit exists, is outsourced, or is planned. This is part of the </w:t>
+              <w:spacing w:after="40" w:before="0" w:line="250" w:lineRule="auto"/>
+            </w:pPr>
+            <w:r>
+              <w:rPr>
+                <w:rFonts w:ascii="Arial" w:cs="Arial" w:eastAsia="Arial" w:hAnsi="Arial"/>
+                <w:b w:val="false"/>
+                <w:bCs w:val="false"/>
+                <w:i w:val="false"/>
+                <w:iCs w:val="false"/>
+                <w:color w:val="0070C0"/>
+                <w:sz w:val="18"/>
+                <w:szCs w:val="18"/>
+              </w:rPr>
+              <w:t xml:space="preserve">The </w:t>
+            </w:r>
+            <w:r>
+              <w:rPr>
+                <w:rFonts w:ascii="Arial" w:cs="Arial" w:eastAsia="Arial" w:hAnsi="Arial"/>
+                <w:b/>
+                <w:bCs/>
+                <w:i w:val="false"/>
+                <w:iCs w:val="false"/>
+                <w:color w:val="0070C0"/>
+                <w:sz w:val="18"/>
+                <w:szCs w:val="18"/>
+              </w:rPr>
+              <w:t xml:space="preserve">absence of internal audit is a gap</w:t>
+            </w:r>
+            <w:r>
+              <w:rPr>
+                <w:rFonts w:ascii="Arial" w:cs="Arial" w:eastAsia="Arial" w:hAnsi="Arial"/>
+                <w:b w:val="false"/>
+                <w:bCs w:val="false"/>
+                <w:i w:val="false"/>
+                <w:iCs w:val="false"/>
+                <w:color w:val="0070C0"/>
+                <w:sz w:val="18"/>
+                <w:szCs w:val="18"/>
+              </w:rPr>
+              <w:t xml:space="preserve"> in the assurance model for a business of this scale.</w:t>
+            </w:r>
+          </w:p>
+          <w:p>
+            <w:pPr>
+              <w:pStyle w:val="ListParagraph"/>
+              <w:numPr>
+                <w:ilvl w:val="0"/>
+                <w:numId w:val="2"/>
+              </w:numPr>
+              <w:spacing w:after="0" w:before="0" w:line="250" w:lineRule="auto"/>
+            </w:pPr>
+            <w:r>
+              <w:rPr>
+                <w:rFonts w:ascii="Arial" w:cs="Arial" w:eastAsia="Arial" w:hAnsi="Arial"/>
+                <w:b/>
+                <w:bCs/>
+                <w:i w:val="false"/>
+                <w:iCs w:val="false"/>
+                <w:color w:val="0070C0"/>
+                <w:sz w:val="18"/>
+                <w:szCs w:val="18"/>
+              </w:rPr>
+              <w:t xml:space="preserve">Recommend</w:t>
+            </w:r>
+            <w:r>
+              <w:rPr>
+                <w:rFonts w:ascii="Arial" w:cs="Arial" w:eastAsia="Arial" w:hAnsi="Arial"/>
+                <w:b w:val="false"/>
+                <w:bCs w:val="false"/>
+                <w:i w:val="false"/>
+                <w:iCs w:val="false"/>
+                <w:color w:val="0070C0"/>
+                <w:sz w:val="18"/>
+                <w:szCs w:val="18"/>
+              </w:rPr>
+              <w:t xml:space="preserve"> establishing or outsourcing internal audit and adopting a combined assurance model, as part of the </w:t>
             </w:r>
             <w:r>
               <w:rPr>
@@ -17074,7 +17091,7 @@
                 <w:sz w:val="18"/>
                 <w:szCs w:val="18"/>
               </w:rPr>
-              <w:t xml:space="preserve"> theme in Document 3.</w:t>
+              <w:t xml:space="preserve"> priority.</w:t>
             </w:r>
           </w:p>
         </w:tc>
@@ -17326,7 +17343,7 @@
                 <w:sz w:val="18"/>
                 <w:szCs w:val="18"/>
               </w:rPr>
-              <w:t xml:space="preserve">Action / information required</w:t>
+              <w:t xml:space="preserve">APC conclusion / recommendation</w:t>
             </w:r>
           </w:p>
         </w:tc>
@@ -17431,7 +17448,7 @@
                 <w:sz w:val="18"/>
                 <w:szCs w:val="18"/>
               </w:rPr>
-              <w:t xml:space="preserve">, in which case it is void to the extent of the inconsistency.</w:t>
+              <w:t xml:space="preserve">, in which case it is void to that extent.</w:t>
             </w:r>
           </w:p>
           <w:p>
@@ -17621,33 +17638,33 @@
                 <w:sz w:val="18"/>
                 <w:szCs w:val="18"/>
               </w:rPr>
-              <w:t xml:space="preserve"> — the MOI may provide for the </w:t>
-            </w:r>
-            <w:r>
-              <w:rPr>
-                <w:rFonts w:ascii="Arial" w:cs="Arial" w:eastAsia="Arial" w:hAnsi="Arial"/>
-                <w:b/>
-                <w:bCs/>
-                <w:i w:val="false"/>
-                <w:iCs w:val="false"/>
-                <w:color w:val="000000"/>
-                <w:sz w:val="18"/>
-                <w:szCs w:val="18"/>
-              </w:rPr>
-              <w:t xml:space="preserve">direct appointment</w:t>
-            </w:r>
-            <w:r>
-              <w:rPr>
-                <w:rFonts w:ascii="Arial" w:cs="Arial" w:eastAsia="Arial" w:hAnsi="Arial"/>
-                <w:b w:val="false"/>
-                <w:bCs w:val="false"/>
-                <w:i w:val="false"/>
-                <w:iCs w:val="false"/>
-                <w:color w:val="000000"/>
-                <w:sz w:val="18"/>
-                <w:szCs w:val="18"/>
-              </w:rPr>
-              <w:t xml:space="preserve"> of directors by a named person.</w:t>
+              <w:t xml:space="preserve"> — the </w:t>
+            </w:r>
+            <w:r>
+              <w:rPr>
+                <w:rFonts w:ascii="Arial" w:cs="Arial" w:eastAsia="Arial" w:hAnsi="Arial"/>
+                <w:b/>
+                <w:bCs/>
+                <w:i w:val="false"/>
+                <w:iCs w:val="false"/>
+                <w:color w:val="000000"/>
+                <w:sz w:val="18"/>
+                <w:szCs w:val="18"/>
+              </w:rPr>
+              <w:t xml:space="preserve">MOI</w:t>
+            </w:r>
+            <w:r>
+              <w:rPr>
+                <w:rFonts w:ascii="Arial" w:cs="Arial" w:eastAsia="Arial" w:hAnsi="Arial"/>
+                <w:b w:val="false"/>
+                <w:bCs w:val="false"/>
+                <w:i w:val="false"/>
+                <w:iCs w:val="false"/>
+                <w:color w:val="000000"/>
+                <w:sz w:val="18"/>
+                <w:szCs w:val="18"/>
+              </w:rPr>
+              <w:t xml:space="preserve"> may provide for the direct appointment of directors by a named person.</w:t>
             </w:r>
           </w:p>
           <w:p>
@@ -17811,69 +17828,180 @@
                 <w:sz w:val="18"/>
                 <w:szCs w:val="18"/>
               </w:rPr>
-              <w:t xml:space="preserve">Document 4 says the institutional investors have rights to nominate a director </w:t>
-            </w:r>
-            <w:r>
-              <w:rPr>
-                <w:rFonts w:ascii="Arial" w:cs="Arial" w:eastAsia="Arial" w:hAnsi="Arial"/>
-                <w:b/>
-                <w:bCs/>
-                <w:i w:val="false"/>
-                <w:iCs w:val="false"/>
-                <w:color w:val="0070C0"/>
-                <w:sz w:val="18"/>
-                <w:szCs w:val="18"/>
-              </w:rPr>
-              <w:t xml:space="preserve">“in terms of the shareholders’ agreement”</w:t>
-            </w:r>
-            <w:r>
-              <w:rPr>
-                <w:rFonts w:ascii="Arial" w:cs="Arial" w:eastAsia="Arial" w:hAnsi="Arial"/>
-                <w:b w:val="false"/>
-                <w:bCs w:val="false"/>
-                <w:i w:val="false"/>
-                <w:iCs w:val="false"/>
-                <w:color w:val="0070C0"/>
-                <w:sz w:val="18"/>
-                <w:szCs w:val="18"/>
-              </w:rPr>
-              <w:t xml:space="preserve"> — not in terms of the MOI.</w:t>
-            </w:r>
-          </w:p>
-          <w:p>
-            <w:pPr>
-              <w:pStyle w:val="ListParagraph"/>
-              <w:numPr>
-                <w:ilvl w:val="0"/>
-                <w:numId w:val="2"/>
-              </w:numPr>
-              <w:spacing w:after="0" w:before="0" w:line="250" w:lineRule="auto"/>
-            </w:pPr>
-            <w:r>
-              <w:rPr>
-                <w:rFonts w:ascii="Arial" w:cs="Arial" w:eastAsia="Arial" w:hAnsi="Arial"/>
-                <w:b/>
-                <w:bCs/>
-                <w:i w:val="false"/>
-                <w:iCs w:val="false"/>
-                <w:color w:val="0070C0"/>
-                <w:sz w:val="18"/>
-                <w:szCs w:val="18"/>
-              </w:rPr>
-              <w:t xml:space="preserve">That is the issue.</w:t>
-            </w:r>
-            <w:r>
-              <w:rPr>
-                <w:rFonts w:ascii="Arial" w:cs="Arial" w:eastAsia="Arial" w:hAnsi="Arial"/>
-                <w:b w:val="false"/>
-                <w:bCs w:val="false"/>
-                <w:i w:val="false"/>
-                <w:iCs w:val="false"/>
-                <w:color w:val="0070C0"/>
-                <w:sz w:val="18"/>
-                <w:szCs w:val="18"/>
-              </w:rPr>
-              <w:t xml:space="preserve"> If the right is only contractual and is not reflected in the MOI, its enforceability against the company needs checking under s15(7) and s66(4).</w:t>
+              <w:t xml:space="preserve">Document 4 places the nomination right in the </w:t>
+            </w:r>
+            <w:r>
+              <w:rPr>
+                <w:rFonts w:ascii="Arial" w:cs="Arial" w:eastAsia="Arial" w:hAnsi="Arial"/>
+                <w:b/>
+                <w:bCs/>
+                <w:i w:val="false"/>
+                <w:iCs w:val="false"/>
+                <w:color w:val="0070C0"/>
+                <w:sz w:val="18"/>
+                <w:szCs w:val="18"/>
+              </w:rPr>
+              <w:t xml:space="preserve">shareholders’ agreement</w:t>
+            </w:r>
+            <w:r>
+              <w:rPr>
+                <w:rFonts w:ascii="Arial" w:cs="Arial" w:eastAsia="Arial" w:hAnsi="Arial"/>
+                <w:b w:val="false"/>
+                <w:bCs w:val="false"/>
+                <w:i w:val="false"/>
+                <w:iCs w:val="false"/>
+                <w:color w:val="0070C0"/>
+                <w:sz w:val="18"/>
+                <w:szCs w:val="18"/>
+              </w:rPr>
+              <w:t xml:space="preserve">, not the MOI.</w:t>
+            </w:r>
+          </w:p>
+          <w:p>
+            <w:pPr>
+              <w:pStyle w:val="ListParagraph"/>
+              <w:numPr>
+                <w:ilvl w:val="0"/>
+                <w:numId w:val="2"/>
+              </w:numPr>
+              <w:spacing w:after="40" w:before="0" w:line="250" w:lineRule="auto"/>
+            </w:pPr>
+            <w:r>
+              <w:rPr>
+                <w:rFonts w:ascii="Arial" w:cs="Arial" w:eastAsia="Arial" w:hAnsi="Arial"/>
+                <w:b/>
+                <w:bCs/>
+                <w:i w:val="false"/>
+                <w:iCs w:val="false"/>
+                <w:color w:val="0070C0"/>
+                <w:sz w:val="18"/>
+                <w:szCs w:val="18"/>
+              </w:rPr>
+              <w:t xml:space="preserve">Section 66(4)(a)(i) requires the MOI</w:t>
+            </w:r>
+            <w:r>
+              <w:rPr>
+                <w:rFonts w:ascii="Arial" w:cs="Arial" w:eastAsia="Arial" w:hAnsi="Arial"/>
+                <w:b w:val="false"/>
+                <w:bCs w:val="false"/>
+                <w:i w:val="false"/>
+                <w:iCs w:val="false"/>
+                <w:color w:val="0070C0"/>
+                <w:sz w:val="18"/>
+                <w:szCs w:val="18"/>
+              </w:rPr>
+              <w:t xml:space="preserve"> to provide for direct appointment. If the right is only contractual, it may be </w:t>
+            </w:r>
+            <w:r>
+              <w:rPr>
+                <w:rFonts w:ascii="Arial" w:cs="Arial" w:eastAsia="Arial" w:hAnsi="Arial"/>
+                <w:b/>
+                <w:bCs/>
+                <w:i w:val="false"/>
+                <w:iCs w:val="false"/>
+                <w:color w:val="0070C0"/>
+                <w:sz w:val="18"/>
+                <w:szCs w:val="18"/>
+              </w:rPr>
+              <w:t xml:space="preserve">unenforceable against the company</w:t>
+            </w:r>
+            <w:r>
+              <w:rPr>
+                <w:rFonts w:ascii="Arial" w:cs="Arial" w:eastAsia="Arial" w:hAnsi="Arial"/>
+                <w:b w:val="false"/>
+                <w:bCs w:val="false"/>
+                <w:i w:val="false"/>
+                <w:iCs w:val="false"/>
+                <w:color w:val="0070C0"/>
+                <w:sz w:val="18"/>
+                <w:szCs w:val="18"/>
+              </w:rPr>
+              <w:t xml:space="preserve">.</w:t>
+            </w:r>
+          </w:p>
+          <w:p>
+            <w:pPr>
+              <w:pStyle w:val="ListParagraph"/>
+              <w:numPr>
+                <w:ilvl w:val="0"/>
+                <w:numId w:val="2"/>
+              </w:numPr>
+              <w:spacing w:after="40" w:before="0" w:line="250" w:lineRule="auto"/>
+            </w:pPr>
+            <w:r>
+              <w:rPr>
+                <w:rFonts w:ascii="Arial" w:cs="Arial" w:eastAsia="Arial" w:hAnsi="Arial"/>
+                <w:b/>
+                <w:bCs/>
+                <w:i w:val="false"/>
+                <w:iCs w:val="false"/>
+                <w:color w:val="0070C0"/>
+                <w:sz w:val="18"/>
+                <w:szCs w:val="18"/>
+              </w:rPr>
+              <w:t xml:space="preserve">Section 15(7) makes the provision void</w:t>
+            </w:r>
+            <w:r>
+              <w:rPr>
+                <w:rFonts w:ascii="Arial" w:cs="Arial" w:eastAsia="Arial" w:hAnsi="Arial"/>
+                <w:b w:val="false"/>
+                <w:bCs w:val="false"/>
+                <w:i w:val="false"/>
+                <w:iCs w:val="false"/>
+                <w:color w:val="0070C0"/>
+                <w:sz w:val="18"/>
+                <w:szCs w:val="18"/>
+              </w:rPr>
+              <w:t xml:space="preserve"> to the extent it is inconsistent with the MOI or the Act.</w:t>
+            </w:r>
+          </w:p>
+          <w:p>
+            <w:pPr>
+              <w:pStyle w:val="ListParagraph"/>
+              <w:numPr>
+                <w:ilvl w:val="0"/>
+                <w:numId w:val="2"/>
+              </w:numPr>
+              <w:spacing w:after="0" w:before="0" w:line="250" w:lineRule="auto"/>
+            </w:pPr>
+            <w:r>
+              <w:rPr>
+                <w:rFonts w:ascii="Arial" w:cs="Arial" w:eastAsia="Arial" w:hAnsi="Arial"/>
+                <w:b w:val="false"/>
+                <w:bCs w:val="false"/>
+                <w:i w:val="false"/>
+                <w:iCs w:val="false"/>
+                <w:color w:val="0070C0"/>
+                <w:sz w:val="18"/>
+                <w:szCs w:val="18"/>
+              </w:rPr>
+              <w:t xml:space="preserve">Under </w:t>
+            </w:r>
+            <w:r>
+              <w:rPr>
+                <w:rFonts w:ascii="Arial" w:cs="Arial" w:eastAsia="Arial" w:hAnsi="Arial"/>
+                <w:b/>
+                <w:bCs/>
+                <w:i w:val="false"/>
+                <w:iCs w:val="false"/>
+                <w:color w:val="0070C0"/>
+                <w:sz w:val="18"/>
+                <w:szCs w:val="18"/>
+              </w:rPr>
+              <w:t xml:space="preserve">section 76(3)(b)</w:t>
+            </w:r>
+            <w:r>
+              <w:rPr>
+                <w:rFonts w:ascii="Arial" w:cs="Arial" w:eastAsia="Arial" w:hAnsi="Arial"/>
+                <w:b w:val="false"/>
+                <w:bCs w:val="false"/>
+                <w:i w:val="false"/>
+                <w:iCs w:val="false"/>
+                <w:color w:val="0070C0"/>
+                <w:sz w:val="18"/>
+                <w:szCs w:val="18"/>
+              </w:rPr>
+              <w:t xml:space="preserve">, a nominee owes duties to Axion, so the agreement cannot oblige them to follow Ubuntu or Horizon.</w:t>
             </w:r>
           </w:p>
         </w:tc>
@@ -17913,46 +18041,46 @@
                 <w:sz w:val="18"/>
                 <w:szCs w:val="18"/>
               </w:rPr>
-              <w:t xml:space="preserve">Obtain the </w:t>
-            </w:r>
-            <w:r>
-              <w:rPr>
-                <w:rFonts w:ascii="Arial" w:cs="Arial" w:eastAsia="Arial" w:hAnsi="Arial"/>
-                <w:b/>
-                <w:bCs/>
-                <w:i w:val="false"/>
-                <w:iCs w:val="false"/>
-                <w:color w:val="0070C0"/>
-                <w:sz w:val="18"/>
-                <w:szCs w:val="18"/>
-              </w:rPr>
-              <w:t xml:space="preserve">MOI</w:t>
-            </w:r>
-            <w:r>
-              <w:rPr>
-                <w:rFonts w:ascii="Arial" w:cs="Arial" w:eastAsia="Arial" w:hAnsi="Arial"/>
-                <w:b w:val="false"/>
-                <w:bCs w:val="false"/>
-                <w:i w:val="false"/>
-                <w:iCs w:val="false"/>
-                <w:color w:val="0070C0"/>
-                <w:sz w:val="18"/>
-                <w:szCs w:val="18"/>
-              </w:rPr>
-              <w:t xml:space="preserve"> and the </w:t>
-            </w:r>
-            <w:r>
-              <w:rPr>
-                <w:rFonts w:ascii="Arial" w:cs="Arial" w:eastAsia="Arial" w:hAnsi="Arial"/>
-                <w:b/>
-                <w:bCs/>
-                <w:i w:val="false"/>
-                <w:iCs w:val="false"/>
-                <w:color w:val="0070C0"/>
-                <w:sz w:val="18"/>
-                <w:szCs w:val="18"/>
-              </w:rPr>
-              <w:t xml:space="preserve">shareholders’ agreement</w:t>
+              <w:t xml:space="preserve">The nomination right </w:t>
+            </w:r>
+            <w:r>
+              <w:rPr>
+                <w:rFonts w:ascii="Arial" w:cs="Arial" w:eastAsia="Arial" w:hAnsi="Arial"/>
+                <w:b/>
+                <w:bCs/>
+                <w:i w:val="false"/>
+                <w:iCs w:val="false"/>
+                <w:color w:val="0070C0"/>
+                <w:sz w:val="18"/>
+                <w:szCs w:val="18"/>
+              </w:rPr>
+              <w:t xml:space="preserve">may not be validly constituted</w:t>
+            </w:r>
+            <w:r>
+              <w:rPr>
+                <w:rFonts w:ascii="Arial" w:cs="Arial" w:eastAsia="Arial" w:hAnsi="Arial"/>
+                <w:b w:val="false"/>
+                <w:bCs w:val="false"/>
+                <w:i w:val="false"/>
+                <w:iCs w:val="false"/>
+                <w:color w:val="0070C0"/>
+                <w:sz w:val="18"/>
+                <w:szCs w:val="18"/>
+              </w:rPr>
+              <w:t xml:space="preserve"> unless it is also in the MOI, and any instruction to vote in the appointer’s interests would be </w:t>
+            </w:r>
+            <w:r>
+              <w:rPr>
+                <w:rFonts w:ascii="Arial" w:cs="Arial" w:eastAsia="Arial" w:hAnsi="Arial"/>
+                <w:b/>
+                <w:bCs/>
+                <w:i w:val="false"/>
+                <w:iCs w:val="false"/>
+                <w:color w:val="0070C0"/>
+                <w:sz w:val="18"/>
+                <w:szCs w:val="18"/>
+              </w:rPr>
+              <w:t xml:space="preserve">void and a breach of s76(3)(b)</w:t>
             </w:r>
             <w:r>
               <w:rPr>
@@ -17975,95 +18103,33 @@
                 <w:ilvl w:val="0"/>
                 <w:numId w:val="2"/>
               </w:numPr>
-              <w:spacing w:after="40" w:before="0" w:line="250" w:lineRule="auto"/>
-            </w:pPr>
-            <w:r>
-              <w:rPr>
-                <w:rFonts w:ascii="Arial" w:cs="Arial" w:eastAsia="Arial" w:hAnsi="Arial"/>
-                <w:b w:val="false"/>
-                <w:bCs w:val="false"/>
-                <w:i w:val="false"/>
-                <w:iCs w:val="false"/>
-                <w:color w:val="0070C0"/>
-                <w:sz w:val="18"/>
-                <w:szCs w:val="18"/>
-              </w:rPr>
-              <w:t xml:space="preserve">Check whether the nomination right appears in the </w:t>
-            </w:r>
-            <w:r>
-              <w:rPr>
-                <w:rFonts w:ascii="Arial" w:cs="Arial" w:eastAsia="Arial" w:hAnsi="Arial"/>
-                <w:b/>
-                <w:bCs/>
-                <w:i w:val="false"/>
-                <w:iCs w:val="false"/>
-                <w:color w:val="0070C0"/>
-                <w:sz w:val="18"/>
-                <w:szCs w:val="18"/>
-              </w:rPr>
-              <w:t xml:space="preserve">MOI</w:t>
-            </w:r>
-            <w:r>
-              <w:rPr>
-                <w:rFonts w:ascii="Arial" w:cs="Arial" w:eastAsia="Arial" w:hAnsi="Arial"/>
-                <w:b w:val="false"/>
-                <w:bCs w:val="false"/>
-                <w:i w:val="false"/>
-                <w:iCs w:val="false"/>
-                <w:color w:val="0070C0"/>
-                <w:sz w:val="18"/>
-                <w:szCs w:val="18"/>
-              </w:rPr>
-              <w:t xml:space="preserve">, and whether the agreement is consistent with it.</w:t>
-            </w:r>
-          </w:p>
-          <w:p>
-            <w:pPr>
-              <w:pStyle w:val="ListParagraph"/>
-              <w:numPr>
-                <w:ilvl w:val="0"/>
-                <w:numId w:val="2"/>
-              </w:numPr>
-              <w:spacing w:after="0" w:before="0" w:line="250" w:lineRule="auto"/>
-            </w:pPr>
-            <w:r>
-              <w:rPr>
-                <w:rFonts w:ascii="Arial" w:cs="Arial" w:eastAsia="Arial" w:hAnsi="Arial"/>
-                <w:b w:val="false"/>
-                <w:bCs w:val="false"/>
-                <w:i w:val="false"/>
-                <w:iCs w:val="false"/>
-                <w:color w:val="0070C0"/>
-                <w:sz w:val="18"/>
-                <w:szCs w:val="18"/>
-              </w:rPr>
-              <w:t xml:space="preserve">Check the </w:t>
-            </w:r>
-            <w:r>
-              <w:rPr>
-                <w:rFonts w:ascii="Arial" w:cs="Arial" w:eastAsia="Arial" w:hAnsi="Arial"/>
-                <w:b/>
-                <w:bCs/>
-                <w:i w:val="false"/>
-                <w:iCs w:val="false"/>
-                <w:color w:val="0070C0"/>
-                <w:sz w:val="18"/>
-                <w:szCs w:val="18"/>
-              </w:rPr>
-              <w:t xml:space="preserve">reserved matters</w:t>
-            </w:r>
-            <w:r>
-              <w:rPr>
-                <w:rFonts w:ascii="Arial" w:cs="Arial" w:eastAsia="Arial" w:hAnsi="Arial"/>
-                <w:b w:val="false"/>
-                <w:bCs w:val="false"/>
-                <w:i w:val="false"/>
-                <w:iCs w:val="false"/>
-                <w:color w:val="0070C0"/>
-                <w:sz w:val="18"/>
-                <w:szCs w:val="18"/>
-              </w:rPr>
-              <w:t xml:space="preserve"> and any veto rights, and whether they fetter the board contrary to </w:t>
+              <w:spacing w:after="0" w:before="0" w:line="250" w:lineRule="auto"/>
+            </w:pPr>
+            <w:r>
+              <w:rPr>
+                <w:rFonts w:ascii="Arial" w:cs="Arial" w:eastAsia="Arial" w:hAnsi="Arial"/>
+                <w:b/>
+                <w:bCs/>
+                <w:i w:val="false"/>
+                <w:iCs w:val="false"/>
+                <w:color w:val="0070C0"/>
+                <w:sz w:val="18"/>
+                <w:szCs w:val="18"/>
+              </w:rPr>
+              <w:t xml:space="preserve">Recommend</w:t>
+            </w:r>
+            <w:r>
+              <w:rPr>
+                <w:rFonts w:ascii="Arial" w:cs="Arial" w:eastAsia="Arial" w:hAnsi="Arial"/>
+                <w:b w:val="false"/>
+                <w:bCs w:val="false"/>
+                <w:i w:val="false"/>
+                <w:iCs w:val="false"/>
+                <w:color w:val="0070C0"/>
+                <w:sz w:val="18"/>
+                <w:szCs w:val="18"/>
+              </w:rPr>
+              <w:t xml:space="preserve"> obtaining the MOI and shareholders’ agreement, aligning the nomination right in the MOI, and checking that reserved matters do not fetter the board contrary to </w:t>
             </w:r>
             <w:r>
               <w:rPr>
@@ -18279,20 +18345,20 @@
                 <w:sz w:val="18"/>
                 <w:szCs w:val="18"/>
               </w:rPr>
-              <w:t xml:space="preserve">conflicting interests</w:t>
-            </w:r>
-            <w:r>
-              <w:rPr>
-                <w:rFonts w:ascii="Arial" w:cs="Arial" w:eastAsia="Arial" w:hAnsi="Arial"/>
-                <w:b w:val="false"/>
-                <w:bCs w:val="false"/>
-                <w:i w:val="false"/>
-                <w:iCs w:val="false"/>
-                <w:color w:val="000000"/>
-                <w:sz w:val="18"/>
-                <w:szCs w:val="18"/>
-              </w:rPr>
-              <w:t xml:space="preserve"> on price.</w:t>
+              <w:t xml:space="preserve">conflicting interests on price</w:t>
+            </w:r>
+            <w:r>
+              <w:rPr>
+                <w:rFonts w:ascii="Arial" w:cs="Arial" w:eastAsia="Arial" w:hAnsi="Arial"/>
+                <w:b w:val="false"/>
+                <w:bCs w:val="false"/>
+                <w:i w:val="false"/>
+                <w:iCs w:val="false"/>
+                <w:color w:val="000000"/>
+                <w:sz w:val="18"/>
+                <w:szCs w:val="18"/>
+              </w:rPr>
+              <w:t xml:space="preserve">.</w:t>
             </w:r>
           </w:p>
         </w:tc>
@@ -18345,33 +18411,33 @@
                 <w:sz w:val="18"/>
                 <w:szCs w:val="18"/>
               </w:rPr>
-              <w:t xml:space="preserve"> — pre-emptive rights on the issue of shares by a </w:t>
-            </w:r>
-            <w:r>
-              <w:rPr>
-                <w:rFonts w:ascii="Arial" w:cs="Arial" w:eastAsia="Arial" w:hAnsi="Arial"/>
-                <w:b/>
-                <w:bCs/>
-                <w:i w:val="false"/>
-                <w:iCs w:val="false"/>
-                <w:color w:val="000000"/>
-                <w:sz w:val="18"/>
-                <w:szCs w:val="18"/>
-              </w:rPr>
-              <w:t xml:space="preserve">private company</w:t>
-            </w:r>
-            <w:r>
-              <w:rPr>
-                <w:rFonts w:ascii="Arial" w:cs="Arial" w:eastAsia="Arial" w:hAnsi="Arial"/>
-                <w:b w:val="false"/>
-                <w:bCs w:val="false"/>
-                <w:i w:val="false"/>
-                <w:iCs w:val="false"/>
-                <w:color w:val="000000"/>
-                <w:sz w:val="18"/>
-                <w:szCs w:val="18"/>
-              </w:rPr>
-              <w:t xml:space="preserve">, unless the MOI provides otherwise.</w:t>
+              <w:t xml:space="preserve"> — </w:t>
+            </w:r>
+            <w:r>
+              <w:rPr>
+                <w:rFonts w:ascii="Arial" w:cs="Arial" w:eastAsia="Arial" w:hAnsi="Arial"/>
+                <w:b/>
+                <w:bCs/>
+                <w:i w:val="false"/>
+                <w:iCs w:val="false"/>
+                <w:color w:val="000000"/>
+                <w:sz w:val="18"/>
+                <w:szCs w:val="18"/>
+              </w:rPr>
+              <w:t xml:space="preserve">pre-emptive rights</w:t>
+            </w:r>
+            <w:r>
+              <w:rPr>
+                <w:rFonts w:ascii="Arial" w:cs="Arial" w:eastAsia="Arial" w:hAnsi="Arial"/>
+                <w:b w:val="false"/>
+                <w:bCs w:val="false"/>
+                <w:i w:val="false"/>
+                <w:iCs w:val="false"/>
+                <w:color w:val="000000"/>
+                <w:sz w:val="18"/>
+                <w:szCs w:val="18"/>
+              </w:rPr>
+              <w:t xml:space="preserve"> on an issue of shares by a private company, unless the MOI provides otherwise.</w:t>
             </w:r>
           </w:p>
           <w:p>
@@ -18407,33 +18473,157 @@
                 <w:sz w:val="18"/>
                 <w:szCs w:val="18"/>
               </w:rPr>
-              <w:t xml:space="preserve"> — authorisation of shares; </w:t>
-            </w:r>
-            <w:r>
-              <w:rPr>
-                <w:rFonts w:ascii="Arial" w:cs="Arial" w:eastAsia="Arial" w:hAnsi="Arial"/>
-                <w:b/>
-                <w:bCs/>
-                <w:i w:val="false"/>
-                <w:iCs w:val="false"/>
-                <w:color w:val="000000"/>
-                <w:sz w:val="18"/>
-                <w:szCs w:val="18"/>
-              </w:rPr>
-              <w:t xml:space="preserve">s41</w:t>
-            </w:r>
-            <w:r>
-              <w:rPr>
-                <w:rFonts w:ascii="Arial" w:cs="Arial" w:eastAsia="Arial" w:hAnsi="Arial"/>
-                <w:b w:val="false"/>
-                <w:bCs w:val="false"/>
-                <w:i w:val="false"/>
-                <w:iCs w:val="false"/>
-                <w:color w:val="000000"/>
-                <w:sz w:val="18"/>
-                <w:szCs w:val="18"/>
-              </w:rPr>
-              <w:t xml:space="preserve"> — shareholder approval for issues to directors, prescribed officers and related persons, or issues of 30% or more of the voting power.</w:t>
+              <w:t xml:space="preserve"> — authorisation of shares.</w:t>
+            </w:r>
+          </w:p>
+          <w:p>
+            <w:pPr>
+              <w:pStyle w:val="ListParagraph"/>
+              <w:numPr>
+                <w:ilvl w:val="0"/>
+                <w:numId w:val="2"/>
+              </w:numPr>
+              <w:spacing w:after="40" w:before="0" w:line="250" w:lineRule="auto"/>
+            </w:pPr>
+            <w:r>
+              <w:rPr>
+                <w:rFonts w:ascii="Arial" w:cs="Arial" w:eastAsia="Arial" w:hAnsi="Arial"/>
+                <w:b/>
+                <w:bCs/>
+                <w:i w:val="false"/>
+                <w:iCs w:val="false"/>
+                <w:color w:val="000000"/>
+                <w:sz w:val="18"/>
+                <w:szCs w:val="18"/>
+              </w:rPr>
+              <w:t xml:space="preserve">s41(1)</w:t>
+            </w:r>
+            <w:r>
+              <w:rPr>
+                <w:rFonts w:ascii="Arial" w:cs="Arial" w:eastAsia="Arial" w:hAnsi="Arial"/>
+                <w:b w:val="false"/>
+                <w:bCs w:val="false"/>
+                <w:i w:val="false"/>
+                <w:iCs w:val="false"/>
+                <w:color w:val="000000"/>
+                <w:sz w:val="18"/>
+                <w:szCs w:val="18"/>
+              </w:rPr>
+              <w:t xml:space="preserve"> — shareholder approval for an issue to a </w:t>
+            </w:r>
+            <w:r>
+              <w:rPr>
+                <w:rFonts w:ascii="Arial" w:cs="Arial" w:eastAsia="Arial" w:hAnsi="Arial"/>
+                <w:b/>
+                <w:bCs/>
+                <w:i w:val="false"/>
+                <w:iCs w:val="false"/>
+                <w:color w:val="000000"/>
+                <w:sz w:val="18"/>
+                <w:szCs w:val="18"/>
+              </w:rPr>
+              <w:t xml:space="preserve">director, prescribed officer or related person</w:t>
+            </w:r>
+            <w:r>
+              <w:rPr>
+                <w:rFonts w:ascii="Arial" w:cs="Arial" w:eastAsia="Arial" w:hAnsi="Arial"/>
+                <w:b w:val="false"/>
+                <w:bCs w:val="false"/>
+                <w:i w:val="false"/>
+                <w:iCs w:val="false"/>
+                <w:color w:val="000000"/>
+                <w:sz w:val="18"/>
+                <w:szCs w:val="18"/>
+              </w:rPr>
+              <w:t xml:space="preserve">.</w:t>
+            </w:r>
+          </w:p>
+          <w:p>
+            <w:pPr>
+              <w:pStyle w:val="ListParagraph"/>
+              <w:numPr>
+                <w:ilvl w:val="0"/>
+                <w:numId w:val="2"/>
+              </w:numPr>
+              <w:spacing w:after="40" w:before="0" w:line="250" w:lineRule="auto"/>
+            </w:pPr>
+            <w:r>
+              <w:rPr>
+                <w:rFonts w:ascii="Arial" w:cs="Arial" w:eastAsia="Arial" w:hAnsi="Arial"/>
+                <w:b/>
+                <w:bCs/>
+                <w:i w:val="false"/>
+                <w:iCs w:val="false"/>
+                <w:color w:val="000000"/>
+                <w:sz w:val="18"/>
+                <w:szCs w:val="18"/>
+              </w:rPr>
+              <w:t xml:space="preserve">s41(3)</w:t>
+            </w:r>
+            <w:r>
+              <w:rPr>
+                <w:rFonts w:ascii="Arial" w:cs="Arial" w:eastAsia="Arial" w:hAnsi="Arial"/>
+                <w:b w:val="false"/>
+                <w:bCs w:val="false"/>
+                <w:i w:val="false"/>
+                <w:iCs w:val="false"/>
+                <w:color w:val="000000"/>
+                <w:sz w:val="18"/>
+                <w:szCs w:val="18"/>
+              </w:rPr>
+              <w:t xml:space="preserve"> — </w:t>
+            </w:r>
+            <w:r>
+              <w:rPr>
+                <w:rFonts w:ascii="Arial" w:cs="Arial" w:eastAsia="Arial" w:hAnsi="Arial"/>
+                <w:b/>
+                <w:bCs/>
+                <w:i w:val="false"/>
+                <w:iCs w:val="false"/>
+                <w:color w:val="000000"/>
+                <w:sz w:val="18"/>
+                <w:szCs w:val="18"/>
+              </w:rPr>
+              <w:t xml:space="preserve">special resolution</w:t>
+            </w:r>
+            <w:r>
+              <w:rPr>
+                <w:rFonts w:ascii="Arial" w:cs="Arial" w:eastAsia="Arial" w:hAnsi="Arial"/>
+                <w:b w:val="false"/>
+                <w:bCs w:val="false"/>
+                <w:i w:val="false"/>
+                <w:iCs w:val="false"/>
+                <w:color w:val="000000"/>
+                <w:sz w:val="18"/>
+                <w:szCs w:val="18"/>
+              </w:rPr>
+              <w:t xml:space="preserve"> where the issue is </w:t>
+            </w:r>
+            <w:r>
+              <w:rPr>
+                <w:rFonts w:ascii="Arial" w:cs="Arial" w:eastAsia="Arial" w:hAnsi="Arial"/>
+                <w:b/>
+                <w:bCs/>
+                <w:i w:val="false"/>
+                <w:iCs w:val="false"/>
+                <w:color w:val="000000"/>
+                <w:sz w:val="18"/>
+                <w:szCs w:val="18"/>
+              </w:rPr>
+              <w:t xml:space="preserve">30% or more</w:t>
+            </w:r>
+            <w:r>
+              <w:rPr>
+                <w:rFonts w:ascii="Arial" w:cs="Arial" w:eastAsia="Arial" w:hAnsi="Arial"/>
+                <w:b w:val="false"/>
+                <w:bCs w:val="false"/>
+                <w:i w:val="false"/>
+                <w:iCs w:val="false"/>
+                <w:color w:val="000000"/>
+                <w:sz w:val="18"/>
+                <w:szCs w:val="18"/>
+              </w:rPr>
+              <w:t xml:space="preserve"> of the voting power before the issue.</w:t>
             </w:r>
           </w:p>
           <w:p>
@@ -18501,41 +18691,28 @@
             <w:r>
               <w:rPr>
                 <w:rFonts w:ascii="Arial" w:cs="Arial" w:eastAsia="Arial" w:hAnsi="Arial"/>
-                <w:b w:val="false"/>
-                <w:bCs w:val="false"/>
-                <w:i w:val="false"/>
-                <w:iCs w:val="false"/>
-                <w:color w:val="0070C0"/>
-                <w:sz w:val="18"/>
-                <w:szCs w:val="18"/>
-              </w:rPr>
-              <w:t xml:space="preserve">Document 3 lists a </w:t>
-            </w:r>
-            <w:r>
-              <w:rPr>
-                <w:rFonts w:ascii="Arial" w:cs="Arial" w:eastAsia="Arial" w:hAnsi="Arial"/>
-                <w:b/>
-                <w:bCs/>
-                <w:i w:val="false"/>
-                <w:iCs w:val="false"/>
-                <w:color w:val="0070C0"/>
-                <w:sz w:val="18"/>
-                <w:szCs w:val="18"/>
-              </w:rPr>
-              <w:t xml:space="preserve">new strategic investor</w:t>
-            </w:r>
-            <w:r>
-              <w:rPr>
-                <w:rFonts w:ascii="Arial" w:cs="Arial" w:eastAsia="Arial" w:hAnsi="Arial"/>
-                <w:b w:val="false"/>
-                <w:bCs w:val="false"/>
-                <w:i w:val="false"/>
-                <w:iCs w:val="false"/>
-                <w:color w:val="0070C0"/>
-                <w:sz w:val="18"/>
-                <w:szCs w:val="18"/>
-              </w:rPr>
-              <w:t xml:space="preserve"> as one of three funding options, so this is live.</w:t>
+                <w:b/>
+                <w:bCs/>
+                <w:i w:val="false"/>
+                <w:iCs w:val="false"/>
+                <w:color w:val="0070C0"/>
+                <w:sz w:val="18"/>
+                <w:szCs w:val="18"/>
+              </w:rPr>
+              <w:t xml:space="preserve">Section 39 gives existing shareholders pre-emptive rights</w:t>
+            </w:r>
+            <w:r>
+              <w:rPr>
+                <w:rFonts w:ascii="Arial" w:cs="Arial" w:eastAsia="Arial" w:hAnsi="Arial"/>
+                <w:b w:val="false"/>
+                <w:bCs w:val="false"/>
+                <w:i w:val="false"/>
+                <w:iCs w:val="false"/>
+                <w:color w:val="0070C0"/>
+                <w:sz w:val="18"/>
+                <w:szCs w:val="18"/>
+              </w:rPr>
+              <w:t xml:space="preserve">, so a new investor can only be issued shares if those rights are waived or excluded in the MOI.</w:t>
             </w:r>
           </w:p>
           <w:p>
@@ -18558,20 +18735,82 @@
                 <w:sz w:val="18"/>
                 <w:szCs w:val="18"/>
               </w:rPr>
-              <w:t xml:space="preserve">s41(3)</w:t>
-            </w:r>
-            <w:r>
-              <w:rPr>
-                <w:rFonts w:ascii="Arial" w:cs="Arial" w:eastAsia="Arial" w:hAnsi="Arial"/>
-                <w:b w:val="false"/>
-                <w:bCs w:val="false"/>
-                <w:i w:val="false"/>
-                <w:iCs w:val="false"/>
-                <w:color w:val="0070C0"/>
-                <w:sz w:val="18"/>
-                <w:szCs w:val="18"/>
-              </w:rPr>
-              <w:t xml:space="preserve"> is directly in point if the issue represents </w:t>
+              <w:t xml:space="preserve">Section 41(1) applies</w:t>
+            </w:r>
+            <w:r>
+              <w:rPr>
+                <w:rFonts w:ascii="Arial" w:cs="Arial" w:eastAsia="Arial" w:hAnsi="Arial"/>
+                <w:b w:val="false"/>
+                <w:bCs w:val="false"/>
+                <w:i w:val="false"/>
+                <w:iCs w:val="false"/>
+                <w:color w:val="0070C0"/>
+                <w:sz w:val="18"/>
+                <w:szCs w:val="18"/>
+              </w:rPr>
+              <w:t xml:space="preserve"> if Ubuntu or Horizon subscribe, because both are related to directors on the board — a </w:t>
+            </w:r>
+            <w:r>
+              <w:rPr>
+                <w:rFonts w:ascii="Arial" w:cs="Arial" w:eastAsia="Arial" w:hAnsi="Arial"/>
+                <w:b/>
+                <w:bCs/>
+                <w:i w:val="false"/>
+                <w:iCs w:val="false"/>
+                <w:color w:val="0070C0"/>
+                <w:sz w:val="18"/>
+                <w:szCs w:val="18"/>
+              </w:rPr>
+              <w:t xml:space="preserve">special resolution</w:t>
+            </w:r>
+            <w:r>
+              <w:rPr>
+                <w:rFonts w:ascii="Arial" w:cs="Arial" w:eastAsia="Arial" w:hAnsi="Arial"/>
+                <w:b w:val="false"/>
+                <w:bCs w:val="false"/>
+                <w:i w:val="false"/>
+                <w:iCs w:val="false"/>
+                <w:color w:val="0070C0"/>
+                <w:sz w:val="18"/>
+                <w:szCs w:val="18"/>
+              </w:rPr>
+              <w:t xml:space="preserve"> is then required.</w:t>
+            </w:r>
+          </w:p>
+          <w:p>
+            <w:pPr>
+              <w:pStyle w:val="ListParagraph"/>
+              <w:numPr>
+                <w:ilvl w:val="0"/>
+                <w:numId w:val="2"/>
+              </w:numPr>
+              <w:spacing w:after="40" w:before="0" w:line="250" w:lineRule="auto"/>
+            </w:pPr>
+            <w:r>
+              <w:rPr>
+                <w:rFonts w:ascii="Arial" w:cs="Arial" w:eastAsia="Arial" w:hAnsi="Arial"/>
+                <w:b/>
+                <w:bCs/>
+                <w:i w:val="false"/>
+                <w:iCs w:val="false"/>
+                <w:color w:val="0070C0"/>
+                <w:sz w:val="18"/>
+                <w:szCs w:val="18"/>
+              </w:rPr>
+              <w:t xml:space="preserve">Section 41(3) applies</w:t>
+            </w:r>
+            <w:r>
+              <w:rPr>
+                <w:rFonts w:ascii="Arial" w:cs="Arial" w:eastAsia="Arial" w:hAnsi="Arial"/>
+                <w:b w:val="false"/>
+                <w:bCs w:val="false"/>
+                <w:i w:val="false"/>
+                <w:iCs w:val="false"/>
+                <w:color w:val="0070C0"/>
+                <w:sz w:val="18"/>
+                <w:szCs w:val="18"/>
+              </w:rPr>
+              <w:t xml:space="preserve"> if the raise is </w:t>
             </w:r>
             <w:r>
               <w:rPr>
@@ -18597,56 +18836,56 @@
                 <w:sz w:val="18"/>
                 <w:szCs w:val="18"/>
               </w:rPr>
-              <w:t xml:space="preserve"> of the voting power before the issue — a R3–5bn raise plausibly could.</w:t>
-            </w:r>
-          </w:p>
-          <w:p>
-            <w:pPr>
-              <w:pStyle w:val="ListParagraph"/>
-              <w:numPr>
-                <w:ilvl w:val="0"/>
-                <w:numId w:val="2"/>
-              </w:numPr>
-              <w:spacing w:after="0" w:before="0" w:line="250" w:lineRule="auto"/>
-            </w:pPr>
-            <w:r>
-              <w:rPr>
-                <w:rFonts w:ascii="Arial" w:cs="Arial" w:eastAsia="Arial" w:hAnsi="Arial"/>
-                <w:b w:val="false"/>
-                <w:bCs w:val="false"/>
-                <w:i w:val="false"/>
-                <w:iCs w:val="false"/>
-                <w:color w:val="0070C0"/>
-                <w:sz w:val="18"/>
-                <w:szCs w:val="18"/>
-              </w:rPr>
-              <w:t xml:space="preserve">If existing shareholders take up the issue, </w:t>
-            </w:r>
-            <w:r>
-              <w:rPr>
-                <w:rFonts w:ascii="Arial" w:cs="Arial" w:eastAsia="Arial" w:hAnsi="Arial"/>
-                <w:b/>
-                <w:bCs/>
-                <w:i w:val="false"/>
-                <w:iCs w:val="false"/>
-                <w:color w:val="0070C0"/>
-                <w:sz w:val="18"/>
-                <w:szCs w:val="18"/>
-              </w:rPr>
-              <w:t xml:space="preserve">s41(1)</w:t>
-            </w:r>
-            <w:r>
-              <w:rPr>
-                <w:rFonts w:ascii="Arial" w:cs="Arial" w:eastAsia="Arial" w:hAnsi="Arial"/>
-                <w:b w:val="false"/>
-                <w:bCs w:val="false"/>
-                <w:i w:val="false"/>
-                <w:iCs w:val="false"/>
-                <w:color w:val="0070C0"/>
-                <w:sz w:val="18"/>
-                <w:szCs w:val="18"/>
-              </w:rPr>
-              <w:t xml:space="preserve"> may require a special resolution because Ubuntu and Horizon are related to directors on the board.</w:t>
+              <w:t xml:space="preserve"> of the voting power, which a R3–5bn issue plausibly is.</w:t>
+            </w:r>
+          </w:p>
+          <w:p>
+            <w:pPr>
+              <w:pStyle w:val="ListParagraph"/>
+              <w:numPr>
+                <w:ilvl w:val="0"/>
+                <w:numId w:val="2"/>
+              </w:numPr>
+              <w:spacing w:after="0" w:before="0" w:line="250" w:lineRule="auto"/>
+            </w:pPr>
+            <w:r>
+              <w:rPr>
+                <w:rFonts w:ascii="Arial" w:cs="Arial" w:eastAsia="Arial" w:hAnsi="Arial"/>
+                <w:b w:val="false"/>
+                <w:bCs w:val="false"/>
+                <w:i w:val="false"/>
+                <w:iCs w:val="false"/>
+                <w:color w:val="0070C0"/>
+                <w:sz w:val="18"/>
+                <w:szCs w:val="18"/>
+              </w:rPr>
+              <w:t xml:space="preserve">A further nominee would take the board to </w:t>
+            </w:r>
+            <w:r>
+              <w:rPr>
+                <w:rFonts w:ascii="Arial" w:cs="Arial" w:eastAsia="Arial" w:hAnsi="Arial"/>
+                <w:b/>
+                <w:bCs/>
+                <w:i w:val="false"/>
+                <w:iCs w:val="false"/>
+                <w:color w:val="0070C0"/>
+                <w:sz w:val="18"/>
+                <w:szCs w:val="18"/>
+              </w:rPr>
+              <w:t xml:space="preserve">three shareholder nominees against two independents</w:t>
+            </w:r>
+            <w:r>
+              <w:rPr>
+                <w:rFonts w:ascii="Arial" w:cs="Arial" w:eastAsia="Arial" w:hAnsi="Arial"/>
+                <w:b w:val="false"/>
+                <w:bCs w:val="false"/>
+                <w:i w:val="false"/>
+                <w:iCs w:val="false"/>
+                <w:color w:val="0070C0"/>
+                <w:sz w:val="18"/>
+                <w:szCs w:val="18"/>
+              </w:rPr>
+              <w:t xml:space="preserve">.</w:t>
             </w:r>
           </w:p>
         </w:tc>
@@ -18686,20 +18925,46 @@
                 <w:sz w:val="18"/>
                 <w:szCs w:val="18"/>
               </w:rPr>
-              <w:t xml:space="preserve">Model the </w:t>
-            </w:r>
-            <w:r>
-              <w:rPr>
-                <w:rFonts w:ascii="Arial" w:cs="Arial" w:eastAsia="Arial" w:hAnsi="Arial"/>
-                <w:b/>
-                <w:bCs/>
-                <w:i w:val="false"/>
-                <w:iCs w:val="false"/>
-                <w:color w:val="0070C0"/>
-                <w:sz w:val="18"/>
-                <w:szCs w:val="18"/>
-              </w:rPr>
-              <w:t xml:space="preserve">post-issue shareholding and board composition</w:t>
+              <w:t xml:space="preserve">A share issue to fund the capital programme will </w:t>
+            </w:r>
+            <w:r>
+              <w:rPr>
+                <w:rFonts w:ascii="Arial" w:cs="Arial" w:eastAsia="Arial" w:hAnsi="Arial"/>
+                <w:b/>
+                <w:bCs/>
+                <w:i w:val="false"/>
+                <w:iCs w:val="false"/>
+                <w:color w:val="0070C0"/>
+                <w:sz w:val="18"/>
+                <w:szCs w:val="18"/>
+              </w:rPr>
+              <w:t xml:space="preserve">require shareholder approval under s41</w:t>
+            </w:r>
+            <w:r>
+              <w:rPr>
+                <w:rFonts w:ascii="Arial" w:cs="Arial" w:eastAsia="Arial" w:hAnsi="Arial"/>
+                <w:b w:val="false"/>
+                <w:bCs w:val="false"/>
+                <w:i w:val="false"/>
+                <w:iCs w:val="false"/>
+                <w:color w:val="0070C0"/>
+                <w:sz w:val="18"/>
+                <w:szCs w:val="18"/>
+              </w:rPr>
+              <w:t xml:space="preserve">, and the board </w:t>
+            </w:r>
+            <w:r>
+              <w:rPr>
+                <w:rFonts w:ascii="Arial" w:cs="Arial" w:eastAsia="Arial" w:hAnsi="Arial"/>
+                <w:b/>
+                <w:bCs/>
+                <w:i w:val="false"/>
+                <w:iCs w:val="false"/>
+                <w:color w:val="0070C0"/>
+                <w:sz w:val="18"/>
+                <w:szCs w:val="18"/>
+              </w:rPr>
+              <w:t xml:space="preserve">cannot proceed on its own authority</w:t>
             </w:r>
             <w:r>
               <w:rPr>
@@ -18722,144 +18987,33 @@
                 <w:ilvl w:val="0"/>
                 <w:numId w:val="2"/>
               </w:numPr>
-              <w:spacing w:after="40" w:before="0" w:line="250" w:lineRule="auto"/>
-            </w:pPr>
-            <w:r>
-              <w:rPr>
-                <w:rFonts w:ascii="Arial" w:cs="Arial" w:eastAsia="Arial" w:hAnsi="Arial"/>
-                <w:b w:val="false"/>
-                <w:bCs w:val="false"/>
-                <w:i w:val="false"/>
-                <w:iCs w:val="false"/>
-                <w:color w:val="0070C0"/>
-                <w:sz w:val="18"/>
-                <w:szCs w:val="18"/>
-              </w:rPr>
-              <w:t xml:space="preserve">Check </w:t>
-            </w:r>
-            <w:r>
-              <w:rPr>
-                <w:rFonts w:ascii="Arial" w:cs="Arial" w:eastAsia="Arial" w:hAnsi="Arial"/>
-                <w:b/>
-                <w:bCs/>
-                <w:i w:val="false"/>
-                <w:iCs w:val="false"/>
-                <w:color w:val="0070C0"/>
-                <w:sz w:val="18"/>
-                <w:szCs w:val="18"/>
-              </w:rPr>
-              <w:t xml:space="preserve">s39 pre-emptive rights</w:t>
-            </w:r>
-            <w:r>
-              <w:rPr>
-                <w:rFonts w:ascii="Arial" w:cs="Arial" w:eastAsia="Arial" w:hAnsi="Arial"/>
-                <w:b w:val="false"/>
-                <w:bCs w:val="false"/>
-                <w:i w:val="false"/>
-                <w:iCs w:val="false"/>
-                <w:color w:val="0070C0"/>
-                <w:sz w:val="18"/>
-                <w:szCs w:val="18"/>
-              </w:rPr>
-              <w:t xml:space="preserve"> and whether they are excluded in the MOI.</w:t>
-            </w:r>
-          </w:p>
-          <w:p>
-            <w:pPr>
-              <w:pStyle w:val="ListParagraph"/>
-              <w:numPr>
-                <w:ilvl w:val="0"/>
-                <w:numId w:val="2"/>
-              </w:numPr>
-              <w:spacing w:after="40" w:before="0" w:line="250" w:lineRule="auto"/>
-            </w:pPr>
-            <w:r>
-              <w:rPr>
-                <w:rFonts w:ascii="Arial" w:cs="Arial" w:eastAsia="Arial" w:hAnsi="Arial"/>
-                <w:b w:val="false"/>
-                <w:bCs w:val="false"/>
-                <w:i w:val="false"/>
-                <w:iCs w:val="false"/>
-                <w:color w:val="0070C0"/>
-                <w:sz w:val="18"/>
-                <w:szCs w:val="18"/>
-              </w:rPr>
-              <w:t xml:space="preserve">Check whether </w:t>
-            </w:r>
-            <w:r>
-              <w:rPr>
-                <w:rFonts w:ascii="Arial" w:cs="Arial" w:eastAsia="Arial" w:hAnsi="Arial"/>
-                <w:b/>
-                <w:bCs/>
-                <w:i w:val="false"/>
-                <w:iCs w:val="false"/>
-                <w:color w:val="0070C0"/>
-                <w:sz w:val="18"/>
-                <w:szCs w:val="18"/>
-              </w:rPr>
-              <w:t xml:space="preserve">s41 shareholder approval</w:t>
-            </w:r>
-            <w:r>
-              <w:rPr>
-                <w:rFonts w:ascii="Arial" w:cs="Arial" w:eastAsia="Arial" w:hAnsi="Arial"/>
-                <w:b w:val="false"/>
-                <w:bCs w:val="false"/>
-                <w:i w:val="false"/>
-                <w:iCs w:val="false"/>
-                <w:color w:val="0070C0"/>
-                <w:sz w:val="18"/>
-                <w:szCs w:val="18"/>
-              </w:rPr>
-              <w:t xml:space="preserve"> is triggered.</w:t>
-            </w:r>
-          </w:p>
-          <w:p>
-            <w:pPr>
-              <w:pStyle w:val="ListParagraph"/>
-              <w:numPr>
-                <w:ilvl w:val="0"/>
-                <w:numId w:val="2"/>
-              </w:numPr>
-              <w:spacing w:after="0" w:before="0" w:line="250" w:lineRule="auto"/>
-            </w:pPr>
-            <w:r>
-              <w:rPr>
-                <w:rFonts w:ascii="Arial" w:cs="Arial" w:eastAsia="Arial" w:hAnsi="Arial"/>
-                <w:b w:val="false"/>
-                <w:bCs w:val="false"/>
-                <w:i w:val="false"/>
-                <w:iCs w:val="false"/>
-                <w:color w:val="0070C0"/>
-                <w:sz w:val="18"/>
-                <w:szCs w:val="18"/>
-              </w:rPr>
-              <w:t xml:space="preserve">Ask how the </w:t>
-            </w:r>
-            <w:r>
-              <w:rPr>
-                <w:rFonts w:ascii="Arial" w:cs="Arial" w:eastAsia="Arial" w:hAnsi="Arial"/>
-                <w:b/>
-                <w:bCs/>
-                <w:i w:val="false"/>
-                <w:iCs w:val="false"/>
-                <w:color w:val="0070C0"/>
-                <w:sz w:val="18"/>
-                <w:szCs w:val="18"/>
-              </w:rPr>
-              <w:t xml:space="preserve">Trust’s 10%</w:t>
-            </w:r>
-            <w:r>
-              <w:rPr>
-                <w:rFonts w:ascii="Arial" w:cs="Arial" w:eastAsia="Arial" w:hAnsi="Arial"/>
-                <w:b w:val="false"/>
-                <w:bCs w:val="false"/>
-                <w:i w:val="false"/>
-                <w:iCs w:val="false"/>
-                <w:color w:val="0070C0"/>
-                <w:sz w:val="18"/>
-                <w:szCs w:val="18"/>
-              </w:rPr>
-              <w:t xml:space="preserve"> is protected against dilution.</w:t>
+              <w:spacing w:after="0" w:before="0" w:line="250" w:lineRule="auto"/>
+            </w:pPr>
+            <w:r>
+              <w:rPr>
+                <w:rFonts w:ascii="Arial" w:cs="Arial" w:eastAsia="Arial" w:hAnsi="Arial"/>
+                <w:b/>
+                <w:bCs/>
+                <w:i w:val="false"/>
+                <w:iCs w:val="false"/>
+                <w:color w:val="0070C0"/>
+                <w:sz w:val="18"/>
+                <w:szCs w:val="18"/>
+              </w:rPr>
+              <w:t xml:space="preserve">Recommend</w:t>
+            </w:r>
+            <w:r>
+              <w:rPr>
+                <w:rFonts w:ascii="Arial" w:cs="Arial" w:eastAsia="Arial" w:hAnsi="Arial"/>
+                <w:b w:val="false"/>
+                <w:bCs w:val="false"/>
+                <w:i w:val="false"/>
+                <w:iCs w:val="false"/>
+                <w:color w:val="0070C0"/>
+                <w:sz w:val="18"/>
+                <w:szCs w:val="18"/>
+              </w:rPr>
+              <w:t xml:space="preserve"> modelling the post-issue shareholding and board composition, confirming whether s39 is excluded in the MOI, and protecting the Trust’s 10% against dilution.</w:t>
             </w:r>
           </w:p>
         </w:tc>
@@ -18964,7 +19118,7 @@
                 <w:sz w:val="18"/>
                 <w:szCs w:val="18"/>
               </w:rPr>
-              <w:t xml:space="preserve"> — who the trustees are, how they vote, and whether executives are trustees.</w:t>
+              <w:t xml:space="preserve"> — trustees, voting, and whether executives are trustees.</w:t>
             </w:r>
           </w:p>
           <w:p>
@@ -19053,6 +19207,42 @@
                 <w:sz w:val="18"/>
                 <w:szCs w:val="18"/>
               </w:rPr>
+              <w:t xml:space="preserve">s75</w:t>
+            </w:r>
+            <w:r>
+              <w:rPr>
+                <w:rFonts w:ascii="Arial" w:cs="Arial" w:eastAsia="Arial" w:hAnsi="Arial"/>
+                <w:b w:val="false"/>
+                <w:bCs w:val="false"/>
+                <w:i w:val="false"/>
+                <w:iCs w:val="false"/>
+                <w:color w:val="000000"/>
+                <w:sz w:val="18"/>
+                <w:szCs w:val="18"/>
+              </w:rPr>
+              <w:t xml:space="preserve"> — if a director is a trustee with a personal financial interest.</w:t>
+            </w:r>
+          </w:p>
+          <w:p>
+            <w:pPr>
+              <w:pStyle w:val="ListParagraph"/>
+              <w:numPr>
+                <w:ilvl w:val="0"/>
+                <w:numId w:val="2"/>
+              </w:numPr>
+              <w:spacing w:after="0" w:before="0" w:line="250" w:lineRule="auto"/>
+            </w:pPr>
+            <w:r>
+              <w:rPr>
+                <w:rFonts w:ascii="Arial" w:cs="Arial" w:eastAsia="Arial" w:hAnsi="Arial"/>
+                <w:b/>
+                <w:bCs/>
+                <w:i w:val="false"/>
+                <w:iCs w:val="false"/>
+                <w:color w:val="000000"/>
+                <w:sz w:val="18"/>
+                <w:szCs w:val="18"/>
+              </w:rPr>
               <w:t xml:space="preserve">King V</w:t>
             </w:r>
             <w:r>
@@ -19069,6 +19259,23 @@
               <w:t xml:space="preserve"> — stakeholder-inclusive approach; conflicts of interest.</w:t>
             </w:r>
           </w:p>
+        </w:tc>
+        <w:tc>
+          <w:tcPr>
+            <w:tcW w:type="dxa" w:w="4104"/>
+            <w:tcBorders>
+              <w:top w:val="single" w:color="888888" w:sz="4"/>
+              <w:left w:val="single" w:color="888888" w:sz="4"/>
+              <w:bottom w:val="single" w:color="888888" w:sz="4"/>
+              <w:right w:val="single" w:color="888888" w:sz="4"/>
+            </w:tcBorders>
+            <w:tcMar>
+              <w:top w:type="dxa" w:w="60"/>
+              <w:left w:type="dxa" w:w="80"/>
+              <w:bottom w:type="dxa" w:w="60"/>
+              <w:right w:type="dxa" w:w="80"/>
+            </w:tcMar>
+          </w:tcPr>
           <w:p>
             <w:pPr>
               <w:pStyle w:val="ListParagraph"/>
@@ -19081,70 +19288,109 @@
             <w:r>
               <w:rPr>
                 <w:rFonts w:ascii="Arial" w:cs="Arial" w:eastAsia="Arial" w:hAnsi="Arial"/>
-                <w:b/>
-                <w:bCs/>
-                <w:i w:val="false"/>
-                <w:iCs w:val="false"/>
-                <w:color w:val="000000"/>
-                <w:sz w:val="18"/>
-                <w:szCs w:val="18"/>
-              </w:rPr>
-              <w:t xml:space="preserve">s75</w:t>
-            </w:r>
-            <w:r>
-              <w:rPr>
-                <w:rFonts w:ascii="Arial" w:cs="Arial" w:eastAsia="Arial" w:hAnsi="Arial"/>
-                <w:b w:val="false"/>
-                <w:bCs w:val="false"/>
-                <w:i w:val="false"/>
-                <w:iCs w:val="false"/>
-                <w:color w:val="000000"/>
-                <w:sz w:val="18"/>
-                <w:szCs w:val="18"/>
-              </w:rPr>
-              <w:t xml:space="preserve"> if a director is a trustee and has a personal financial interest.</w:t>
-            </w:r>
-          </w:p>
-          <w:p>
-            <w:pPr>
-              <w:pStyle w:val="ListParagraph"/>
-              <w:numPr>
-                <w:ilvl w:val="0"/>
-                <w:numId w:val="2"/>
-              </w:numPr>
-              <w:spacing w:after="0" w:before="0" w:line="250" w:lineRule="auto"/>
-            </w:pPr>
-            <w:r>
-              <w:rPr>
-                <w:rFonts w:ascii="Arial" w:cs="Arial" w:eastAsia="Arial" w:hAnsi="Arial"/>
-                <w:b/>
-                <w:bCs/>
-                <w:i w:val="false"/>
-                <w:iCs w:val="false"/>
-                <w:color w:val="000000"/>
-                <w:sz w:val="18"/>
-                <w:szCs w:val="18"/>
-              </w:rPr>
-              <w:t xml:space="preserve">B-BBEE</w:t>
-            </w:r>
-            <w:r>
-              <w:rPr>
-                <w:rFonts w:ascii="Arial" w:cs="Arial" w:eastAsia="Arial" w:hAnsi="Arial"/>
-                <w:b w:val="false"/>
-                <w:bCs w:val="false"/>
-                <w:i w:val="false"/>
-                <w:iCs w:val="false"/>
-                <w:color w:val="000000"/>
-                <w:sz w:val="18"/>
-                <w:szCs w:val="18"/>
-              </w:rPr>
-              <w:t xml:space="preserve"> verification implications, if relevant to the required.</w:t>
-            </w:r>
-          </w:p>
-        </w:tc>
-        <w:tc>
-          <w:tcPr>
-            <w:tcW w:type="dxa" w:w="4104"/>
+                <w:b w:val="false"/>
+                <w:bCs w:val="false"/>
+                <w:i w:val="false"/>
+                <w:iCs w:val="false"/>
+                <w:color w:val="0070C0"/>
+                <w:sz w:val="18"/>
+                <w:szCs w:val="18"/>
+              </w:rPr>
+              <w:t xml:space="preserve">The Trust holds </w:t>
+            </w:r>
+            <w:r>
+              <w:rPr>
+                <w:rFonts w:ascii="Arial" w:cs="Arial" w:eastAsia="Arial" w:hAnsi="Arial"/>
+                <w:b/>
+                <w:bCs/>
+                <w:i w:val="false"/>
+                <w:iCs w:val="false"/>
+                <w:color w:val="0070C0"/>
+                <w:sz w:val="18"/>
+                <w:szCs w:val="18"/>
+              </w:rPr>
+              <w:t xml:space="preserve">10%</w:t>
+            </w:r>
+            <w:r>
+              <w:rPr>
+                <w:rFonts w:ascii="Arial" w:cs="Arial" w:eastAsia="Arial" w:hAnsi="Arial"/>
+                <w:b w:val="false"/>
+                <w:bCs w:val="false"/>
+                <w:i w:val="false"/>
+                <w:iCs w:val="false"/>
+                <w:color w:val="0070C0"/>
+                <w:sz w:val="18"/>
+                <w:szCs w:val="18"/>
+              </w:rPr>
+              <w:t xml:space="preserve"> but appears in </w:t>
+            </w:r>
+            <w:r>
+              <w:rPr>
+                <w:rFonts w:ascii="Arial" w:cs="Arial" w:eastAsia="Arial" w:hAnsi="Arial"/>
+                <w:b/>
+                <w:bCs/>
+                <w:i w:val="false"/>
+                <w:iCs w:val="false"/>
+                <w:color w:val="0070C0"/>
+                <w:sz w:val="18"/>
+                <w:szCs w:val="18"/>
+              </w:rPr>
+              <w:t xml:space="preserve">no board or committee role</w:t>
+            </w:r>
+            <w:r>
+              <w:rPr>
+                <w:rFonts w:ascii="Arial" w:cs="Arial" w:eastAsia="Arial" w:hAnsi="Arial"/>
+                <w:b w:val="false"/>
+                <w:bCs w:val="false"/>
+                <w:i w:val="false"/>
+                <w:iCs w:val="false"/>
+                <w:color w:val="0070C0"/>
+                <w:sz w:val="18"/>
+                <w:szCs w:val="18"/>
+              </w:rPr>
+              <w:t xml:space="preserve"> in Document 4, and Document 4 does not say who exercises its vote.</w:t>
+            </w:r>
+          </w:p>
+          <w:p>
+            <w:pPr>
+              <w:pStyle w:val="ListParagraph"/>
+              <w:numPr>
+                <w:ilvl w:val="0"/>
+                <w:numId w:val="2"/>
+              </w:numPr>
+              <w:spacing w:after="0" w:before="0" w:line="250" w:lineRule="auto"/>
+            </w:pPr>
+            <w:r>
+              <w:rPr>
+                <w:rFonts w:ascii="Arial" w:cs="Arial" w:eastAsia="Arial" w:hAnsi="Arial"/>
+                <w:b/>
+                <w:bCs/>
+                <w:i w:val="false"/>
+                <w:iCs w:val="false"/>
+                <w:color w:val="0070C0"/>
+                <w:sz w:val="18"/>
+                <w:szCs w:val="18"/>
+              </w:rPr>
+              <w:t xml:space="preserve">Section 75 is engaged</w:t>
+            </w:r>
+            <w:r>
+              <w:rPr>
+                <w:rFonts w:ascii="Arial" w:cs="Arial" w:eastAsia="Arial" w:hAnsi="Arial"/>
+                <w:b w:val="false"/>
+                <w:bCs w:val="false"/>
+                <w:i w:val="false"/>
+                <w:iCs w:val="false"/>
+                <w:color w:val="0070C0"/>
+                <w:sz w:val="18"/>
+                <w:szCs w:val="18"/>
+              </w:rPr>
+              <w:t xml:space="preserve"> if any Axion director is also a trustee and has a personal financial interest in a matter before the board.</w:t>
+            </w:r>
+          </w:p>
+        </w:tc>
+        <w:tc>
+          <w:tcPr>
+            <w:tcW w:type="dxa" w:w="3040"/>
             <w:tcBorders>
               <w:top w:val="single" w:color="888888" w:sz="4"/>
               <w:left w:val="single" w:color="888888" w:sz="4"/>
@@ -19178,148 +19424,69 @@
                 <w:sz w:val="18"/>
                 <w:szCs w:val="18"/>
               </w:rPr>
-              <w:t xml:space="preserve">The Trust holds </w:t>
-            </w:r>
-            <w:r>
-              <w:rPr>
-                <w:rFonts w:ascii="Arial" w:cs="Arial" w:eastAsia="Arial" w:hAnsi="Arial"/>
-                <w:b/>
-                <w:bCs/>
-                <w:i w:val="false"/>
-                <w:iCs w:val="false"/>
-                <w:color w:val="0070C0"/>
-                <w:sz w:val="18"/>
-                <w:szCs w:val="18"/>
-              </w:rPr>
-              <w:t xml:space="preserve">10%</w:t>
-            </w:r>
-            <w:r>
-              <w:rPr>
-                <w:rFonts w:ascii="Arial" w:cs="Arial" w:eastAsia="Arial" w:hAnsi="Arial"/>
-                <w:b w:val="false"/>
-                <w:bCs w:val="false"/>
-                <w:i w:val="false"/>
-                <w:iCs w:val="false"/>
-                <w:color w:val="0070C0"/>
-                <w:sz w:val="18"/>
-                <w:szCs w:val="18"/>
-              </w:rPr>
-              <w:t xml:space="preserve"> and appears nowhere in the board table or the committee list.</w:t>
-            </w:r>
-          </w:p>
-          <w:p>
-            <w:pPr>
-              <w:pStyle w:val="ListParagraph"/>
-              <w:numPr>
-                <w:ilvl w:val="0"/>
-                <w:numId w:val="2"/>
-              </w:numPr>
-              <w:spacing w:after="0" w:before="0" w:line="250" w:lineRule="auto"/>
-            </w:pPr>
-            <w:r>
-              <w:rPr>
-                <w:rFonts w:ascii="Arial" w:cs="Arial" w:eastAsia="Arial" w:hAnsi="Arial"/>
-                <w:b w:val="false"/>
-                <w:bCs w:val="false"/>
-                <w:i w:val="false"/>
-                <w:iCs w:val="false"/>
-                <w:color w:val="0070C0"/>
-                <w:sz w:val="18"/>
-                <w:szCs w:val="18"/>
-              </w:rPr>
-              <w:t xml:space="preserve">Document 4 is silent on </w:t>
-            </w:r>
-            <w:r>
-              <w:rPr>
-                <w:rFonts w:ascii="Arial" w:cs="Arial" w:eastAsia="Arial" w:hAnsi="Arial"/>
-                <w:b/>
-                <w:bCs/>
-                <w:i w:val="false"/>
-                <w:iCs w:val="false"/>
-                <w:color w:val="0070C0"/>
-                <w:sz w:val="18"/>
-                <w:szCs w:val="18"/>
-              </w:rPr>
-              <w:t xml:space="preserve">who exercises the Trust’s vote</w:t>
-            </w:r>
-            <w:r>
-              <w:rPr>
-                <w:rFonts w:ascii="Arial" w:cs="Arial" w:eastAsia="Arial" w:hAnsi="Arial"/>
-                <w:b w:val="false"/>
-                <w:bCs w:val="false"/>
-                <w:i w:val="false"/>
-                <w:iCs w:val="false"/>
-                <w:color w:val="0070C0"/>
-                <w:sz w:val="18"/>
-                <w:szCs w:val="18"/>
-              </w:rPr>
-              <w:t xml:space="preserve">.</w:t>
-            </w:r>
-          </w:p>
-        </w:tc>
-        <w:tc>
-          <w:tcPr>
-            <w:tcW w:type="dxa" w:w="3040"/>
-            <w:tcBorders>
-              <w:top w:val="single" w:color="888888" w:sz="4"/>
-              <w:left w:val="single" w:color="888888" w:sz="4"/>
-              <w:bottom w:val="single" w:color="888888" w:sz="4"/>
-              <w:right w:val="single" w:color="888888" w:sz="4"/>
-            </w:tcBorders>
-            <w:tcMar>
-              <w:top w:type="dxa" w:w="60"/>
-              <w:left w:type="dxa" w:w="80"/>
-              <w:bottom w:type="dxa" w:w="60"/>
-              <w:right w:type="dxa" w:w="80"/>
-            </w:tcMar>
-          </w:tcPr>
-          <w:p>
-            <w:pPr>
-              <w:pStyle w:val="ListParagraph"/>
-              <w:numPr>
-                <w:ilvl w:val="0"/>
-                <w:numId w:val="2"/>
-              </w:numPr>
-              <w:spacing w:after="0" w:before="0" w:line="250" w:lineRule="auto"/>
-            </w:pPr>
-            <w:r>
-              <w:rPr>
-                <w:rFonts w:ascii="Arial" w:cs="Arial" w:eastAsia="Arial" w:hAnsi="Arial"/>
-                <w:b w:val="false"/>
-                <w:bCs w:val="false"/>
-                <w:i w:val="false"/>
-                <w:iCs w:val="false"/>
-                <w:color w:val="0070C0"/>
-                <w:sz w:val="18"/>
-                <w:szCs w:val="18"/>
-              </w:rPr>
-              <w:t xml:space="preserve">Ask for the </w:t>
-            </w:r>
-            <w:r>
-              <w:rPr>
-                <w:rFonts w:ascii="Arial" w:cs="Arial" w:eastAsia="Arial" w:hAnsi="Arial"/>
-                <w:b/>
-                <w:bCs/>
-                <w:i w:val="false"/>
-                <w:iCs w:val="false"/>
-                <w:color w:val="0070C0"/>
-                <w:sz w:val="18"/>
-                <w:szCs w:val="18"/>
-              </w:rPr>
-              <w:t xml:space="preserve">trust deed</w:t>
-            </w:r>
-            <w:r>
-              <w:rPr>
-                <w:rFonts w:ascii="Arial" w:cs="Arial" w:eastAsia="Arial" w:hAnsi="Arial"/>
-                <w:b w:val="false"/>
-                <w:bCs w:val="false"/>
-                <w:i w:val="false"/>
-                <w:iCs w:val="false"/>
-                <w:color w:val="0070C0"/>
-                <w:sz w:val="18"/>
-                <w:szCs w:val="18"/>
-              </w:rPr>
-              <w:t xml:space="preserve">, the trustees, and the voting arrangements.</w:t>
+              <w:t xml:space="preserve">The Trust’s </w:t>
+            </w:r>
+            <w:r>
+              <w:rPr>
+                <w:rFonts w:ascii="Arial" w:cs="Arial" w:eastAsia="Arial" w:hAnsi="Arial"/>
+                <w:b/>
+                <w:bCs/>
+                <w:i w:val="false"/>
+                <w:iCs w:val="false"/>
+                <w:color w:val="0070C0"/>
+                <w:sz w:val="18"/>
+                <w:szCs w:val="18"/>
+              </w:rPr>
+              <w:t xml:space="preserve">interests are not visibly represented</w:t>
+            </w:r>
+            <w:r>
+              <w:rPr>
+                <w:rFonts w:ascii="Arial" w:cs="Arial" w:eastAsia="Arial" w:hAnsi="Arial"/>
+                <w:b w:val="false"/>
+                <w:bCs w:val="false"/>
+                <w:i w:val="false"/>
+                <w:iCs w:val="false"/>
+                <w:color w:val="0070C0"/>
+                <w:sz w:val="18"/>
+                <w:szCs w:val="18"/>
+              </w:rPr>
+              <w:t xml:space="preserve"> in Axion’s governance, which is a weakness given its 10% holding and employee beneficiaries.</w:t>
+            </w:r>
+          </w:p>
+          <w:p>
+            <w:pPr>
+              <w:pStyle w:val="ListParagraph"/>
+              <w:numPr>
+                <w:ilvl w:val="0"/>
+                <w:numId w:val="2"/>
+              </w:numPr>
+              <w:spacing w:after="0" w:before="0" w:line="250" w:lineRule="auto"/>
+            </w:pPr>
+            <w:r>
+              <w:rPr>
+                <w:rFonts w:ascii="Arial" w:cs="Arial" w:eastAsia="Arial" w:hAnsi="Arial"/>
+                <w:b/>
+                <w:bCs/>
+                <w:i w:val="false"/>
+                <w:iCs w:val="false"/>
+                <w:color w:val="0070C0"/>
+                <w:sz w:val="18"/>
+                <w:szCs w:val="18"/>
+              </w:rPr>
+              <w:t xml:space="preserve">Recommend</w:t>
+            </w:r>
+            <w:r>
+              <w:rPr>
+                <w:rFonts w:ascii="Arial" w:cs="Arial" w:eastAsia="Arial" w:hAnsi="Arial"/>
+                <w:b w:val="false"/>
+                <w:bCs w:val="false"/>
+                <w:i w:val="false"/>
+                <w:iCs w:val="false"/>
+                <w:color w:val="0070C0"/>
+                <w:sz w:val="18"/>
+                <w:szCs w:val="18"/>
+              </w:rPr>
+              <w:t xml:space="preserve"> obtaining the trust deed and trustee list, confirming who votes the Trust’s shares, and disclosing any director who is also a trustee.</w:t>
             </w:r>
           </w:p>
         </w:tc>
@@ -19570,7 +19737,7 @@
                 <w:sz w:val="18"/>
                 <w:szCs w:val="18"/>
               </w:rPr>
-              <w:t xml:space="preserve">Action / information required</w:t>
+              <w:t xml:space="preserve">APC conclusion / recommendation</w:t>
             </w:r>
           </w:p>
         </w:tc>
@@ -19777,7 +19944,33 @@
                 <w:sz w:val="18"/>
                 <w:szCs w:val="18"/>
               </w:rPr>
-              <w:t xml:space="preserve"> — the board manages the business and affairs and has the authority to exercise all the powers of the company.</w:t>
+              <w:t xml:space="preserve"> — the </w:t>
+            </w:r>
+            <w:r>
+              <w:rPr>
+                <w:rFonts w:ascii="Arial" w:cs="Arial" w:eastAsia="Arial" w:hAnsi="Arial"/>
+                <w:b/>
+                <w:bCs/>
+                <w:i w:val="false"/>
+                <w:iCs w:val="false"/>
+                <w:color w:val="000000"/>
+                <w:sz w:val="18"/>
+                <w:szCs w:val="18"/>
+              </w:rPr>
+              <w:t xml:space="preserve">board</w:t>
+            </w:r>
+            <w:r>
+              <w:rPr>
+                <w:rFonts w:ascii="Arial" w:cs="Arial" w:eastAsia="Arial" w:hAnsi="Arial"/>
+                <w:b w:val="false"/>
+                <w:bCs w:val="false"/>
+                <w:i w:val="false"/>
+                <w:iCs w:val="false"/>
+                <w:color w:val="000000"/>
+                <w:sz w:val="18"/>
+                <w:szCs w:val="18"/>
+              </w:rPr>
+              <w:t xml:space="preserve"> manages the business and affairs and may exercise all the powers of the company.</w:t>
             </w:r>
           </w:p>
           <w:p>
@@ -19875,7 +20068,33 @@
                 <w:sz w:val="18"/>
                 <w:szCs w:val="18"/>
               </w:rPr>
-              <w:t xml:space="preserve"> — the CEO should not be a member of the remuneration committee and should not be involved in decisions on their own remuneration.</w:t>
+              <w:t xml:space="preserve"> — the CEO should not be involved in decisions on their </w:t>
+            </w:r>
+            <w:r>
+              <w:rPr>
+                <w:rFonts w:ascii="Arial" w:cs="Arial" w:eastAsia="Arial" w:hAnsi="Arial"/>
+                <w:b/>
+                <w:bCs/>
+                <w:i w:val="false"/>
+                <w:iCs w:val="false"/>
+                <w:color w:val="000000"/>
+                <w:sz w:val="18"/>
+                <w:szCs w:val="18"/>
+              </w:rPr>
+              <w:t xml:space="preserve">own remuneration</w:t>
+            </w:r>
+            <w:r>
+              <w:rPr>
+                <w:rFonts w:ascii="Arial" w:cs="Arial" w:eastAsia="Arial" w:hAnsi="Arial"/>
+                <w:b w:val="false"/>
+                <w:bCs w:val="false"/>
+                <w:i w:val="false"/>
+                <w:iCs w:val="false"/>
+                <w:color w:val="000000"/>
+                <w:sz w:val="18"/>
+                <w:szCs w:val="18"/>
+              </w:rPr>
+              <w:t xml:space="preserve">.</w:t>
             </w:r>
           </w:p>
         </w:tc>
@@ -19915,33 +20134,33 @@
                 <w:sz w:val="18"/>
                 <w:szCs w:val="18"/>
               </w:rPr>
-              <w:t xml:space="preserve">Document 4 states the board </w:t>
-            </w:r>
-            <w:r>
-              <w:rPr>
-                <w:rFonts w:ascii="Arial" w:cs="Arial" w:eastAsia="Arial" w:hAnsi="Arial"/>
-                <w:b/>
-                <w:bCs/>
-                <w:i w:val="false"/>
-                <w:iCs w:val="false"/>
-                <w:color w:val="0070C0"/>
-                <w:sz w:val="18"/>
-                <w:szCs w:val="18"/>
-              </w:rPr>
-              <w:t xml:space="preserve">“retains oversight of strategy, material capital investments, risks and executive appointments”</w:t>
-            </w:r>
-            <w:r>
-              <w:rPr>
-                <w:rFonts w:ascii="Arial" w:cs="Arial" w:eastAsia="Arial" w:hAnsi="Arial"/>
-                <w:b w:val="false"/>
-                <w:bCs w:val="false"/>
-                <w:i w:val="false"/>
-                <w:iCs w:val="false"/>
-                <w:color w:val="0070C0"/>
-                <w:sz w:val="18"/>
-                <w:szCs w:val="18"/>
-              </w:rPr>
-              <w:t xml:space="preserve"> while day-to-day operations are delegated to the CEO and the executive team.</w:t>
+              <w:t xml:space="preserve">Document 4 says the board retains oversight of </w:t>
+            </w:r>
+            <w:r>
+              <w:rPr>
+                <w:rFonts w:ascii="Arial" w:cs="Arial" w:eastAsia="Arial" w:hAnsi="Arial"/>
+                <w:b/>
+                <w:bCs/>
+                <w:i w:val="false"/>
+                <w:iCs w:val="false"/>
+                <w:color w:val="0070C0"/>
+                <w:sz w:val="18"/>
+                <w:szCs w:val="18"/>
+              </w:rPr>
+              <w:t xml:space="preserve">strategy, material capital investments, risks and executive appointments</w:t>
+            </w:r>
+            <w:r>
+              <w:rPr>
+                <w:rFonts w:ascii="Arial" w:cs="Arial" w:eastAsia="Arial" w:hAnsi="Arial"/>
+                <w:b w:val="false"/>
+                <w:bCs w:val="false"/>
+                <w:i w:val="false"/>
+                <w:iCs w:val="false"/>
+                <w:color w:val="0070C0"/>
+                <w:sz w:val="18"/>
+                <w:szCs w:val="18"/>
+              </w:rPr>
+              <w:t xml:space="preserve">, with operations delegated to the CEO.</w:t>
             </w:r>
           </w:p>
           <w:p>
@@ -19956,41 +20175,64 @@
             <w:r>
               <w:rPr>
                 <w:rFonts w:ascii="Arial" w:cs="Arial" w:eastAsia="Arial" w:hAnsi="Arial"/>
-                <w:b w:val="false"/>
-                <w:bCs w:val="false"/>
-                <w:i w:val="false"/>
-                <w:iCs w:val="false"/>
-                <w:color w:val="0070C0"/>
-                <w:sz w:val="18"/>
-                <w:szCs w:val="18"/>
-              </w:rPr>
-              <w:t xml:space="preserve">That is the right division in principle, but </w:t>
-            </w:r>
-            <w:r>
-              <w:rPr>
-                <w:rFonts w:ascii="Arial" w:cs="Arial" w:eastAsia="Arial" w:hAnsi="Arial"/>
-                <w:b/>
-                <w:bCs/>
-                <w:i w:val="false"/>
-                <w:iCs w:val="false"/>
-                <w:color w:val="0070C0"/>
-                <w:sz w:val="18"/>
-                <w:szCs w:val="18"/>
-              </w:rPr>
-              <w:t xml:space="preserve">“material” is not defined</w:t>
-            </w:r>
-            <w:r>
-              <w:rPr>
-                <w:rFonts w:ascii="Arial" w:cs="Arial" w:eastAsia="Arial" w:hAnsi="Arial"/>
-                <w:b w:val="false"/>
-                <w:bCs w:val="false"/>
-                <w:i w:val="false"/>
-                <w:iCs w:val="false"/>
-                <w:color w:val="0070C0"/>
-                <w:sz w:val="18"/>
-                <w:szCs w:val="18"/>
-              </w:rPr>
-              <w:t xml:space="preserve"> and no delegation of authority framework is mentioned.</w:t>
+                <w:b/>
+                <w:bCs/>
+                <w:i w:val="false"/>
+                <w:iCs w:val="false"/>
+                <w:color w:val="0070C0"/>
+                <w:sz w:val="18"/>
+                <w:szCs w:val="18"/>
+              </w:rPr>
+              <w:t xml:space="preserve">Section 66(1) permits delegation but not abdication</w:t>
+            </w:r>
+            <w:r>
+              <w:rPr>
+                <w:rFonts w:ascii="Arial" w:cs="Arial" w:eastAsia="Arial" w:hAnsi="Arial"/>
+                <w:b w:val="false"/>
+                <w:bCs w:val="false"/>
+                <w:i w:val="false"/>
+                <w:iCs w:val="false"/>
+                <w:color w:val="0070C0"/>
+                <w:sz w:val="18"/>
+                <w:szCs w:val="18"/>
+              </w:rPr>
+              <w:t xml:space="preserve"> — the board remains accountable for what it delegates.</w:t>
+            </w:r>
+          </w:p>
+          <w:p>
+            <w:pPr>
+              <w:pStyle w:val="ListParagraph"/>
+              <w:numPr>
+                <w:ilvl w:val="0"/>
+                <w:numId w:val="2"/>
+              </w:numPr>
+              <w:spacing w:after="40" w:before="0" w:line="250" w:lineRule="auto"/>
+            </w:pPr>
+            <w:r>
+              <w:rPr>
+                <w:rFonts w:ascii="Arial" w:cs="Arial" w:eastAsia="Arial" w:hAnsi="Arial"/>
+                <w:b/>
+                <w:bCs/>
+                <w:i w:val="false"/>
+                <w:iCs w:val="false"/>
+                <w:color w:val="0070C0"/>
+                <w:sz w:val="18"/>
+                <w:szCs w:val="18"/>
+              </w:rPr>
+              <w:t xml:space="preserve">“Material” is not defined</w:t>
+            </w:r>
+            <w:r>
+              <w:rPr>
+                <w:rFonts w:ascii="Arial" w:cs="Arial" w:eastAsia="Arial" w:hAnsi="Arial"/>
+                <w:b w:val="false"/>
+                <w:bCs w:val="false"/>
+                <w:i w:val="false"/>
+                <w:iCs w:val="false"/>
+                <w:color w:val="0070C0"/>
+                <w:sz w:val="18"/>
+                <w:szCs w:val="18"/>
+              </w:rPr>
+              <w:t xml:space="preserve"> and no delegation of authority framework is mentioned, so the boundary is untested.</w:t>
             </w:r>
           </w:p>
           <w:p>
@@ -20039,7 +20281,7 @@
                 <w:sz w:val="18"/>
                 <w:szCs w:val="18"/>
               </w:rPr>
-              <w:t xml:space="preserve"> — a concentration that Document 4’s own “founder-led to institutionally backed” heading acknowledges.</w:t>
+              <w:t xml:space="preserve">, concentrating influence in one person.</w:t>
             </w:r>
           </w:p>
         </w:tc>
@@ -20079,108 +20321,69 @@
                 <w:sz w:val="18"/>
                 <w:szCs w:val="18"/>
               </w:rPr>
-              <w:t xml:space="preserve">Ask for the </w:t>
-            </w:r>
-            <w:r>
-              <w:rPr>
-                <w:rFonts w:ascii="Arial" w:cs="Arial" w:eastAsia="Arial" w:hAnsi="Arial"/>
-                <w:b/>
-                <w:bCs/>
-                <w:i w:val="false"/>
-                <w:iCs w:val="false"/>
-                <w:color w:val="0070C0"/>
-                <w:sz w:val="18"/>
-                <w:szCs w:val="18"/>
-              </w:rPr>
-              <w:t xml:space="preserve">delegation of authority framework</w:t>
-            </w:r>
-            <w:r>
-              <w:rPr>
-                <w:rFonts w:ascii="Arial" w:cs="Arial" w:eastAsia="Arial" w:hAnsi="Arial"/>
-                <w:b w:val="false"/>
-                <w:bCs w:val="false"/>
-                <w:i w:val="false"/>
-                <w:iCs w:val="false"/>
-                <w:color w:val="0070C0"/>
-                <w:sz w:val="18"/>
-                <w:szCs w:val="18"/>
-              </w:rPr>
-              <w:t xml:space="preserve"> and the </w:t>
-            </w:r>
-            <w:r>
-              <w:rPr>
-                <w:rFonts w:ascii="Arial" w:cs="Arial" w:eastAsia="Arial" w:hAnsi="Arial"/>
-                <w:b/>
-                <w:bCs/>
-                <w:i w:val="false"/>
-                <w:iCs w:val="false"/>
-                <w:color w:val="0070C0"/>
-                <w:sz w:val="18"/>
-                <w:szCs w:val="18"/>
-              </w:rPr>
-              <w:t xml:space="preserve">approval limits</w:t>
-            </w:r>
-            <w:r>
-              <w:rPr>
-                <w:rFonts w:ascii="Arial" w:cs="Arial" w:eastAsia="Arial" w:hAnsi="Arial"/>
-                <w:b w:val="false"/>
-                <w:bCs w:val="false"/>
-                <w:i w:val="false"/>
-                <w:iCs w:val="false"/>
-                <w:color w:val="0070C0"/>
-                <w:sz w:val="18"/>
-                <w:szCs w:val="18"/>
-              </w:rPr>
-              <w:t xml:space="preserve">, particularly for capital expenditure.</w:t>
-            </w:r>
-          </w:p>
-          <w:p>
-            <w:pPr>
-              <w:pStyle w:val="ListParagraph"/>
-              <w:numPr>
-                <w:ilvl w:val="0"/>
-                <w:numId w:val="2"/>
-              </w:numPr>
-              <w:spacing w:after="0" w:before="0" w:line="250" w:lineRule="auto"/>
-            </w:pPr>
-            <w:r>
-              <w:rPr>
-                <w:rFonts w:ascii="Arial" w:cs="Arial" w:eastAsia="Arial" w:hAnsi="Arial"/>
-                <w:b w:val="false"/>
-                <w:bCs w:val="false"/>
-                <w:i w:val="false"/>
-                <w:iCs w:val="false"/>
-                <w:color w:val="0070C0"/>
-                <w:sz w:val="18"/>
-                <w:szCs w:val="18"/>
-              </w:rPr>
-              <w:t xml:space="preserve">Ask how </w:t>
-            </w:r>
-            <w:r>
-              <w:rPr>
-                <w:rFonts w:ascii="Arial" w:cs="Arial" w:eastAsia="Arial" w:hAnsi="Arial"/>
-                <w:b/>
-                <w:bCs/>
-                <w:i w:val="false"/>
-                <w:iCs w:val="false"/>
-                <w:color w:val="0070C0"/>
-                <w:sz w:val="18"/>
-                <w:szCs w:val="18"/>
-              </w:rPr>
-              <w:t xml:space="preserve">“material capital investments”</w:t>
-            </w:r>
-            <w:r>
-              <w:rPr>
-                <w:rFonts w:ascii="Arial" w:cs="Arial" w:eastAsia="Arial" w:hAnsi="Arial"/>
-                <w:b w:val="false"/>
-                <w:bCs w:val="false"/>
-                <w:i w:val="false"/>
-                <w:iCs w:val="false"/>
-                <w:color w:val="0070C0"/>
-                <w:sz w:val="18"/>
-                <w:szCs w:val="18"/>
-              </w:rPr>
-              <w:t xml:space="preserve"> is defined and who signs off below that threshold.</w:t>
+              <w:t xml:space="preserve">Delegation appears </w:t>
+            </w:r>
+            <w:r>
+              <w:rPr>
+                <w:rFonts w:ascii="Arial" w:cs="Arial" w:eastAsia="Arial" w:hAnsi="Arial"/>
+                <w:b/>
+                <w:bCs/>
+                <w:i w:val="false"/>
+                <w:iCs w:val="false"/>
+                <w:color w:val="0070C0"/>
+                <w:sz w:val="18"/>
+                <w:szCs w:val="18"/>
+              </w:rPr>
+              <w:t xml:space="preserve">appropriate in principle but is not evidenced</w:t>
+            </w:r>
+            <w:r>
+              <w:rPr>
+                <w:rFonts w:ascii="Arial" w:cs="Arial" w:eastAsia="Arial" w:hAnsi="Arial"/>
+                <w:b w:val="false"/>
+                <w:bCs w:val="false"/>
+                <w:i w:val="false"/>
+                <w:iCs w:val="false"/>
+                <w:color w:val="0070C0"/>
+                <w:sz w:val="18"/>
+                <w:szCs w:val="18"/>
+              </w:rPr>
+              <w:t xml:space="preserve">, and an undefined materiality threshold means capital spend could bypass the board.</w:t>
+            </w:r>
+          </w:p>
+          <w:p>
+            <w:pPr>
+              <w:pStyle w:val="ListParagraph"/>
+              <w:numPr>
+                <w:ilvl w:val="0"/>
+                <w:numId w:val="2"/>
+              </w:numPr>
+              <w:spacing w:after="0" w:before="0" w:line="250" w:lineRule="auto"/>
+            </w:pPr>
+            <w:r>
+              <w:rPr>
+                <w:rFonts w:ascii="Arial" w:cs="Arial" w:eastAsia="Arial" w:hAnsi="Arial"/>
+                <w:b/>
+                <w:bCs/>
+                <w:i w:val="false"/>
+                <w:iCs w:val="false"/>
+                <w:color w:val="0070C0"/>
+                <w:sz w:val="18"/>
+                <w:szCs w:val="18"/>
+              </w:rPr>
+              <w:t xml:space="preserve">Recommend</w:t>
+            </w:r>
+            <w:r>
+              <w:rPr>
+                <w:rFonts w:ascii="Arial" w:cs="Arial" w:eastAsia="Arial" w:hAnsi="Arial"/>
+                <w:b w:val="false"/>
+                <w:bCs w:val="false"/>
+                <w:i w:val="false"/>
+                <w:iCs w:val="false"/>
+                <w:color w:val="0070C0"/>
+                <w:sz w:val="18"/>
+                <w:szCs w:val="18"/>
+              </w:rPr>
+              <w:t xml:space="preserve"> adopting a written delegation of authority framework with rand approval limits, defining “material capital investment”, and excluding the CEO from his own remuneration decisions.</w:t>
             </w:r>
           </w:p>
         </w:tc>
@@ -20334,7 +20537,7 @@
                 <w:sz w:val="18"/>
                 <w:szCs w:val="18"/>
               </w:rPr>
-              <w:t xml:space="preserve"> as the entrepreneurial founder culture is formalised.</w:t>
+              <w:t xml:space="preserve"> as the founder culture is formalised.</w:t>
             </w:r>
           </w:p>
         </w:tc>
@@ -20387,7 +20590,33 @@
                 <w:sz w:val="18"/>
                 <w:szCs w:val="18"/>
               </w:rPr>
-              <w:t xml:space="preserve"> — ethical culture as a governance outcome; the governing body </w:t>
+              <w:t xml:space="preserve"> — </w:t>
+            </w:r>
+            <w:r>
+              <w:rPr>
+                <w:rFonts w:ascii="Arial" w:cs="Arial" w:eastAsia="Arial" w:hAnsi="Arial"/>
+                <w:b/>
+                <w:bCs/>
+                <w:i w:val="false"/>
+                <w:iCs w:val="false"/>
+                <w:color w:val="000000"/>
+                <w:sz w:val="18"/>
+                <w:szCs w:val="18"/>
+              </w:rPr>
+              <w:t xml:space="preserve">ethical culture</w:t>
+            </w:r>
+            <w:r>
+              <w:rPr>
+                <w:rFonts w:ascii="Arial" w:cs="Arial" w:eastAsia="Arial" w:hAnsi="Arial"/>
+                <w:b w:val="false"/>
+                <w:bCs w:val="false"/>
+                <w:i w:val="false"/>
+                <w:iCs w:val="false"/>
+                <w:color w:val="000000"/>
+                <w:sz w:val="18"/>
+                <w:szCs w:val="18"/>
+              </w:rPr>
+              <w:t xml:space="preserve"> as a governance outcome; the governing body </w:t>
             </w:r>
             <w:r>
               <w:rPr>
@@ -20449,7 +20678,7 @@
                 <w:sz w:val="18"/>
                 <w:szCs w:val="18"/>
               </w:rPr>
-              <w:t xml:space="preserve"> — the governing body should ensure the organisation has the </w:t>
+              <w:t xml:space="preserve"> — the organisation should have the </w:t>
             </w:r>
             <w:r>
               <w:rPr>
@@ -20511,7 +20740,33 @@
                 <w:sz w:val="18"/>
                 <w:szCs w:val="18"/>
               </w:rPr>
-              <w:t xml:space="preserve"> — the social and ethics committee monitors ethics and corporate citizenship.</w:t>
+              <w:t xml:space="preserve"> — the social and ethics committee </w:t>
+            </w:r>
+            <w:r>
+              <w:rPr>
+                <w:rFonts w:ascii="Arial" w:cs="Arial" w:eastAsia="Arial" w:hAnsi="Arial"/>
+                <w:b/>
+                <w:bCs/>
+                <w:i w:val="false"/>
+                <w:iCs w:val="false"/>
+                <w:color w:val="000000"/>
+                <w:sz w:val="18"/>
+                <w:szCs w:val="18"/>
+              </w:rPr>
+              <w:t xml:space="preserve">monitors ethics and corporate citizenship</w:t>
+            </w:r>
+            <w:r>
+              <w:rPr>
+                <w:rFonts w:ascii="Arial" w:cs="Arial" w:eastAsia="Arial" w:hAnsi="Arial"/>
+                <w:b w:val="false"/>
+                <w:bCs w:val="false"/>
+                <w:i w:val="false"/>
+                <w:iCs w:val="false"/>
+                <w:color w:val="000000"/>
+                <w:sz w:val="18"/>
+                <w:szCs w:val="18"/>
+              </w:rPr>
+              <w:t xml:space="preserve">.</w:t>
             </w:r>
           </w:p>
         </w:tc>
@@ -20551,7 +20806,7 @@
                 <w:sz w:val="18"/>
                 <w:szCs w:val="18"/>
               </w:rPr>
-              <w:t xml:space="preserve">Document 4 states the board is committed to </w:t>
+              <w:t xml:space="preserve">Document 4 records a commitment to </w:t>
             </w:r>
             <w:r>
               <w:rPr>
@@ -20577,33 +20832,33 @@
                 <w:sz w:val="18"/>
                 <w:szCs w:val="18"/>
               </w:rPr>
-              <w:t xml:space="preserve">, and that Axion is </w:t>
-            </w:r>
-            <w:r>
-              <w:rPr>
-                <w:rFonts w:ascii="Arial" w:cs="Arial" w:eastAsia="Arial" w:hAnsi="Arial"/>
-                <w:b/>
-                <w:bCs/>
-                <w:i w:val="false"/>
-                <w:iCs w:val="false"/>
-                <w:color w:val="0070C0"/>
-                <w:sz w:val="18"/>
-                <w:szCs w:val="18"/>
-              </w:rPr>
-              <w:t xml:space="preserve">“progressively formalising its systems, governance and decision-making”</w:t>
-            </w:r>
-            <w:r>
-              <w:rPr>
-                <w:rFonts w:ascii="Arial" w:cs="Arial" w:eastAsia="Arial" w:hAnsi="Arial"/>
-                <w:b w:val="false"/>
-                <w:bCs w:val="false"/>
-                <w:i w:val="false"/>
-                <w:iCs w:val="false"/>
-                <w:color w:val="0070C0"/>
-                <w:sz w:val="18"/>
-                <w:szCs w:val="18"/>
-              </w:rPr>
-              <w:t xml:space="preserve">.</w:t>
+              <w:t xml:space="preserve"> and to </w:t>
+            </w:r>
+            <w:r>
+              <w:rPr>
+                <w:rFonts w:ascii="Arial" w:cs="Arial" w:eastAsia="Arial" w:hAnsi="Arial"/>
+                <w:b/>
+                <w:bCs/>
+                <w:i w:val="false"/>
+                <w:iCs w:val="false"/>
+                <w:color w:val="0070C0"/>
+                <w:sz w:val="18"/>
+                <w:szCs w:val="18"/>
+              </w:rPr>
+              <w:t xml:space="preserve">“progressively formalising”</w:t>
+            </w:r>
+            <w:r>
+              <w:rPr>
+                <w:rFonts w:ascii="Arial" w:cs="Arial" w:eastAsia="Arial" w:hAnsi="Arial"/>
+                <w:b w:val="false"/>
+                <w:bCs w:val="false"/>
+                <w:i w:val="false"/>
+                <w:iCs w:val="false"/>
+                <w:color w:val="0070C0"/>
+                <w:sz w:val="18"/>
+                <w:szCs w:val="18"/>
+              </w:rPr>
+              <w:t xml:space="preserve"> systems and governance.</w:t>
             </w:r>
           </w:p>
           <w:p>
@@ -20652,7 +20907,7 @@
                 <w:sz w:val="18"/>
                 <w:szCs w:val="18"/>
               </w:rPr>
-              <w:t xml:space="preserve"> as one of six stated constraints, and </w:t>
+              <w:t xml:space="preserve"> as a stated constraint and </w:t>
             </w:r>
             <w:r>
               <w:rPr>
@@ -20678,43 +20933,43 @@
                 <w:sz w:val="18"/>
                 <w:szCs w:val="18"/>
               </w:rPr>
-              <w:t xml:space="preserve"> as one of four strategic priorities.</w:t>
-            </w:r>
-          </w:p>
-          <w:p>
-            <w:pPr>
-              <w:pStyle w:val="ListParagraph"/>
-              <w:numPr>
-                <w:ilvl w:val="0"/>
-                <w:numId w:val="2"/>
-              </w:numPr>
-              <w:spacing w:after="0" w:before="0" w:line="250" w:lineRule="auto"/>
-            </w:pPr>
-            <w:r>
-              <w:rPr>
-                <w:rFonts w:ascii="Arial" w:cs="Arial" w:eastAsia="Arial" w:hAnsi="Arial"/>
-                <w:b/>
-                <w:bCs/>
-                <w:i w:val="false"/>
-                <w:iCs w:val="false"/>
-                <w:color w:val="0070C0"/>
-                <w:sz w:val="18"/>
-                <w:szCs w:val="18"/>
-              </w:rPr>
-              <w:t xml:space="preserve">This is the theme that ties the whole document together</w:t>
-            </w:r>
-            <w:r>
-              <w:rPr>
-                <w:rFonts w:ascii="Arial" w:cs="Arial" w:eastAsia="Arial" w:hAnsi="Arial"/>
-                <w:b w:val="false"/>
-                <w:bCs w:val="false"/>
-                <w:i w:val="false"/>
-                <w:iCs w:val="false"/>
-                <w:color w:val="0070C0"/>
-                <w:sz w:val="18"/>
-                <w:szCs w:val="18"/>
-              </w:rPr>
-              <w:t xml:space="preserve">, and it is where a “what should we formalise next” required would land.</w:t>
+              <w:t xml:space="preserve"> as a strategic priority.</w:t>
+            </w:r>
+          </w:p>
+          <w:p>
+            <w:pPr>
+              <w:pStyle w:val="ListParagraph"/>
+              <w:numPr>
+                <w:ilvl w:val="0"/>
+                <w:numId w:val="2"/>
+              </w:numPr>
+              <w:spacing w:after="0" w:before="0" w:line="250" w:lineRule="auto"/>
+            </w:pPr>
+            <w:r>
+              <w:rPr>
+                <w:rFonts w:ascii="Arial" w:cs="Arial" w:eastAsia="Arial" w:hAnsi="Arial"/>
+                <w:b/>
+                <w:bCs/>
+                <w:i w:val="false"/>
+                <w:iCs w:val="false"/>
+                <w:color w:val="0070C0"/>
+                <w:sz w:val="18"/>
+                <w:szCs w:val="18"/>
+              </w:rPr>
+              <w:t xml:space="preserve">Reg 43(5) already obliges</w:t>
+            </w:r>
+            <w:r>
+              <w:rPr>
+                <w:rFonts w:ascii="Arial" w:cs="Arial" w:eastAsia="Arial" w:hAnsi="Arial"/>
+                <w:b w:val="false"/>
+                <w:bCs w:val="false"/>
+                <w:i w:val="false"/>
+                <w:iCs w:val="false"/>
+                <w:color w:val="0070C0"/>
+                <w:sz w:val="18"/>
+                <w:szCs w:val="18"/>
+              </w:rPr>
+              <w:t xml:space="preserve"> the social and ethics committee to monitor ethics, so the mechanism exists and must be used.</w:t>
             </w:r>
           </w:p>
         </w:tc>
@@ -20741,202 +20996,82 @@
                 <w:ilvl w:val="0"/>
                 <w:numId w:val="2"/>
               </w:numPr>
-              <w:spacing w:after="0" w:before="0" w:line="250" w:lineRule="auto"/>
-            </w:pPr>
-            <w:r>
-              <w:rPr>
-                <w:rFonts w:ascii="Arial" w:cs="Arial" w:eastAsia="Arial" w:hAnsi="Arial"/>
-                <w:b w:val="false"/>
-                <w:bCs w:val="false"/>
-                <w:i w:val="false"/>
-                <w:iCs w:val="false"/>
-                <w:color w:val="0070C0"/>
-                <w:sz w:val="18"/>
-                <w:szCs w:val="18"/>
-              </w:rPr>
-              <w:t xml:space="preserve">Be ready to recommend, in order: </w:t>
-            </w:r>
-            <w:r>
-              <w:rPr>
-                <w:rFonts w:ascii="Arial" w:cs="Arial" w:eastAsia="Arial" w:hAnsi="Arial"/>
-                <w:b/>
-                <w:bCs/>
-                <w:i w:val="false"/>
-                <w:iCs w:val="false"/>
-                <w:color w:val="0070C0"/>
-                <w:sz w:val="18"/>
-                <w:szCs w:val="18"/>
-              </w:rPr>
-              <w:t xml:space="preserve">delegation of authority framework</w:t>
-            </w:r>
-            <w:r>
-              <w:rPr>
-                <w:rFonts w:ascii="Arial" w:cs="Arial" w:eastAsia="Arial" w:hAnsi="Arial"/>
-                <w:b w:val="false"/>
-                <w:bCs w:val="false"/>
-                <w:i w:val="false"/>
-                <w:iCs w:val="false"/>
-                <w:color w:val="0070C0"/>
-                <w:sz w:val="18"/>
-                <w:szCs w:val="18"/>
-              </w:rPr>
-              <w:t xml:space="preserve">, </w:t>
-            </w:r>
-            <w:r>
-              <w:rPr>
-                <w:rFonts w:ascii="Arial" w:cs="Arial" w:eastAsia="Arial" w:hAnsi="Arial"/>
-                <w:b/>
-                <w:bCs/>
-                <w:i w:val="false"/>
-                <w:iCs w:val="false"/>
-                <w:color w:val="0070C0"/>
-                <w:sz w:val="18"/>
-                <w:szCs w:val="18"/>
-              </w:rPr>
-              <w:t xml:space="preserve">conflicts and related-party policy and register</w:t>
-            </w:r>
-            <w:r>
-              <w:rPr>
-                <w:rFonts w:ascii="Arial" w:cs="Arial" w:eastAsia="Arial" w:hAnsi="Arial"/>
-                <w:b w:val="false"/>
-                <w:bCs w:val="false"/>
-                <w:i w:val="false"/>
-                <w:iCs w:val="false"/>
-                <w:color w:val="0070C0"/>
-                <w:sz w:val="18"/>
-                <w:szCs w:val="18"/>
-              </w:rPr>
-              <w:t xml:space="preserve">, </w:t>
-            </w:r>
-            <w:r>
-              <w:rPr>
-                <w:rFonts w:ascii="Arial" w:cs="Arial" w:eastAsia="Arial" w:hAnsi="Arial"/>
-                <w:b/>
-                <w:bCs/>
-                <w:i w:val="false"/>
-                <w:iCs w:val="false"/>
-                <w:color w:val="0070C0"/>
-                <w:sz w:val="18"/>
-                <w:szCs w:val="18"/>
-              </w:rPr>
-              <w:t xml:space="preserve">committee terms of reference</w:t>
-            </w:r>
-            <w:r>
-              <w:rPr>
-                <w:rFonts w:ascii="Arial" w:cs="Arial" w:eastAsia="Arial" w:hAnsi="Arial"/>
-                <w:b w:val="false"/>
-                <w:bCs w:val="false"/>
-                <w:i w:val="false"/>
-                <w:iCs w:val="false"/>
-                <w:color w:val="0070C0"/>
-                <w:sz w:val="18"/>
-                <w:szCs w:val="18"/>
-              </w:rPr>
-              <w:t xml:space="preserve">, </w:t>
-            </w:r>
-            <w:r>
-              <w:rPr>
-                <w:rFonts w:ascii="Arial" w:cs="Arial" w:eastAsia="Arial" w:hAnsi="Arial"/>
-                <w:b/>
-                <w:bCs/>
-                <w:i w:val="false"/>
-                <w:iCs w:val="false"/>
-                <w:color w:val="0070C0"/>
-                <w:sz w:val="18"/>
-                <w:szCs w:val="18"/>
-              </w:rPr>
-              <w:t xml:space="preserve">risk register and combined assurance model</w:t>
-            </w:r>
-            <w:r>
-              <w:rPr>
-                <w:rFonts w:ascii="Arial" w:cs="Arial" w:eastAsia="Arial" w:hAnsi="Arial"/>
-                <w:b w:val="false"/>
-                <w:bCs w:val="false"/>
-                <w:i w:val="false"/>
-                <w:iCs w:val="false"/>
-                <w:color w:val="0070C0"/>
-                <w:sz w:val="18"/>
-                <w:szCs w:val="18"/>
-              </w:rPr>
-              <w:t xml:space="preserve">, </w:t>
-            </w:r>
-            <w:r>
-              <w:rPr>
-                <w:rFonts w:ascii="Arial" w:cs="Arial" w:eastAsia="Arial" w:hAnsi="Arial"/>
-                <w:b/>
-                <w:bCs/>
-                <w:i w:val="false"/>
-                <w:iCs w:val="false"/>
-                <w:color w:val="0070C0"/>
-                <w:sz w:val="18"/>
-                <w:szCs w:val="18"/>
-              </w:rPr>
-              <w:t xml:space="preserve">internal audit</w:t>
-            </w:r>
-            <w:r>
-              <w:rPr>
-                <w:rFonts w:ascii="Arial" w:cs="Arial" w:eastAsia="Arial" w:hAnsi="Arial"/>
-                <w:b w:val="false"/>
-                <w:bCs w:val="false"/>
-                <w:i w:val="false"/>
-                <w:iCs w:val="false"/>
-                <w:color w:val="0070C0"/>
-                <w:sz w:val="18"/>
-                <w:szCs w:val="18"/>
-              </w:rPr>
-              <w:t xml:space="preserve">, </w:t>
-            </w:r>
-            <w:r>
-              <w:rPr>
-                <w:rFonts w:ascii="Arial" w:cs="Arial" w:eastAsia="Arial" w:hAnsi="Arial"/>
-                <w:b/>
-                <w:bCs/>
-                <w:i w:val="false"/>
-                <w:iCs w:val="false"/>
-                <w:color w:val="0070C0"/>
-                <w:sz w:val="18"/>
-                <w:szCs w:val="18"/>
-              </w:rPr>
-              <w:t xml:space="preserve">code of ethics and whistleblowing</w:t>
-            </w:r>
-            <w:r>
-              <w:rPr>
-                <w:rFonts w:ascii="Arial" w:cs="Arial" w:eastAsia="Arial" w:hAnsi="Arial"/>
-                <w:b w:val="false"/>
-                <w:bCs w:val="false"/>
-                <w:i w:val="false"/>
-                <w:iCs w:val="false"/>
-                <w:color w:val="0070C0"/>
-                <w:sz w:val="18"/>
-                <w:szCs w:val="18"/>
-              </w:rPr>
-              <w:t xml:space="preserve">, and </w:t>
-            </w:r>
-            <w:r>
-              <w:rPr>
-                <w:rFonts w:ascii="Arial" w:cs="Arial" w:eastAsia="Arial" w:hAnsi="Arial"/>
-                <w:b/>
-                <w:bCs/>
-                <w:i w:val="false"/>
-                <w:iCs w:val="false"/>
-                <w:color w:val="0070C0"/>
-                <w:sz w:val="18"/>
-                <w:szCs w:val="18"/>
-              </w:rPr>
-              <w:t xml:space="preserve">board evaluation</w:t>
-            </w:r>
-            <w:r>
-              <w:rPr>
-                <w:rFonts w:ascii="Arial" w:cs="Arial" w:eastAsia="Arial" w:hAnsi="Arial"/>
-                <w:b w:val="false"/>
-                <w:bCs w:val="false"/>
-                <w:i w:val="false"/>
-                <w:iCs w:val="false"/>
-                <w:color w:val="0070C0"/>
-                <w:sz w:val="18"/>
-                <w:szCs w:val="18"/>
-              </w:rPr>
-              <w:t xml:space="preserve">.</w:t>
+              <w:spacing w:after="40" w:before="0" w:line="250" w:lineRule="auto"/>
+            </w:pPr>
+            <w:r>
+              <w:rPr>
+                <w:rFonts w:ascii="Arial" w:cs="Arial" w:eastAsia="Arial" w:hAnsi="Arial"/>
+                <w:b w:val="false"/>
+                <w:bCs w:val="false"/>
+                <w:i w:val="false"/>
+                <w:iCs w:val="false"/>
+                <w:color w:val="0070C0"/>
+                <w:sz w:val="18"/>
+                <w:szCs w:val="18"/>
+              </w:rPr>
+              <w:t xml:space="preserve">Axion’s governance is </w:t>
+            </w:r>
+            <w:r>
+              <w:rPr>
+                <w:rFonts w:ascii="Arial" w:cs="Arial" w:eastAsia="Arial" w:hAnsi="Arial"/>
+                <w:b/>
+                <w:bCs/>
+                <w:i w:val="false"/>
+                <w:iCs w:val="false"/>
+                <w:color w:val="0070C0"/>
+                <w:sz w:val="18"/>
+                <w:szCs w:val="18"/>
+              </w:rPr>
+              <w:t xml:space="preserve">formalising but incomplete</w:t>
+            </w:r>
+            <w:r>
+              <w:rPr>
+                <w:rFonts w:ascii="Arial" w:cs="Arial" w:eastAsia="Arial" w:hAnsi="Arial"/>
+                <w:b w:val="false"/>
+                <w:bCs w:val="false"/>
+                <w:i w:val="false"/>
+                <w:iCs w:val="false"/>
+                <w:color w:val="0070C0"/>
+                <w:sz w:val="18"/>
+                <w:szCs w:val="18"/>
+              </w:rPr>
+              <w:t xml:space="preserve">, and capacity is a stated constraint at the point of greatest demand on the board.</w:t>
+            </w:r>
+          </w:p>
+          <w:p>
+            <w:pPr>
+              <w:pStyle w:val="ListParagraph"/>
+              <w:numPr>
+                <w:ilvl w:val="0"/>
+                <w:numId w:val="2"/>
+              </w:numPr>
+              <w:spacing w:after="0" w:before="0" w:line="250" w:lineRule="auto"/>
+            </w:pPr>
+            <w:r>
+              <w:rPr>
+                <w:rFonts w:ascii="Arial" w:cs="Arial" w:eastAsia="Arial" w:hAnsi="Arial"/>
+                <w:b/>
+                <w:bCs/>
+                <w:i w:val="false"/>
+                <w:iCs w:val="false"/>
+                <w:color w:val="0070C0"/>
+                <w:sz w:val="18"/>
+                <w:szCs w:val="18"/>
+              </w:rPr>
+              <w:t xml:space="preserve">Recommend</w:t>
+            </w:r>
+            <w:r>
+              <w:rPr>
+                <w:rFonts w:ascii="Arial" w:cs="Arial" w:eastAsia="Arial" w:hAnsi="Arial"/>
+                <w:b w:val="false"/>
+                <w:bCs w:val="false"/>
+                <w:i w:val="false"/>
+                <w:iCs w:val="false"/>
+                <w:color w:val="0070C0"/>
+                <w:sz w:val="18"/>
+                <w:szCs w:val="18"/>
+              </w:rPr>
+              <w:t xml:space="preserve">, in order: delegation of authority framework; conflicts and related-party policy and register; committee terms of reference; risk register and combined assurance; internal audit; code of ethics and whistleblowing; and an annual board evaluation.</w:t>
             </w:r>
           </w:p>
         </w:tc>
@@ -21821,7 +21956,33 @@
                 <w:sz w:val="18"/>
                 <w:szCs w:val="18"/>
               </w:rPr>
-              <w:t xml:space="preserve"> — responding to non-compliance with laws and regulations, for an accountant in business.</w:t>
+              <w:t xml:space="preserve"> — responding to </w:t>
+            </w:r>
+            <w:r>
+              <w:rPr>
+                <w:rFonts w:ascii="Arial" w:cs="Arial" w:eastAsia="Arial" w:hAnsi="Arial"/>
+                <w:b/>
+                <w:bCs/>
+                <w:i w:val="false"/>
+                <w:iCs w:val="false"/>
+                <w:color w:val="000000"/>
+                <w:sz w:val="18"/>
+                <w:szCs w:val="18"/>
+              </w:rPr>
+              <w:t xml:space="preserve">non-compliance with laws and regulations</w:t>
+            </w:r>
+            <w:r>
+              <w:rPr>
+                <w:rFonts w:ascii="Arial" w:cs="Arial" w:eastAsia="Arial" w:hAnsi="Arial"/>
+                <w:b w:val="false"/>
+                <w:bCs w:val="false"/>
+                <w:i w:val="false"/>
+                <w:iCs w:val="false"/>
+                <w:color w:val="000000"/>
+                <w:sz w:val="18"/>
+                <w:szCs w:val="18"/>
+              </w:rPr>
+              <w:t xml:space="preserve">.</w:t>
             </w:r>
           </w:p>
         </w:tc>
@@ -21861,33 +22022,33 @@
                 <w:sz w:val="18"/>
                 <w:szCs w:val="18"/>
               </w:rPr>
-              <w:t xml:space="preserve">She is the executive preparing the </w:t>
-            </w:r>
-            <w:r>
-              <w:rPr>
-                <w:rFonts w:ascii="Arial" w:cs="Arial" w:eastAsia="Arial" w:hAnsi="Arial"/>
-                <w:b/>
-                <w:bCs/>
-                <w:i w:val="false"/>
-                <w:iCs w:val="false"/>
-                <w:color w:val="0070C0"/>
-                <w:sz w:val="18"/>
-                <w:szCs w:val="18"/>
-              </w:rPr>
-              <w:t xml:space="preserve">draft information memorandum</w:t>
-            </w:r>
-            <w:r>
-              <w:rPr>
-                <w:rFonts w:ascii="Arial" w:cs="Arial" w:eastAsia="Arial" w:hAnsi="Arial"/>
-                <w:b w:val="false"/>
-                <w:bCs w:val="false"/>
-                <w:i w:val="false"/>
-                <w:iCs w:val="false"/>
-                <w:color w:val="0070C0"/>
-                <w:sz w:val="18"/>
-                <w:szCs w:val="18"/>
-              </w:rPr>
-              <w:t xml:space="preserve"> in Document 4 and the </w:t>
+              <w:t xml:space="preserve">She prepares the </w:t>
+            </w:r>
+            <w:r>
+              <w:rPr>
+                <w:rFonts w:ascii="Arial" w:cs="Arial" w:eastAsia="Arial" w:hAnsi="Arial"/>
+                <w:b/>
+                <w:bCs/>
+                <w:i w:val="false"/>
+                <w:iCs w:val="false"/>
+                <w:color w:val="0070C0"/>
+                <w:sz w:val="18"/>
+                <w:szCs w:val="18"/>
+              </w:rPr>
+              <w:t xml:space="preserve">information memorandum</w:t>
+            </w:r>
+            <w:r>
+              <w:rPr>
+                <w:rFonts w:ascii="Arial" w:cs="Arial" w:eastAsia="Arial" w:hAnsi="Arial"/>
+                <w:b w:val="false"/>
+                <w:bCs w:val="false"/>
+                <w:i w:val="false"/>
+                <w:iCs w:val="false"/>
+                <w:color w:val="0070C0"/>
+                <w:sz w:val="18"/>
+                <w:szCs w:val="18"/>
+              </w:rPr>
+              <w:t xml:space="preserve"> (Document 4) and the </w:t>
             </w:r>
             <w:r>
               <w:rPr>
@@ -21913,7 +22074,7 @@
                 <w:sz w:val="18"/>
                 <w:szCs w:val="18"/>
               </w:rPr>
-              <w:t xml:space="preserve"> in Documents 5 and 7.</w:t>
+              <w:t xml:space="preserve"> (Documents 5 and 7).</w:t>
             </w:r>
           </w:p>
           <w:p>
@@ -21936,7 +22097,7 @@
                 <w:sz w:val="18"/>
                 <w:szCs w:val="18"/>
               </w:rPr>
-              <w:t xml:space="preserve">If the memorandum overstates the board’s independence, she faces a threat to </w:t>
+              <w:t xml:space="preserve">If the memorandum overstates board independence, </w:t>
             </w:r>
             <w:r>
               <w:rPr>
@@ -21988,7 +22149,7 @@
                 <w:sz w:val="18"/>
                 <w:szCs w:val="18"/>
               </w:rPr>
-              <w:t xml:space="preserve">, and potentially </w:t>
+              <w:t xml:space="preserve"> are threatened, and </w:t>
             </w:r>
             <w:r>
               <w:rPr>
@@ -22014,17 +22175,17 @@
                 <w:sz w:val="18"/>
                 <w:szCs w:val="18"/>
               </w:rPr>
-              <w:t xml:space="preserve"> of the Companies Act.</w:t>
-            </w:r>
-          </w:p>
-          <w:p>
-            <w:pPr>
-              <w:pStyle w:val="ListParagraph"/>
-              <w:numPr>
-                <w:ilvl w:val="0"/>
-                <w:numId w:val="2"/>
-              </w:numPr>
-              <w:spacing w:after="0" w:before="0" w:line="250" w:lineRule="auto"/>
+              <w:t xml:space="preserve"> of the Companies Act may be contravened.</w:t>
+            </w:r>
+          </w:p>
+          <w:p>
+            <w:pPr>
+              <w:pStyle w:val="ListParagraph"/>
+              <w:numPr>
+                <w:ilvl w:val="0"/>
+                <w:numId w:val="2"/>
+              </w:numPr>
+              <w:spacing w:after="40" w:before="0" w:line="250" w:lineRule="auto"/>
             </w:pPr>
             <w:r>
               <w:rPr>
@@ -22050,33 +22211,69 @@
                 <w:sz w:val="18"/>
                 <w:szCs w:val="18"/>
               </w:rPr>
-              <w:t xml:space="preserve"> arises if her remuneration is linked to the funding outcome. </w:t>
-            </w:r>
-            <w:r>
-              <w:rPr>
-                <w:rFonts w:ascii="Arial" w:cs="Arial" w:eastAsia="Arial" w:hAnsi="Arial"/>
-                <w:b/>
-                <w:bCs/>
-                <w:i w:val="false"/>
-                <w:iCs w:val="false"/>
-                <w:color w:val="0070C0"/>
-                <w:sz w:val="18"/>
-                <w:szCs w:val="18"/>
-              </w:rPr>
-              <w:t xml:space="preserve">Intimidation</w:t>
-            </w:r>
-            <w:r>
-              <w:rPr>
-                <w:rFonts w:ascii="Arial" w:cs="Arial" w:eastAsia="Arial" w:hAnsi="Arial"/>
-                <w:b w:val="false"/>
-                <w:bCs w:val="false"/>
-                <w:i w:val="false"/>
-                <w:iCs w:val="false"/>
-                <w:color w:val="0070C0"/>
-                <w:sz w:val="18"/>
-                <w:szCs w:val="18"/>
-              </w:rPr>
-              <w:t xml:space="preserve"> arises if institutional shareholders press for a particular presentation.</w:t>
+              <w:t xml:space="preserve"> arises if her remuneration is linked to the funding outcome; </w:t>
+            </w:r>
+            <w:r>
+              <w:rPr>
+                <w:rFonts w:ascii="Arial" w:cs="Arial" w:eastAsia="Arial" w:hAnsi="Arial"/>
+                <w:b/>
+                <w:bCs/>
+                <w:i w:val="false"/>
+                <w:iCs w:val="false"/>
+                <w:color w:val="0070C0"/>
+                <w:sz w:val="18"/>
+                <w:szCs w:val="18"/>
+              </w:rPr>
+              <w:t xml:space="preserve">intimidation</w:t>
+            </w:r>
+            <w:r>
+              <w:rPr>
+                <w:rFonts w:ascii="Arial" w:cs="Arial" w:eastAsia="Arial" w:hAnsi="Arial"/>
+                <w:b w:val="false"/>
+                <w:bCs w:val="false"/>
+                <w:i w:val="false"/>
+                <w:iCs w:val="false"/>
+                <w:color w:val="0070C0"/>
+                <w:sz w:val="18"/>
+                <w:szCs w:val="18"/>
+              </w:rPr>
+              <w:t xml:space="preserve"> if shareholders press for a particular presentation.</w:t>
+            </w:r>
+          </w:p>
+          <w:p>
+            <w:pPr>
+              <w:pStyle w:val="ListParagraph"/>
+              <w:numPr>
+                <w:ilvl w:val="0"/>
+                <w:numId w:val="2"/>
+              </w:numPr>
+              <w:spacing w:after="0" w:before="0" w:line="250" w:lineRule="auto"/>
+            </w:pPr>
+            <w:r>
+              <w:rPr>
+                <w:rFonts w:ascii="Arial" w:cs="Arial" w:eastAsia="Arial" w:hAnsi="Arial"/>
+                <w:b/>
+                <w:bCs/>
+                <w:i w:val="false"/>
+                <w:iCs w:val="false"/>
+                <w:color w:val="0070C0"/>
+                <w:sz w:val="18"/>
+                <w:szCs w:val="18"/>
+              </w:rPr>
+              <w:t xml:space="preserve">Section 260 applies</w:t>
+            </w:r>
+            <w:r>
+              <w:rPr>
+                <w:rFonts w:ascii="Arial" w:cs="Arial" w:eastAsia="Arial" w:hAnsi="Arial"/>
+                <w:b w:val="false"/>
+                <w:bCs w:val="false"/>
+                <w:i w:val="false"/>
+                <w:iCs w:val="false"/>
+                <w:color w:val="0070C0"/>
+                <w:sz w:val="18"/>
+                <w:szCs w:val="18"/>
+              </w:rPr>
+              <w:t xml:space="preserve"> if she becomes aware of non-compliance: understand the matter, raise it, escalate to the board, and document.</w:t>
             </w:r>
           </w:p>
         </w:tc>
@@ -22284,43 +22481,82 @@
                 <w:sz w:val="18"/>
                 <w:szCs w:val="18"/>
               </w:rPr>
-              <w:t xml:space="preserve">s260 NOCLAR</w:t>
-            </w:r>
-            <w:r>
-              <w:rPr>
-                <w:rFonts w:ascii="Arial" w:cs="Arial" w:eastAsia="Arial" w:hAnsi="Arial"/>
-                <w:b w:val="false"/>
-                <w:bCs w:val="false"/>
-                <w:i w:val="false"/>
-                <w:iCs w:val="false"/>
-                <w:color w:val="000000"/>
-                <w:sz w:val="18"/>
-                <w:szCs w:val="18"/>
-              </w:rPr>
-              <w:t xml:space="preserve"> if you become aware of non-compliance.</w:t>
-            </w:r>
-          </w:p>
-          <w:p>
-            <w:pPr>
-              <w:pStyle w:val="ListParagraph"/>
-              <w:numPr>
-                <w:ilvl w:val="0"/>
-                <w:numId w:val="2"/>
-              </w:numPr>
-              <w:spacing w:after="0" w:before="0" w:line="250" w:lineRule="auto"/>
-            </w:pPr>
-            <w:r>
-              <w:rPr>
-                <w:rFonts w:ascii="Arial" w:cs="Arial" w:eastAsia="Arial" w:hAnsi="Arial"/>
-                <w:b/>
-                <w:bCs/>
-                <w:i w:val="false"/>
-                <w:iCs w:val="false"/>
-                <w:color w:val="000000"/>
-                <w:sz w:val="18"/>
-                <w:szCs w:val="18"/>
-              </w:rPr>
-              <w:t xml:space="preserve">s270 Pressure to breach the fundamental principles.</w:t>
+              <w:t xml:space="preserve">s260</w:t>
+            </w:r>
+            <w:r>
+              <w:rPr>
+                <w:rFonts w:ascii="Arial" w:cs="Arial" w:eastAsia="Arial" w:hAnsi="Arial"/>
+                <w:b w:val="false"/>
+                <w:bCs w:val="false"/>
+                <w:i w:val="false"/>
+                <w:iCs w:val="false"/>
+                <w:color w:val="000000"/>
+                <w:sz w:val="18"/>
+                <w:szCs w:val="18"/>
+              </w:rPr>
+              <w:t xml:space="preserve"> — NOCLAR.</w:t>
+            </w:r>
+          </w:p>
+          <w:p>
+            <w:pPr>
+              <w:pStyle w:val="ListParagraph"/>
+              <w:numPr>
+                <w:ilvl w:val="0"/>
+                <w:numId w:val="2"/>
+              </w:numPr>
+              <w:spacing w:after="0" w:before="0" w:line="250" w:lineRule="auto"/>
+            </w:pPr>
+            <w:r>
+              <w:rPr>
+                <w:rFonts w:ascii="Arial" w:cs="Arial" w:eastAsia="Arial" w:hAnsi="Arial"/>
+                <w:b/>
+                <w:bCs/>
+                <w:i w:val="false"/>
+                <w:iCs w:val="false"/>
+                <w:color w:val="000000"/>
+                <w:sz w:val="18"/>
+                <w:szCs w:val="18"/>
+              </w:rPr>
+              <w:t xml:space="preserve">s270</w:t>
+            </w:r>
+            <w:r>
+              <w:rPr>
+                <w:rFonts w:ascii="Arial" w:cs="Arial" w:eastAsia="Arial" w:hAnsi="Arial"/>
+                <w:b w:val="false"/>
+                <w:bCs w:val="false"/>
+                <w:i w:val="false"/>
+                <w:iCs w:val="false"/>
+                <w:color w:val="000000"/>
+                <w:sz w:val="18"/>
+                <w:szCs w:val="18"/>
+              </w:rPr>
+              <w:t xml:space="preserve"> — </w:t>
+            </w:r>
+            <w:r>
+              <w:rPr>
+                <w:rFonts w:ascii="Arial" w:cs="Arial" w:eastAsia="Arial" w:hAnsi="Arial"/>
+                <w:b/>
+                <w:bCs/>
+                <w:i w:val="false"/>
+                <w:iCs w:val="false"/>
+                <w:color w:val="000000"/>
+                <w:sz w:val="18"/>
+                <w:szCs w:val="18"/>
+              </w:rPr>
+              <w:t xml:space="preserve">pressure to breach</w:t>
+            </w:r>
+            <w:r>
+              <w:rPr>
+                <w:rFonts w:ascii="Arial" w:cs="Arial" w:eastAsia="Arial" w:hAnsi="Arial"/>
+                <w:b w:val="false"/>
+                <w:bCs w:val="false"/>
+                <w:i w:val="false"/>
+                <w:iCs w:val="false"/>
+                <w:color w:val="000000"/>
+                <w:sz w:val="18"/>
+                <w:szCs w:val="18"/>
+              </w:rPr>
+              <w:t xml:space="preserve"> the fundamental principles.</w:t>
             </w:r>
           </w:p>
         </w:tc>
@@ -22347,46 +22583,92 @@
                 <w:ilvl w:val="0"/>
                 <w:numId w:val="2"/>
               </w:numPr>
-              <w:spacing w:after="0" w:before="0" w:line="250" w:lineRule="auto"/>
-            </w:pPr>
-            <w:r>
-              <w:rPr>
-                <w:rFonts w:ascii="Arial" w:cs="Arial" w:eastAsia="Arial" w:hAnsi="Arial"/>
-                <w:b w:val="false"/>
-                <w:bCs w:val="false"/>
-                <w:i w:val="false"/>
-                <w:iCs w:val="false"/>
-                <w:color w:val="0070C0"/>
-                <w:sz w:val="18"/>
-                <w:szCs w:val="18"/>
-              </w:rPr>
-              <w:t xml:space="preserve">You report to the CFO. If asked to prepare or support a statement you believe to be misleading, the </w:t>
-            </w:r>
-            <w:r>
-              <w:rPr>
-                <w:rFonts w:ascii="Arial" w:cs="Arial" w:eastAsia="Arial" w:hAnsi="Arial"/>
-                <w:b/>
-                <w:bCs/>
-                <w:i w:val="false"/>
-                <w:iCs w:val="false"/>
-                <w:color w:val="0070C0"/>
-                <w:sz w:val="18"/>
-                <w:szCs w:val="18"/>
-              </w:rPr>
-              <w:t xml:space="preserve">s260 and s270 route</w:t>
-            </w:r>
-            <w:r>
-              <w:rPr>
-                <w:rFonts w:ascii="Arial" w:cs="Arial" w:eastAsia="Arial" w:hAnsi="Arial"/>
-                <w:b w:val="false"/>
-                <w:bCs w:val="false"/>
-                <w:i w:val="false"/>
-                <w:iCs w:val="false"/>
-                <w:color w:val="0070C0"/>
-                <w:sz w:val="18"/>
-                <w:szCs w:val="18"/>
-              </w:rPr>
-              <w:t xml:space="preserve"> applies: understand the matter, raise it with the appropriate level, escalate to the board, and document throughout.</w:t>
+              <w:spacing w:after="40" w:before="0" w:line="250" w:lineRule="auto"/>
+            </w:pPr>
+            <w:r>
+              <w:rPr>
+                <w:rFonts w:ascii="Arial" w:cs="Arial" w:eastAsia="Arial" w:hAnsi="Arial"/>
+                <w:b w:val="false"/>
+                <w:bCs w:val="false"/>
+                <w:i w:val="false"/>
+                <w:iCs w:val="false"/>
+                <w:color w:val="0070C0"/>
+                <w:sz w:val="18"/>
+                <w:szCs w:val="18"/>
+              </w:rPr>
+              <w:t xml:space="preserve">You report to the CFO.</w:t>
+            </w:r>
+          </w:p>
+          <w:p>
+            <w:pPr>
+              <w:pStyle w:val="ListParagraph"/>
+              <w:numPr>
+                <w:ilvl w:val="0"/>
+                <w:numId w:val="2"/>
+              </w:numPr>
+              <w:spacing w:after="40" w:before="0" w:line="250" w:lineRule="auto"/>
+            </w:pPr>
+            <w:r>
+              <w:rPr>
+                <w:rFonts w:ascii="Arial" w:cs="Arial" w:eastAsia="Arial" w:hAnsi="Arial"/>
+                <w:b/>
+                <w:bCs/>
+                <w:i w:val="false"/>
+                <w:iCs w:val="false"/>
+                <w:color w:val="0070C0"/>
+                <w:sz w:val="18"/>
+                <w:szCs w:val="18"/>
+              </w:rPr>
+              <w:t xml:space="preserve">Section 270 applies</w:t>
+            </w:r>
+            <w:r>
+              <w:rPr>
+                <w:rFonts w:ascii="Arial" w:cs="Arial" w:eastAsia="Arial" w:hAnsi="Arial"/>
+                <w:b w:val="false"/>
+                <w:bCs w:val="false"/>
+                <w:i w:val="false"/>
+                <w:iCs w:val="false"/>
+                <w:color w:val="0070C0"/>
+                <w:sz w:val="18"/>
+                <w:szCs w:val="18"/>
+              </w:rPr>
+              <w:t xml:space="preserve"> if you are pressed to prepare or support a statement you believe to be misleading — you may not allow the pressure to result in a breach.</w:t>
+            </w:r>
+          </w:p>
+          <w:p>
+            <w:pPr>
+              <w:pStyle w:val="ListParagraph"/>
+              <w:numPr>
+                <w:ilvl w:val="0"/>
+                <w:numId w:val="2"/>
+              </w:numPr>
+              <w:spacing w:after="0" w:before="0" w:line="250" w:lineRule="auto"/>
+            </w:pPr>
+            <w:r>
+              <w:rPr>
+                <w:rFonts w:ascii="Arial" w:cs="Arial" w:eastAsia="Arial" w:hAnsi="Arial"/>
+                <w:b/>
+                <w:bCs/>
+                <w:i w:val="false"/>
+                <w:iCs w:val="false"/>
+                <w:color w:val="0070C0"/>
+                <w:sz w:val="18"/>
+                <w:szCs w:val="18"/>
+              </w:rPr>
+              <w:t xml:space="preserve">Section 260 applies</w:t>
+            </w:r>
+            <w:r>
+              <w:rPr>
+                <w:rFonts w:ascii="Arial" w:cs="Arial" w:eastAsia="Arial" w:hAnsi="Arial"/>
+                <w:b w:val="false"/>
+                <w:bCs w:val="false"/>
+                <w:i w:val="false"/>
+                <w:iCs w:val="false"/>
+                <w:color w:val="0070C0"/>
+                <w:sz w:val="18"/>
+                <w:szCs w:val="18"/>
+              </w:rPr>
+              <w:t xml:space="preserve"> if the matter amounts to non-compliance: raise it with the CFO, escalate to the board, and document throughout.</w:t>
             </w:r>
           </w:p>
         </w:tc>
@@ -22698,56 +22980,69 @@
                 <w:sz w:val="18"/>
                 <w:szCs w:val="18"/>
               </w:rPr>
-              <w:t xml:space="preserve"> as CA(SA). Do not apply the Code to Van de Wyk, Kahn, September, Mthanda, Moleke or Low.</w:t>
-            </w:r>
-          </w:p>
-          <w:p>
-            <w:pPr>
-              <w:pStyle w:val="ListParagraph"/>
-              <w:numPr>
-                <w:ilvl w:val="0"/>
-                <w:numId w:val="2"/>
-              </w:numPr>
-              <w:spacing w:after="0" w:before="0" w:line="250" w:lineRule="auto"/>
-            </w:pPr>
-            <w:r>
-              <w:rPr>
-                <w:rFonts w:ascii="Arial" w:cs="Arial" w:eastAsia="Arial" w:hAnsi="Arial"/>
-                <w:b w:val="false"/>
-                <w:bCs w:val="false"/>
-                <w:i w:val="false"/>
-                <w:iCs w:val="false"/>
-                <w:color w:val="0070C0"/>
-                <w:sz w:val="18"/>
-                <w:szCs w:val="18"/>
-              </w:rPr>
-              <w:t xml:space="preserve">Apply </w:t>
-            </w:r>
-            <w:r>
-              <w:rPr>
-                <w:rFonts w:ascii="Arial" w:cs="Arial" w:eastAsia="Arial" w:hAnsi="Arial"/>
-                <w:b/>
-                <w:bCs/>
-                <w:i w:val="false"/>
-                <w:iCs w:val="false"/>
-                <w:color w:val="0070C0"/>
-                <w:sz w:val="18"/>
-                <w:szCs w:val="18"/>
-              </w:rPr>
-              <w:t xml:space="preserve">King V and s75, s76</w:t>
-            </w:r>
-            <w:r>
-              <w:rPr>
-                <w:rFonts w:ascii="Arial" w:cs="Arial" w:eastAsia="Arial" w:hAnsi="Arial"/>
-                <w:b w:val="false"/>
-                <w:bCs w:val="false"/>
-                <w:i w:val="false"/>
-                <w:iCs w:val="false"/>
-                <w:color w:val="0070C0"/>
-                <w:sz w:val="18"/>
-                <w:szCs w:val="18"/>
-              </w:rPr>
-              <w:t xml:space="preserve"> to them, and use the fundamental principles to support the argument.</w:t>
+              <w:t xml:space="preserve"> as CA(SA).</w:t>
+            </w:r>
+          </w:p>
+          <w:p>
+            <w:pPr>
+              <w:pStyle w:val="ListParagraph"/>
+              <w:numPr>
+                <w:ilvl w:val="0"/>
+                <w:numId w:val="2"/>
+              </w:numPr>
+              <w:spacing w:after="0" w:before="0" w:line="250" w:lineRule="auto"/>
+            </w:pPr>
+            <w:r>
+              <w:rPr>
+                <w:rFonts w:ascii="Arial" w:cs="Arial" w:eastAsia="Arial" w:hAnsi="Arial"/>
+                <w:b/>
+                <w:bCs/>
+                <w:i w:val="false"/>
+                <w:iCs w:val="false"/>
+                <w:color w:val="0070C0"/>
+                <w:sz w:val="18"/>
+                <w:szCs w:val="18"/>
+              </w:rPr>
+              <w:t xml:space="preserve">Do not apply the Code</w:t>
+            </w:r>
+            <w:r>
+              <w:rPr>
+                <w:rFonts w:ascii="Arial" w:cs="Arial" w:eastAsia="Arial" w:hAnsi="Arial"/>
+                <w:b w:val="false"/>
+                <w:bCs w:val="false"/>
+                <w:i w:val="false"/>
+                <w:iCs w:val="false"/>
+                <w:color w:val="0070C0"/>
+                <w:sz w:val="18"/>
+                <w:szCs w:val="18"/>
+              </w:rPr>
+              <w:t xml:space="preserve"> to Van de Wyk, Kahn, September, Mthanda, Moleke or Low. Apply </w:t>
+            </w:r>
+            <w:r>
+              <w:rPr>
+                <w:rFonts w:ascii="Arial" w:cs="Arial" w:eastAsia="Arial" w:hAnsi="Arial"/>
+                <w:b/>
+                <w:bCs/>
+                <w:i w:val="false"/>
+                <w:iCs w:val="false"/>
+                <w:color w:val="0070C0"/>
+                <w:sz w:val="18"/>
+                <w:szCs w:val="18"/>
+              </w:rPr>
+              <w:t xml:space="preserve">King V, s75 and s76</w:t>
+            </w:r>
+            <w:r>
+              <w:rPr>
+                <w:rFonts w:ascii="Arial" w:cs="Arial" w:eastAsia="Arial" w:hAnsi="Arial"/>
+                <w:b w:val="false"/>
+                <w:bCs w:val="false"/>
+                <w:i w:val="false"/>
+                <w:iCs w:val="false"/>
+                <w:color w:val="0070C0"/>
+                <w:sz w:val="18"/>
+                <w:szCs w:val="18"/>
+              </w:rPr>
+              <w:t xml:space="preserve">, and use the fundamental principles in support.</w:t>
             </w:r>
           </w:p>
         </w:tc>
@@ -22968,7 +23263,7 @@
                 <w:sz w:val="18"/>
                 <w:szCs w:val="18"/>
               </w:rPr>
-              <w:t xml:space="preserve">; provisions on a </w:t>
+              <w:t xml:space="preserve">, and the provisions on a </w:t>
             </w:r>
             <w:r>
               <w:rPr>
@@ -23017,7 +23312,33 @@
                 <w:sz w:val="18"/>
                 <w:szCs w:val="18"/>
               </w:rPr>
-              <w:t xml:space="preserve">If Axion is a </w:t>
+              <w:t xml:space="preserve">Stricter </w:t>
+            </w:r>
+            <w:r>
+              <w:rPr>
+                <w:rFonts w:ascii="Arial" w:cs="Arial" w:eastAsia="Arial" w:hAnsi="Arial"/>
+                <w:b/>
+                <w:bCs/>
+                <w:i w:val="false"/>
+                <w:iCs w:val="false"/>
+                <w:color w:val="000000"/>
+                <w:sz w:val="18"/>
+                <w:szCs w:val="18"/>
+              </w:rPr>
+              <w:t xml:space="preserve">listed-entity</w:t>
+            </w:r>
+            <w:r>
+              <w:rPr>
+                <w:rFonts w:ascii="Arial" w:cs="Arial" w:eastAsia="Arial" w:hAnsi="Arial"/>
+                <w:b w:val="false"/>
+                <w:bCs w:val="false"/>
+                <w:i w:val="false"/>
+                <w:iCs w:val="false"/>
+                <w:color w:val="000000"/>
+                <w:sz w:val="18"/>
+                <w:szCs w:val="18"/>
+              </w:rPr>
+              <w:t xml:space="preserve"> requirements if Axion is a </w:t>
             </w:r>
             <w:r>
               <w:rPr>
@@ -23043,7 +23364,7 @@
                 <w:sz w:val="18"/>
                 <w:szCs w:val="18"/>
               </w:rPr>
-              <w:t xml:space="preserve">, the stricter listed-entity requirements apply.</w:t>
+              <w:t xml:space="preserve">.</w:t>
             </w:r>
           </w:p>
         </w:tc>
@@ -23083,33 +23404,95 @@
                 <w:sz w:val="18"/>
                 <w:szCs w:val="18"/>
               </w:rPr>
-              <w:t xml:space="preserve">Engaged by the </w:t>
-            </w:r>
-            <w:r>
-              <w:rPr>
-                <w:rFonts w:ascii="Arial" w:cs="Arial" w:eastAsia="Arial" w:hAnsi="Arial"/>
-                <w:b/>
-                <w:bCs/>
-                <w:i w:val="false"/>
-                <w:iCs w:val="false"/>
-                <w:color w:val="0070C0"/>
-                <w:sz w:val="18"/>
-                <w:szCs w:val="18"/>
-              </w:rPr>
-              <w:t xml:space="preserve">Mthanda question</w:t>
-            </w:r>
-            <w:r>
-              <w:rPr>
-                <w:rFonts w:ascii="Arial" w:cs="Arial" w:eastAsia="Arial" w:hAnsi="Arial"/>
-                <w:b w:val="false"/>
-                <w:bCs w:val="false"/>
-                <w:i w:val="false"/>
-                <w:iCs w:val="false"/>
-                <w:color w:val="0070C0"/>
-                <w:sz w:val="18"/>
-                <w:szCs w:val="18"/>
-              </w:rPr>
-              <w:t xml:space="preserve"> in section F. Also engaged if KZL provides any </w:t>
+              <w:t xml:space="preserve">Axion’s audit is </w:t>
+            </w:r>
+            <w:r>
+              <w:rPr>
+                <w:rFonts w:ascii="Arial" w:cs="Arial" w:eastAsia="Arial" w:hAnsi="Arial"/>
+                <w:b/>
+                <w:bCs/>
+                <w:i w:val="false"/>
+                <w:iCs w:val="false"/>
+                <w:color w:val="0070C0"/>
+                <w:sz w:val="18"/>
+                <w:szCs w:val="18"/>
+              </w:rPr>
+              <w:t xml:space="preserve">compulsory</w:t>
+            </w:r>
+            <w:r>
+              <w:rPr>
+                <w:rFonts w:ascii="Arial" w:cs="Arial" w:eastAsia="Arial" w:hAnsi="Arial"/>
+                <w:b w:val="false"/>
+                <w:bCs w:val="false"/>
+                <w:i w:val="false"/>
+                <w:iCs w:val="false"/>
+                <w:color w:val="0070C0"/>
+                <w:sz w:val="18"/>
+                <w:szCs w:val="18"/>
+              </w:rPr>
+              <w:t xml:space="preserve"> under Reg 28 and its public interest score likely makes it a </w:t>
+            </w:r>
+            <w:r>
+              <w:rPr>
+                <w:rFonts w:ascii="Arial" w:cs="Arial" w:eastAsia="Arial" w:hAnsi="Arial"/>
+                <w:b/>
+                <w:bCs/>
+                <w:i w:val="false"/>
+                <w:iCs w:val="false"/>
+                <w:color w:val="0070C0"/>
+                <w:sz w:val="18"/>
+                <w:szCs w:val="18"/>
+              </w:rPr>
+              <w:t xml:space="preserve">PIE</w:t>
+            </w:r>
+            <w:r>
+              <w:rPr>
+                <w:rFonts w:ascii="Arial" w:cs="Arial" w:eastAsia="Arial" w:hAnsi="Arial"/>
+                <w:b w:val="false"/>
+                <w:bCs w:val="false"/>
+                <w:i w:val="false"/>
+                <w:iCs w:val="false"/>
+                <w:color w:val="0070C0"/>
+                <w:sz w:val="18"/>
+                <w:szCs w:val="18"/>
+              </w:rPr>
+              <w:t xml:space="preserve">, so the stricter independence requirements apply.</w:t>
+            </w:r>
+          </w:p>
+          <w:p>
+            <w:pPr>
+              <w:pStyle w:val="ListParagraph"/>
+              <w:numPr>
+                <w:ilvl w:val="0"/>
+                <w:numId w:val="2"/>
+              </w:numPr>
+              <w:spacing w:after="0" w:before="0" w:line="250" w:lineRule="auto"/>
+            </w:pPr>
+            <w:r>
+              <w:rPr>
+                <w:rFonts w:ascii="Arial" w:cs="Arial" w:eastAsia="Arial" w:hAnsi="Arial"/>
+                <w:b/>
+                <w:bCs/>
+                <w:i w:val="false"/>
+                <w:iCs w:val="false"/>
+                <w:color w:val="0070C0"/>
+                <w:sz w:val="18"/>
+                <w:szCs w:val="18"/>
+              </w:rPr>
+              <w:t xml:space="preserve">Part 4A is engaged</w:t>
+            </w:r>
+            <w:r>
+              <w:rPr>
+                <w:rFonts w:ascii="Arial" w:cs="Arial" w:eastAsia="Arial" w:hAnsi="Arial"/>
+                <w:b w:val="false"/>
+                <w:bCs w:val="false"/>
+                <w:i w:val="false"/>
+                <w:iCs w:val="false"/>
+                <w:color w:val="0070C0"/>
+                <w:sz w:val="18"/>
+                <w:szCs w:val="18"/>
+              </w:rPr>
+              <w:t xml:space="preserve"> by the Mthanda question in section F, and by any </w:t>
             </w:r>
             <w:r>
               <w:rPr>
@@ -23135,56 +23518,7 @@
                 <w:sz w:val="18"/>
                 <w:szCs w:val="18"/>
               </w:rPr>
-              <w:t xml:space="preserve"> to Axion.</w:t>
-            </w:r>
-          </w:p>
-          <w:p>
-            <w:pPr>
-              <w:pStyle w:val="ListParagraph"/>
-              <w:numPr>
-                <w:ilvl w:val="0"/>
-                <w:numId w:val="2"/>
-              </w:numPr>
-              <w:spacing w:after="0" w:before="0" w:line="250" w:lineRule="auto"/>
-            </w:pPr>
-            <w:r>
-              <w:rPr>
-                <w:rFonts w:ascii="Arial" w:cs="Arial" w:eastAsia="Arial" w:hAnsi="Arial"/>
-                <w:b w:val="false"/>
-                <w:bCs w:val="false"/>
-                <w:i w:val="false"/>
-                <w:iCs w:val="false"/>
-                <w:color w:val="0070C0"/>
-                <w:sz w:val="18"/>
-                <w:szCs w:val="18"/>
-              </w:rPr>
-              <w:t xml:space="preserve">Ask what </w:t>
-            </w:r>
-            <w:r>
-              <w:rPr>
-                <w:rFonts w:ascii="Arial" w:cs="Arial" w:eastAsia="Arial" w:hAnsi="Arial"/>
-                <w:b/>
-                <w:bCs/>
-                <w:i w:val="false"/>
-                <w:iCs w:val="false"/>
-                <w:color w:val="0070C0"/>
-                <w:sz w:val="18"/>
-                <w:szCs w:val="18"/>
-              </w:rPr>
-              <w:t xml:space="preserve">other services</w:t>
-            </w:r>
-            <w:r>
-              <w:rPr>
-                <w:rFonts w:ascii="Arial" w:cs="Arial" w:eastAsia="Arial" w:hAnsi="Arial"/>
-                <w:b w:val="false"/>
-                <w:bCs w:val="false"/>
-                <w:i w:val="false"/>
-                <w:iCs w:val="false"/>
-                <w:color w:val="0070C0"/>
-                <w:sz w:val="18"/>
-                <w:szCs w:val="18"/>
-              </w:rPr>
-              <w:t xml:space="preserve"> KZL provides, and for how long it has held the appointment.</w:t>
+              <w:t xml:space="preserve"> KZL provides.</w:t>
             </w:r>
           </w:p>
         </w:tc>

--- a/research/Axion-Doc4-Governance-Research.docx
+++ b/research/Axion-Doc4-Governance-Research.docx
@@ -334,20 +334,20 @@
                 <w:sz w:val="18"/>
                 <w:szCs w:val="18"/>
               </w:rPr>
-              <w:t xml:space="preserve">On King V references.</w:t>
-            </w:r>
-            <w:r>
-              <w:rPr>
-                <w:rFonts w:ascii="Arial" w:cs="Arial" w:eastAsia="Arial" w:hAnsi="Arial"/>
-                <w:b w:val="false"/>
-                <w:bCs w:val="false"/>
-                <w:i w:val="false"/>
-                <w:iCs w:val="false"/>
-                <w:color w:val="000000"/>
-                <w:sz w:val="18"/>
-                <w:szCs w:val="18"/>
-              </w:rPr>
-              <w:t xml:space="preserve"> King V was issued on 31 October 2025 and replaces King IV. It has </w:t>
+              <w:t xml:space="preserve">King V.</w:t>
+            </w:r>
+            <w:r>
+              <w:rPr>
+                <w:rFonts w:ascii="Arial" w:cs="Arial" w:eastAsia="Arial" w:hAnsi="Arial"/>
+                <w:b w:val="false"/>
+                <w:bCs w:val="false"/>
+                <w:i w:val="false"/>
+                <w:iCs w:val="false"/>
+                <w:color w:val="000000"/>
+                <w:sz w:val="18"/>
+                <w:szCs w:val="18"/>
+              </w:rPr>
+              <w:t xml:space="preserve"> Issued on 31 October 2025 and replaces King IV. </w:t>
             </w:r>
             <w:r>
               <w:rPr>
@@ -373,7 +373,7 @@
                 <w:sz w:val="18"/>
                 <w:szCs w:val="18"/>
               </w:rPr>
-              <w:t xml:space="preserve"> consolidated from King IV’s 17, retains </w:t>
+              <w:t xml:space="preserve"> consolidated from King IV’s 17, </w:t>
             </w:r>
             <w:r>
               <w:rPr>
@@ -399,7 +399,7 @@
                 <w:sz w:val="18"/>
                 <w:szCs w:val="18"/>
               </w:rPr>
-              <w:t xml:space="preserve">, and is effective for </w:t>
+              <w:t xml:space="preserve">, effective for </w:t>
             </w:r>
             <w:r>
               <w:rPr>
@@ -425,46 +425,33 @@
                 <w:sz w:val="18"/>
                 <w:szCs w:val="18"/>
               </w:rPr>
-              <w:t xml:space="preserve">. This document cites King V by </w:t>
-            </w:r>
-            <w:r>
-              <w:rPr>
-                <w:rFonts w:ascii="Arial" w:cs="Arial" w:eastAsia="Arial" w:hAnsi="Arial"/>
-                <w:b/>
-                <w:bCs/>
-                <w:i w:val="false"/>
-                <w:iCs w:val="false"/>
-                <w:color w:val="000000"/>
-                <w:sz w:val="18"/>
-                <w:szCs w:val="18"/>
-              </w:rPr>
-              <w:t xml:space="preserve">subject matter</w:t>
-            </w:r>
-            <w:r>
-              <w:rPr>
-                <w:rFonts w:ascii="Arial" w:cs="Arial" w:eastAsia="Arial" w:hAnsi="Arial"/>
-                <w:b w:val="false"/>
-                <w:bCs w:val="false"/>
-                <w:i w:val="false"/>
-                <w:iCs w:val="false"/>
-                <w:color w:val="000000"/>
-                <w:sz w:val="18"/>
-                <w:szCs w:val="18"/>
-              </w:rPr>
-              <w:t xml:space="preserve">, not by principle or practice number, because the numbering could not be verified against the Code text. </w:t>
-            </w:r>
-            <w:r>
-              <w:rPr>
-                <w:rFonts w:ascii="Arial" w:cs="Arial" w:eastAsia="Arial" w:hAnsi="Arial"/>
-                <w:b/>
-                <w:bCs/>
-                <w:i w:val="false"/>
-                <w:iCs w:val="false"/>
-                <w:color w:val="000000"/>
-                <w:sz w:val="18"/>
-                <w:szCs w:val="18"/>
-              </w:rPr>
-              <w:t xml:space="preserve">Confirm the principle numbers against the King V Code before quoting them.</w:t>
+              <w:t xml:space="preserve">. References below are by subject matter; </w:t>
+            </w:r>
+            <w:r>
+              <w:rPr>
+                <w:rFonts w:ascii="Arial" w:cs="Arial" w:eastAsia="Arial" w:hAnsi="Arial"/>
+                <w:b/>
+                <w:bCs/>
+                <w:i w:val="false"/>
+                <w:iCs w:val="false"/>
+                <w:color w:val="000000"/>
+                <w:sz w:val="18"/>
+                <w:szCs w:val="18"/>
+              </w:rPr>
+              <w:t xml:space="preserve">check the principle and practice numbers against the King V Code before quoting them</w:t>
+            </w:r>
+            <w:r>
+              <w:rPr>
+                <w:rFonts w:ascii="Arial" w:cs="Arial" w:eastAsia="Arial" w:hAnsi="Arial"/>
+                <w:b w:val="false"/>
+                <w:bCs w:val="false"/>
+                <w:i w:val="false"/>
+                <w:iCs w:val="false"/>
+                <w:color w:val="000000"/>
+                <w:sz w:val="18"/>
+                <w:szCs w:val="18"/>
+              </w:rPr>
+              <w:t xml:space="preserve">.</w:t>
             </w:r>
           </w:p>
         </w:tc>
@@ -880,37 +867,6 @@
     </w:p>
     <w:p>
       <w:pPr>
-        <w:tabs>
-          <w:tab w:val="right" w:pos="15200" w:leader="dot"/>
-        </w:tabs>
-        <w:spacing w:after="30" w:before="90" w:line="250" w:lineRule="auto"/>
-      </w:pPr>
-      <w:r>
-        <w:rPr>
-          <w:rFonts w:ascii="Arial" w:cs="Arial" w:eastAsia="Arial" w:hAnsi="Arial"/>
-          <w:b/>
-          <w:bCs/>
-          <w:i w:val="false"/>
-          <w:iCs w:val="false"/>
-          <w:color w:val="000000"/>
-          <w:sz w:val="19"/>
-          <w:szCs w:val="19"/>
-        </w:rPr>
-        <w:t xml:space="preserve">M. Sources and verification status</w:t>
-      </w:r>
-      <w:r>
-        <w:rPr>
-          <w:rFonts w:ascii="Arial" w:cs="Arial" w:eastAsia="Arial" w:hAnsi="Arial"/>
-          <w:b/>
-          <w:bCs/>
-          <w:sz w:val="19"/>
-          <w:szCs w:val="19"/>
-        </w:rPr>
-        <w:t xml:space="preserve">	16</w:t>
-      </w:r>
-    </w:p>
-    <w:p>
-      <w:pPr>
         <w:keepNext/>
         <w:pageBreakBefore/>
         <w:pBdr>
@@ -948,7 +904,7 @@
           <w:sz w:val="18"/>
           <w:szCs w:val="18"/>
         </w:rPr>
-        <w:t xml:space="preserve">Most of the governance analysis turns on this. Axion is a private company, so several provisions that candidates reach for do not apply to it, and one that they overlook does.</w:t>
+        <w:t xml:space="preserve">Axion is a private company. Several provisions that apply to public companies do not apply to it, while the public interest score brings others into play.</w:t>
       </w:r>
     </w:p>
     <w:tbl>
@@ -1932,7 +1888,7 @@
                 <w:sz w:val="18"/>
                 <w:szCs w:val="18"/>
               </w:rPr>
-              <w:t xml:space="preserve">. This is the single most useful fact to establish early.</w:t>
+              <w:t xml:space="preserve">.</w:t>
             </w:r>
           </w:p>
         </w:tc>
@@ -3080,20 +3036,20 @@
                 <w:sz w:val="18"/>
                 <w:szCs w:val="18"/>
               </w:rPr>
-              <w:t xml:space="preserve">A common error is to apply s94 to Axion.</w:t>
-            </w:r>
-            <w:r>
-              <w:rPr>
-                <w:rFonts w:ascii="Arial" w:cs="Arial" w:eastAsia="Arial" w:hAnsi="Arial"/>
-                <w:b w:val="false"/>
-                <w:bCs w:val="false"/>
-                <w:i w:val="false"/>
-                <w:iCs w:val="false"/>
-                <w:color w:val="0070C0"/>
-                <w:sz w:val="18"/>
-                <w:szCs w:val="18"/>
-              </w:rPr>
-              <w:t xml:space="preserve"> Establish the MOI position first. If s94 does not apply, the s94(4) independence tests are persuasive but not binding.</w:t>
+              <w:t xml:space="preserve">s94 should not be applied to Axion without first checking the MOI.</w:t>
+            </w:r>
+            <w:r>
+              <w:rPr>
+                <w:rFonts w:ascii="Arial" w:cs="Arial" w:eastAsia="Arial" w:hAnsi="Arial"/>
+                <w:b w:val="false"/>
+                <w:bCs w:val="false"/>
+                <w:i w:val="false"/>
+                <w:iCs w:val="false"/>
+                <w:color w:val="0070C0"/>
+                <w:sz w:val="18"/>
+                <w:szCs w:val="18"/>
+              </w:rPr>
+              <w:t xml:space="preserve"> If s94 does not apply, the s94(4) independence tests are persuasive but not binding.</w:t>
             </w:r>
           </w:p>
         </w:tc>
@@ -8751,7 +8707,7 @@
           <w:sz w:val="18"/>
           <w:szCs w:val="18"/>
         </w:rPr>
-        <w:t xml:space="preserve">A significant governance issue arises because Michael van de Wyk chairs the Investment Committee while serving as investment director of Ubuntu Infrastructure, which holds 35% of Axion.</w:t>
+        <w:t xml:space="preserve">Michael van de Wyk chairs the Investment Committee while serving as investment director of Ubuntu Infrastructure, which holds 35% of Axion.</w:t>
       </w:r>
     </w:p>
     <w:tbl>
@@ -10577,20 +10533,33 @@
                 <w:sz w:val="18"/>
                 <w:szCs w:val="18"/>
               </w:rPr>
-              <w:t xml:space="preserve">Nominee directors ordinarily report back to the shareholder that appointed them. </w:t>
-            </w:r>
-            <w:r>
-              <w:rPr>
-                <w:rFonts w:ascii="Arial" w:cs="Arial" w:eastAsia="Arial" w:hAnsi="Arial"/>
-                <w:b/>
-                <w:bCs/>
-                <w:i w:val="false"/>
-                <w:iCs w:val="false"/>
-                <w:color w:val="0070C0"/>
-                <w:sz w:val="18"/>
-                <w:szCs w:val="18"/>
-              </w:rPr>
-              <w:t xml:space="preserve">That reporting is where s76(2)(a) is most likely to be breached.</w:t>
+              <w:t xml:space="preserve">Nominee directors ordinarily report back to the shareholder that appointed them, and </w:t>
+            </w:r>
+            <w:r>
+              <w:rPr>
+                <w:rFonts w:ascii="Arial" w:cs="Arial" w:eastAsia="Arial" w:hAnsi="Arial"/>
+                <w:b/>
+                <w:bCs/>
+                <w:i w:val="false"/>
+                <w:iCs w:val="false"/>
+                <w:color w:val="0070C0"/>
+                <w:sz w:val="18"/>
+                <w:szCs w:val="18"/>
+              </w:rPr>
+              <w:t xml:space="preserve">that reporting is where s76(2)(a) is most likely to be breached</w:t>
+            </w:r>
+            <w:r>
+              <w:rPr>
+                <w:rFonts w:ascii="Arial" w:cs="Arial" w:eastAsia="Arial" w:hAnsi="Arial"/>
+                <w:b w:val="false"/>
+                <w:bCs w:val="false"/>
+                <w:i w:val="false"/>
+                <w:iCs w:val="false"/>
+                <w:color w:val="0070C0"/>
+                <w:sz w:val="18"/>
+                <w:szCs w:val="18"/>
+              </w:rPr>
+              <w:t xml:space="preserve">.</w:t>
             </w:r>
           </w:p>
         </w:tc>
@@ -12027,28 +11996,15 @@
             <w:r>
               <w:rPr>
                 <w:rFonts w:ascii="Arial" w:cs="Arial" w:eastAsia="Arial" w:hAnsi="Arial"/>
-                <w:b/>
-                <w:bCs/>
-                <w:i w:val="false"/>
-                <w:iCs w:val="false"/>
-                <w:color w:val="0070C0"/>
-                <w:sz w:val="18"/>
-                <w:szCs w:val="18"/>
-              </w:rPr>
-              <w:t xml:space="preserve">Flag this as the clearest recommended-practice departure on page 12</w:t>
-            </w:r>
-            <w:r>
-              <w:rPr>
-                <w:rFonts w:ascii="Arial" w:cs="Arial" w:eastAsia="Arial" w:hAnsi="Arial"/>
-                <w:b w:val="false"/>
-                <w:bCs w:val="false"/>
-                <w:i w:val="false"/>
-                <w:iCs w:val="false"/>
-                <w:color w:val="0070C0"/>
-                <w:sz w:val="18"/>
-                <w:szCs w:val="18"/>
-              </w:rPr>
-              <w:t xml:space="preserve">, and check the exact King V practice before asserting it.</w:t>
+                <w:b w:val="false"/>
+                <w:bCs w:val="false"/>
+                <w:i w:val="false"/>
+                <w:iCs w:val="false"/>
+                <w:color w:val="0070C0"/>
+                <w:sz w:val="18"/>
+                <w:szCs w:val="18"/>
+              </w:rPr>
+              <w:t xml:space="preserve">This is a departure from recommended practice. The exact King V practice on who may chair the remuneration committee should be checked.</w:t>
             </w:r>
           </w:p>
           <w:p>
@@ -14180,7 +14136,7 @@
                 <w:sz w:val="18"/>
                 <w:szCs w:val="18"/>
               </w:rPr>
-              <w:t xml:space="preserve"> as a private company, but it is the natural benchmark and a marker will expect it to be cited as such.</w:t>
+              <w:t xml:space="preserve"> as a private company, but it remains the appropriate benchmark against which to test her position.</w:t>
             </w:r>
           </w:p>
         </w:tc>
@@ -21129,7 +21085,7 @@
           <w:sz w:val="18"/>
           <w:szCs w:val="18"/>
         </w:rPr>
-        <w:t xml:space="preserve">The course materials are explicit: apply King V to a director, and the SAICA Code to a CA(SA). Only a registered member or associate is bound by the Code in full.</w:t>
+        <w:t xml:space="preserve">King V applies to a director; the SAICA Code applies to a CA(SA). Only a registered member or associate is bound by the Code in full.</w:t>
       </w:r>
     </w:p>
     <w:tbl>
@@ -23577,7 +23533,7 @@
           <w:sz w:val="18"/>
           <w:szCs w:val="18"/>
         </w:rPr>
-        <w:t xml:space="preserve">The structure below is the one set out in the IAC 2026 GAA Tutorial solutions.</w:t>
+        <w:t xml:space="preserve">Based on the structure set out in the IAC 2026 GAA Tutorial solutions.</w:t>
       </w:r>
     </w:p>
     <w:tbl>
@@ -24666,7 +24622,7 @@
                 <w:sz w:val="18"/>
                 <w:szCs w:val="18"/>
               </w:rPr>
-              <w:t xml:space="preserve">Five errors to avoid on this trigger.</w:t>
+              <w:t xml:space="preserve">Five errors to avoid.</w:t>
             </w:r>
           </w:p>
           <w:p>
@@ -26336,1300 +26292,6 @@
           <w:szCs w:val="12"/>
         </w:rPr>
         <w:t xml:space="preserve"/>
-      </w:r>
-    </w:p>
-    <w:p>
-      <w:pPr>
-        <w:keepNext/>
-        <w:pBdr>
-          <w:bottom w:val="single" w:color="000000" w:sz="10" w:space="3"/>
-        </w:pBdr>
-        <w:spacing w:after="110" w:before="260" w:line="250" w:lineRule="auto"/>
-      </w:pPr>
-      <w:r>
-        <w:rPr>
-          <w:rFonts w:ascii="Arial" w:cs="Arial" w:eastAsia="Arial" w:hAnsi="Arial"/>
-          <w:b/>
-          <w:bCs/>
-          <w:i w:val="false"/>
-          <w:iCs w:val="false"/>
-          <w:color w:val="000000"/>
-          <w:sz w:val="27"/>
-          <w:szCs w:val="27"/>
-        </w:rPr>
-        <w:t xml:space="preserve">M.  Sources and verification status</w:t>
-      </w:r>
-    </w:p>
-    <w:tbl>
-      <w:tblPr>
-        <w:tblW w:type="dxa" w:w="15200"/>
-        <w:tblBorders>
-          <w:top w:val="single" w:color="auto" w:sz="4"/>
-          <w:left w:val="single" w:color="auto" w:sz="4"/>
-          <w:bottom w:val="single" w:color="auto" w:sz="4"/>
-          <w:right w:val="single" w:color="auto" w:sz="4"/>
-          <w:insideH w:val="single" w:color="auto" w:sz="4"/>
-          <w:insideV w:val="single" w:color="auto" w:sz="4"/>
-        </w:tblBorders>
-      </w:tblPr>
-      <w:tblGrid>
-        <w:gridCol w:w="3952"/>
-        <w:gridCol w:w="5168"/>
-        <w:gridCol w:w="6080"/>
-      </w:tblGrid>
-      <w:tr>
-        <w:trPr>
-          <w:tblHeader/>
-        </w:trPr>
-        <w:tc>
-          <w:tcPr>
-            <w:tcW w:type="dxa" w:w="3952"/>
-            <w:tcBorders>
-              <w:top w:val="single" w:color="888888" w:sz="4"/>
-              <w:left w:val="single" w:color="888888" w:sz="4"/>
-              <w:bottom w:val="single" w:color="888888" w:sz="4"/>
-              <w:right w:val="single" w:color="888888" w:sz="4"/>
-            </w:tcBorders>
-            <w:shd w:fill="E8E8E8" w:val="clear"/>
-            <w:tcMar>
-              <w:top w:type="dxa" w:w="60"/>
-              <w:left w:type="dxa" w:w="80"/>
-              <w:bottom w:type="dxa" w:w="60"/>
-              <w:right w:type="dxa" w:w="80"/>
-            </w:tcMar>
-            <w:vAlign w:val="center"/>
-          </w:tcPr>
-          <w:p>
-            <w:pPr>
-              <w:keepNext w:val="false"/>
-              <w:spacing w:after="0" w:before="0" w:line="250" w:lineRule="auto"/>
-            </w:pPr>
-            <w:r>
-              <w:rPr>
-                <w:rFonts w:ascii="Arial" w:cs="Arial" w:eastAsia="Arial" w:hAnsi="Arial"/>
-                <w:b/>
-                <w:bCs/>
-                <w:i w:val="false"/>
-                <w:iCs w:val="false"/>
-                <w:color w:val="000000"/>
-                <w:sz w:val="18"/>
-                <w:szCs w:val="18"/>
-              </w:rPr>
-              <w:t xml:space="preserve">Source</w:t>
-            </w:r>
-          </w:p>
-        </w:tc>
-        <w:tc>
-          <w:tcPr>
-            <w:tcW w:type="dxa" w:w="5168"/>
-            <w:tcBorders>
-              <w:top w:val="single" w:color="888888" w:sz="4"/>
-              <w:left w:val="single" w:color="888888" w:sz="4"/>
-              <w:bottom w:val="single" w:color="888888" w:sz="4"/>
-              <w:right w:val="single" w:color="888888" w:sz="4"/>
-            </w:tcBorders>
-            <w:shd w:fill="E8E8E8" w:val="clear"/>
-            <w:tcMar>
-              <w:top w:type="dxa" w:w="60"/>
-              <w:left w:type="dxa" w:w="80"/>
-              <w:bottom w:type="dxa" w:w="60"/>
-              <w:right w:type="dxa" w:w="80"/>
-            </w:tcMar>
-            <w:vAlign w:val="center"/>
-          </w:tcPr>
-          <w:p>
-            <w:pPr>
-              <w:keepNext w:val="false"/>
-              <w:spacing w:after="0" w:before="0" w:line="250" w:lineRule="auto"/>
-            </w:pPr>
-            <w:r>
-              <w:rPr>
-                <w:rFonts w:ascii="Arial" w:cs="Arial" w:eastAsia="Arial" w:hAnsi="Arial"/>
-                <w:b/>
-                <w:bCs/>
-                <w:i w:val="false"/>
-                <w:iCs w:val="false"/>
-                <w:color w:val="000000"/>
-                <w:sz w:val="18"/>
-                <w:szCs w:val="18"/>
-              </w:rPr>
-              <w:t xml:space="preserve">Used for</w:t>
-            </w:r>
-          </w:p>
-        </w:tc>
-        <w:tc>
-          <w:tcPr>
-            <w:tcW w:type="dxa" w:w="6080"/>
-            <w:tcBorders>
-              <w:top w:val="single" w:color="888888" w:sz="4"/>
-              <w:left w:val="single" w:color="888888" w:sz="4"/>
-              <w:bottom w:val="single" w:color="888888" w:sz="4"/>
-              <w:right w:val="single" w:color="888888" w:sz="4"/>
-            </w:tcBorders>
-            <w:shd w:fill="E8E8E8" w:val="clear"/>
-            <w:tcMar>
-              <w:top w:type="dxa" w:w="60"/>
-              <w:left w:type="dxa" w:w="80"/>
-              <w:bottom w:type="dxa" w:w="60"/>
-              <w:right w:type="dxa" w:w="80"/>
-            </w:tcMar>
-            <w:vAlign w:val="center"/>
-          </w:tcPr>
-          <w:p>
-            <w:pPr>
-              <w:keepNext w:val="false"/>
-              <w:spacing w:after="0" w:before="0" w:line="250" w:lineRule="auto"/>
-            </w:pPr>
-            <w:r>
-              <w:rPr>
-                <w:rFonts w:ascii="Arial" w:cs="Arial" w:eastAsia="Arial" w:hAnsi="Arial"/>
-                <w:b/>
-                <w:bCs/>
-                <w:i w:val="false"/>
-                <w:iCs w:val="false"/>
-                <w:color w:val="000000"/>
-                <w:sz w:val="18"/>
-                <w:szCs w:val="18"/>
-              </w:rPr>
-              <w:t xml:space="preserve">Status</w:t>
-            </w:r>
-          </w:p>
-        </w:tc>
-      </w:tr>
-      <w:tr>
-        <w:tc>
-          <w:tcPr>
-            <w:tcW w:type="dxa" w:w="3952"/>
-            <w:tcBorders>
-              <w:top w:val="single" w:color="888888" w:sz="4"/>
-              <w:left w:val="single" w:color="888888" w:sz="4"/>
-              <w:bottom w:val="single" w:color="888888" w:sz="4"/>
-              <w:right w:val="single" w:color="888888" w:sz="4"/>
-            </w:tcBorders>
-            <w:shd w:fill="F2F2F2" w:val="clear"/>
-            <w:tcMar>
-              <w:top w:type="dxa" w:w="60"/>
-              <w:left w:type="dxa" w:w="80"/>
-              <w:bottom w:type="dxa" w:w="60"/>
-              <w:right w:type="dxa" w:w="80"/>
-            </w:tcMar>
-          </w:tcPr>
-          <w:p>
-            <w:pPr>
-              <w:keepNext w:val="false"/>
-              <w:spacing w:after="0" w:before="0" w:line="250" w:lineRule="auto"/>
-            </w:pPr>
-            <w:r>
-              <w:rPr>
-                <w:rFonts w:ascii="Arial" w:cs="Arial" w:eastAsia="Arial" w:hAnsi="Arial"/>
-                <w:b/>
-                <w:bCs/>
-                <w:i w:val="false"/>
-                <w:iCs w:val="false"/>
-                <w:color w:val="000000"/>
-                <w:sz w:val="18"/>
-                <w:szCs w:val="18"/>
-              </w:rPr>
-              <w:t xml:space="preserve">Pre-release, Document 4 pages 11–12</w:t>
-            </w:r>
-          </w:p>
-        </w:tc>
-        <w:tc>
-          <w:tcPr>
-            <w:tcW w:type="dxa" w:w="5168"/>
-            <w:tcBorders>
-              <w:top w:val="single" w:color="888888" w:sz="4"/>
-              <w:left w:val="single" w:color="888888" w:sz="4"/>
-              <w:bottom w:val="single" w:color="888888" w:sz="4"/>
-              <w:right w:val="single" w:color="888888" w:sz="4"/>
-            </w:tcBorders>
-            <w:tcMar>
-              <w:top w:type="dxa" w:w="60"/>
-              <w:left w:type="dxa" w:w="80"/>
-              <w:bottom w:type="dxa" w:w="60"/>
-              <w:right w:type="dxa" w:w="80"/>
-            </w:tcMar>
-          </w:tcPr>
-          <w:p>
-            <w:pPr>
-              <w:keepNext w:val="false"/>
-              <w:spacing w:after="0" w:before="0" w:line="250" w:lineRule="auto"/>
-            </w:pPr>
-            <w:r>
-              <w:rPr>
-                <w:rFonts w:ascii="Arial" w:cs="Arial" w:eastAsia="Arial" w:hAnsi="Arial"/>
-                <w:b w:val="false"/>
-                <w:bCs w:val="false"/>
-                <w:i w:val="false"/>
-                <w:iCs w:val="false"/>
-                <w:color w:val="000000"/>
-                <w:sz w:val="18"/>
-                <w:szCs w:val="18"/>
-              </w:rPr>
-              <w:t xml:space="preserve">Shareholding, board table, committees, governance statement.</w:t>
-            </w:r>
-          </w:p>
-        </w:tc>
-        <w:tc>
-          <w:tcPr>
-            <w:tcW w:type="dxa" w:w="6080"/>
-            <w:tcBorders>
-              <w:top w:val="single" w:color="888888" w:sz="4"/>
-              <w:left w:val="single" w:color="888888" w:sz="4"/>
-              <w:bottom w:val="single" w:color="888888" w:sz="4"/>
-              <w:right w:val="single" w:color="888888" w:sz="4"/>
-            </w:tcBorders>
-            <w:tcMar>
-              <w:top w:type="dxa" w:w="60"/>
-              <w:left w:type="dxa" w:w="80"/>
-              <w:bottom w:type="dxa" w:w="60"/>
-              <w:right w:type="dxa" w:w="80"/>
-            </w:tcMar>
-          </w:tcPr>
-          <w:p>
-            <w:pPr>
-              <w:pStyle w:val="ListParagraph"/>
-              <w:numPr>
-                <w:ilvl w:val="0"/>
-                <w:numId w:val="2"/>
-              </w:numPr>
-              <w:spacing w:after="0" w:before="0" w:line="250" w:lineRule="auto"/>
-            </w:pPr>
-            <w:r>
-              <w:rPr>
-                <w:rFonts w:ascii="Arial" w:cs="Arial" w:eastAsia="Arial" w:hAnsi="Arial"/>
-                <w:b/>
-                <w:bCs/>
-                <w:i w:val="false"/>
-                <w:iCs w:val="false"/>
-                <w:color w:val="0070C0"/>
-                <w:sz w:val="18"/>
-                <w:szCs w:val="18"/>
-              </w:rPr>
-              <w:t xml:space="preserve">Primary source.</w:t>
-            </w:r>
-            <w:r>
-              <w:rPr>
-                <w:rFonts w:ascii="Arial" w:cs="Arial" w:eastAsia="Arial" w:hAnsi="Arial"/>
-                <w:b w:val="false"/>
-                <w:bCs w:val="false"/>
-                <w:i w:val="false"/>
-                <w:iCs w:val="false"/>
-                <w:color w:val="0070C0"/>
-                <w:sz w:val="18"/>
-                <w:szCs w:val="18"/>
-              </w:rPr>
-              <w:t xml:space="preserve"> Quoted directly.</w:t>
-            </w:r>
-          </w:p>
-        </w:tc>
-      </w:tr>
-      <w:tr>
-        <w:tc>
-          <w:tcPr>
-            <w:tcW w:type="dxa" w:w="3952"/>
-            <w:tcBorders>
-              <w:top w:val="single" w:color="888888" w:sz="4"/>
-              <w:left w:val="single" w:color="888888" w:sz="4"/>
-              <w:bottom w:val="single" w:color="888888" w:sz="4"/>
-              <w:right w:val="single" w:color="888888" w:sz="4"/>
-            </w:tcBorders>
-            <w:shd w:fill="F2F2F2" w:val="clear"/>
-            <w:tcMar>
-              <w:top w:type="dxa" w:w="60"/>
-              <w:left w:type="dxa" w:w="80"/>
-              <w:bottom w:type="dxa" w:w="60"/>
-              <w:right w:type="dxa" w:w="80"/>
-            </w:tcMar>
-          </w:tcPr>
-          <w:p>
-            <w:pPr>
-              <w:keepNext w:val="false"/>
-              <w:spacing w:after="0" w:before="0" w:line="250" w:lineRule="auto"/>
-            </w:pPr>
-            <w:r>
-              <w:rPr>
-                <w:rFonts w:ascii="Arial" w:cs="Arial" w:eastAsia="Arial" w:hAnsi="Arial"/>
-                <w:b/>
-                <w:bCs/>
-                <w:i w:val="false"/>
-                <w:iCs w:val="false"/>
-                <w:color w:val="000000"/>
-                <w:sz w:val="18"/>
-                <w:szCs w:val="18"/>
-              </w:rPr>
-              <w:t xml:space="preserve">Companies Act 71 of 2008</w:t>
-            </w:r>
-          </w:p>
-        </w:tc>
-        <w:tc>
-          <w:tcPr>
-            <w:tcW w:type="dxa" w:w="5168"/>
-            <w:tcBorders>
-              <w:top w:val="single" w:color="888888" w:sz="4"/>
-              <w:left w:val="single" w:color="888888" w:sz="4"/>
-              <w:bottom w:val="single" w:color="888888" w:sz="4"/>
-              <w:right w:val="single" w:color="888888" w:sz="4"/>
-            </w:tcBorders>
-            <w:tcMar>
-              <w:top w:type="dxa" w:w="60"/>
-              <w:left w:type="dxa" w:w="80"/>
-              <w:bottom w:type="dxa" w:w="60"/>
-              <w:right w:type="dxa" w:w="80"/>
-            </w:tcMar>
-          </w:tcPr>
-          <w:p>
-            <w:pPr>
-              <w:keepNext w:val="false"/>
-              <w:spacing w:after="0" w:before="0" w:line="250" w:lineRule="auto"/>
-            </w:pPr>
-            <w:r>
-              <w:rPr>
-                <w:rFonts w:ascii="Arial" w:cs="Arial" w:eastAsia="Arial" w:hAnsi="Arial"/>
-                <w:b w:val="false"/>
-                <w:bCs w:val="false"/>
-                <w:i w:val="false"/>
-                <w:iCs w:val="false"/>
-                <w:color w:val="000000"/>
-                <w:sz w:val="18"/>
-                <w:szCs w:val="18"/>
-              </w:rPr>
-              <w:t xml:space="preserve">s15(7), s29(2), s38, s39, s41, s66, s72, s75, s76, s94.</w:t>
-            </w:r>
-          </w:p>
-        </w:tc>
-        <w:tc>
-          <w:tcPr>
-            <w:tcW w:type="dxa" w:w="6080"/>
-            <w:tcBorders>
-              <w:top w:val="single" w:color="888888" w:sz="4"/>
-              <w:left w:val="single" w:color="888888" w:sz="4"/>
-              <w:bottom w:val="single" w:color="888888" w:sz="4"/>
-              <w:right w:val="single" w:color="888888" w:sz="4"/>
-            </w:tcBorders>
-            <w:tcMar>
-              <w:top w:type="dxa" w:w="60"/>
-              <w:left w:type="dxa" w:w="80"/>
-              <w:bottom w:type="dxa" w:w="60"/>
-              <w:right w:type="dxa" w:w="80"/>
-            </w:tcMar>
-          </w:tcPr>
-          <w:p>
-            <w:pPr>
-              <w:pStyle w:val="ListParagraph"/>
-              <w:numPr>
-                <w:ilvl w:val="0"/>
-                <w:numId w:val="2"/>
-              </w:numPr>
-              <w:spacing w:after="0" w:before="0" w:line="250" w:lineRule="auto"/>
-            </w:pPr>
-            <w:r>
-              <w:rPr>
-                <w:rFonts w:ascii="Arial" w:cs="Arial" w:eastAsia="Arial" w:hAnsi="Arial"/>
-                <w:b/>
-                <w:bCs/>
-                <w:i w:val="false"/>
-                <w:iCs w:val="false"/>
-                <w:color w:val="0070C0"/>
-                <w:sz w:val="18"/>
-                <w:szCs w:val="18"/>
-              </w:rPr>
-              <w:t xml:space="preserve">Read the sections before quoting subsection numbers.</w:t>
-            </w:r>
-            <w:r>
-              <w:rPr>
-                <w:rFonts w:ascii="Arial" w:cs="Arial" w:eastAsia="Arial" w:hAnsi="Arial"/>
-                <w:b w:val="false"/>
-                <w:bCs w:val="false"/>
-                <w:i w:val="false"/>
-                <w:iCs w:val="false"/>
-                <w:color w:val="0070C0"/>
-                <w:sz w:val="18"/>
-                <w:szCs w:val="18"/>
-              </w:rPr>
-              <w:t xml:space="preserve"> The section numbers are as commonly cited; the subsection detail should be confirmed against the Act.</w:t>
-            </w:r>
-          </w:p>
-        </w:tc>
-      </w:tr>
-      <w:tr>
-        <w:tc>
-          <w:tcPr>
-            <w:tcW w:type="dxa" w:w="3952"/>
-            <w:tcBorders>
-              <w:top w:val="single" w:color="888888" w:sz="4"/>
-              <w:left w:val="single" w:color="888888" w:sz="4"/>
-              <w:bottom w:val="single" w:color="888888" w:sz="4"/>
-              <w:right w:val="single" w:color="888888" w:sz="4"/>
-            </w:tcBorders>
-            <w:shd w:fill="F2F2F2" w:val="clear"/>
-            <w:tcMar>
-              <w:top w:type="dxa" w:w="60"/>
-              <w:left w:type="dxa" w:w="80"/>
-              <w:bottom w:type="dxa" w:w="60"/>
-              <w:right w:type="dxa" w:w="80"/>
-            </w:tcMar>
-          </w:tcPr>
-          <w:p>
-            <w:pPr>
-              <w:keepNext w:val="false"/>
-              <w:spacing w:after="0" w:before="0" w:line="250" w:lineRule="auto"/>
-            </w:pPr>
-            <w:r>
-              <w:rPr>
-                <w:rFonts w:ascii="Arial" w:cs="Arial" w:eastAsia="Arial" w:hAnsi="Arial"/>
-                <w:b/>
-                <w:bCs/>
-                <w:i w:val="false"/>
-                <w:iCs w:val="false"/>
-                <w:color w:val="000000"/>
-                <w:sz w:val="18"/>
-                <w:szCs w:val="18"/>
-              </w:rPr>
-              <w:t xml:space="preserve">Companies Regulations 2011</w:t>
-            </w:r>
-          </w:p>
-        </w:tc>
-        <w:tc>
-          <w:tcPr>
-            <w:tcW w:type="dxa" w:w="5168"/>
-            <w:tcBorders>
-              <w:top w:val="single" w:color="888888" w:sz="4"/>
-              <w:left w:val="single" w:color="888888" w:sz="4"/>
-              <w:bottom w:val="single" w:color="888888" w:sz="4"/>
-              <w:right w:val="single" w:color="888888" w:sz="4"/>
-            </w:tcBorders>
-            <w:tcMar>
-              <w:top w:type="dxa" w:w="60"/>
-              <w:left w:type="dxa" w:w="80"/>
-              <w:bottom w:type="dxa" w:w="60"/>
-              <w:right w:type="dxa" w:w="80"/>
-            </w:tcMar>
-          </w:tcPr>
-          <w:p>
-            <w:pPr>
-              <w:keepNext w:val="false"/>
-              <w:spacing w:after="0" w:before="0" w:line="250" w:lineRule="auto"/>
-            </w:pPr>
-            <w:r>
-              <w:rPr>
-                <w:rFonts w:ascii="Arial" w:cs="Arial" w:eastAsia="Arial" w:hAnsi="Arial"/>
-                <w:b w:val="false"/>
-                <w:bCs w:val="false"/>
-                <w:i w:val="false"/>
-                <w:iCs w:val="false"/>
-                <w:color w:val="000000"/>
-                <w:sz w:val="18"/>
-                <w:szCs w:val="18"/>
-              </w:rPr>
-              <w:t xml:space="preserve">Reg 26(2) public interest score; Reg 28 audit; Reg 43 social and ethics committee.</w:t>
-            </w:r>
-          </w:p>
-        </w:tc>
-        <w:tc>
-          <w:tcPr>
-            <w:tcW w:type="dxa" w:w="6080"/>
-            <w:tcBorders>
-              <w:top w:val="single" w:color="888888" w:sz="4"/>
-              <w:left w:val="single" w:color="888888" w:sz="4"/>
-              <w:bottom w:val="single" w:color="888888" w:sz="4"/>
-              <w:right w:val="single" w:color="888888" w:sz="4"/>
-            </w:tcBorders>
-            <w:tcMar>
-              <w:top w:type="dxa" w:w="60"/>
-              <w:left w:type="dxa" w:w="80"/>
-              <w:bottom w:type="dxa" w:w="60"/>
-              <w:right w:type="dxa" w:w="80"/>
-            </w:tcMar>
-          </w:tcPr>
-          <w:p>
-            <w:pPr>
-              <w:pStyle w:val="ListParagraph"/>
-              <w:numPr>
-                <w:ilvl w:val="0"/>
-                <w:numId w:val="2"/>
-              </w:numPr>
-              <w:spacing w:after="0" w:before="0" w:line="250" w:lineRule="auto"/>
-            </w:pPr>
-            <w:r>
-              <w:rPr>
-                <w:rFonts w:ascii="Arial" w:cs="Arial" w:eastAsia="Arial" w:hAnsi="Arial"/>
-                <w:b/>
-                <w:bCs/>
-                <w:i w:val="false"/>
-                <w:iCs w:val="false"/>
-                <w:color w:val="0070C0"/>
-                <w:sz w:val="18"/>
-                <w:szCs w:val="18"/>
-              </w:rPr>
-              <w:t xml:space="preserve">Verified</w:t>
-            </w:r>
-            <w:r>
-              <w:rPr>
-                <w:rFonts w:ascii="Arial" w:cs="Arial" w:eastAsia="Arial" w:hAnsi="Arial"/>
-                <w:b w:val="false"/>
-                <w:bCs w:val="false"/>
-                <w:i w:val="false"/>
-                <w:iCs w:val="false"/>
-                <w:color w:val="0070C0"/>
-                <w:sz w:val="18"/>
-                <w:szCs w:val="18"/>
-              </w:rPr>
-              <w:t xml:space="preserve"> — thresholds of 350 for audit and above 500 in two of five years for the social and ethics committee, and the Reg 43(4) composition rule.</w:t>
-            </w:r>
-          </w:p>
-        </w:tc>
-      </w:tr>
-      <w:tr>
-        <w:tc>
-          <w:tcPr>
-            <w:tcW w:type="dxa" w:w="3952"/>
-            <w:tcBorders>
-              <w:top w:val="single" w:color="888888" w:sz="4"/>
-              <w:left w:val="single" w:color="888888" w:sz="4"/>
-              <w:bottom w:val="single" w:color="888888" w:sz="4"/>
-              <w:right w:val="single" w:color="888888" w:sz="4"/>
-            </w:tcBorders>
-            <w:shd w:fill="F2F2F2" w:val="clear"/>
-            <w:tcMar>
-              <w:top w:type="dxa" w:w="60"/>
-              <w:left w:type="dxa" w:w="80"/>
-              <w:bottom w:type="dxa" w:w="60"/>
-              <w:right w:type="dxa" w:w="80"/>
-            </w:tcMar>
-          </w:tcPr>
-          <w:p>
-            <w:pPr>
-              <w:keepNext w:val="false"/>
-              <w:spacing w:after="0" w:before="0" w:line="250" w:lineRule="auto"/>
-            </w:pPr>
-            <w:r>
-              <w:rPr>
-                <w:rFonts w:ascii="Arial" w:cs="Arial" w:eastAsia="Arial" w:hAnsi="Arial"/>
-                <w:b/>
-                <w:bCs/>
-                <w:i w:val="false"/>
-                <w:iCs w:val="false"/>
-                <w:color w:val="000000"/>
-                <w:sz w:val="18"/>
-                <w:szCs w:val="18"/>
-              </w:rPr>
-              <w:t xml:space="preserve">King V Code, 2025</w:t>
-            </w:r>
-          </w:p>
-        </w:tc>
-        <w:tc>
-          <w:tcPr>
-            <w:tcW w:type="dxa" w:w="5168"/>
-            <w:tcBorders>
-              <w:top w:val="single" w:color="888888" w:sz="4"/>
-              <w:left w:val="single" w:color="888888" w:sz="4"/>
-              <w:bottom w:val="single" w:color="888888" w:sz="4"/>
-              <w:right w:val="single" w:color="888888" w:sz="4"/>
-            </w:tcBorders>
-            <w:tcMar>
-              <w:top w:type="dxa" w:w="60"/>
-              <w:left w:type="dxa" w:w="80"/>
-              <w:bottom w:type="dxa" w:w="60"/>
-              <w:right w:type="dxa" w:w="80"/>
-            </w:tcMar>
-          </w:tcPr>
-          <w:p>
-            <w:pPr>
-              <w:keepNext w:val="false"/>
-              <w:spacing w:after="0" w:before="0" w:line="250" w:lineRule="auto"/>
-            </w:pPr>
-            <w:r>
-              <w:rPr>
-                <w:rFonts w:ascii="Arial" w:cs="Arial" w:eastAsia="Arial" w:hAnsi="Arial"/>
-                <w:b w:val="false"/>
-                <w:bCs w:val="false"/>
-                <w:i w:val="false"/>
-                <w:iCs w:val="false"/>
-                <w:color w:val="000000"/>
-                <w:sz w:val="18"/>
-                <w:szCs w:val="18"/>
-              </w:rPr>
-              <w:t xml:space="preserve">Composition and independence, chair, committees, delegation, conflicts, remuneration, assurance, ethics, stakeholders, technology.</w:t>
-            </w:r>
-          </w:p>
-        </w:tc>
-        <w:tc>
-          <w:tcPr>
-            <w:tcW w:type="dxa" w:w="6080"/>
-            <w:tcBorders>
-              <w:top w:val="single" w:color="888888" w:sz="4"/>
-              <w:left w:val="single" w:color="888888" w:sz="4"/>
-              <w:bottom w:val="single" w:color="888888" w:sz="4"/>
-              <w:right w:val="single" w:color="888888" w:sz="4"/>
-            </w:tcBorders>
-            <w:tcMar>
-              <w:top w:type="dxa" w:w="60"/>
-              <w:left w:type="dxa" w:w="80"/>
-              <w:bottom w:type="dxa" w:w="60"/>
-              <w:right w:type="dxa" w:w="80"/>
-            </w:tcMar>
-          </w:tcPr>
-          <w:p>
-            <w:pPr>
-              <w:pStyle w:val="ListParagraph"/>
-              <w:numPr>
-                <w:ilvl w:val="0"/>
-                <w:numId w:val="2"/>
-              </w:numPr>
-              <w:spacing w:after="0" w:before="0" w:line="250" w:lineRule="auto"/>
-            </w:pPr>
-            <w:r>
-              <w:rPr>
-                <w:rFonts w:ascii="Arial" w:cs="Arial" w:eastAsia="Arial" w:hAnsi="Arial"/>
-                <w:b/>
-                <w:bCs/>
-                <w:i w:val="false"/>
-                <w:iCs w:val="false"/>
-                <w:color w:val="0070C0"/>
-                <w:sz w:val="18"/>
-                <w:szCs w:val="18"/>
-              </w:rPr>
-              <w:t xml:space="preserve">Cited by subject matter only.</w:t>
-            </w:r>
-            <w:r>
-              <w:rPr>
-                <w:rFonts w:ascii="Arial" w:cs="Arial" w:eastAsia="Arial" w:hAnsi="Arial"/>
-                <w:b w:val="false"/>
-                <w:bCs w:val="false"/>
-                <w:i w:val="false"/>
-                <w:iCs w:val="false"/>
-                <w:color w:val="0070C0"/>
-                <w:sz w:val="18"/>
-                <w:szCs w:val="18"/>
-              </w:rPr>
-              <w:t xml:space="preserve"> 13 principles, apply and explain, effective for years beginning on or after 1 January 2026 — verified. </w:t>
-            </w:r>
-            <w:r>
-              <w:rPr>
-                <w:rFonts w:ascii="Arial" w:cs="Arial" w:eastAsia="Arial" w:hAnsi="Arial"/>
-                <w:b/>
-                <w:bCs/>
-                <w:i w:val="false"/>
-                <w:iCs w:val="false"/>
-                <w:color w:val="0070C0"/>
-                <w:sz w:val="18"/>
-                <w:szCs w:val="18"/>
-              </w:rPr>
-              <w:t xml:space="preserve">Principle and practice numbers were NOT verified and are deliberately not quoted.</w:t>
-            </w:r>
-            <w:r>
-              <w:rPr>
-                <w:rFonts w:ascii="Arial" w:cs="Arial" w:eastAsia="Arial" w:hAnsi="Arial"/>
-                <w:b w:val="false"/>
-                <w:bCs w:val="false"/>
-                <w:i w:val="false"/>
-                <w:iCs w:val="false"/>
-                <w:color w:val="0070C0"/>
-                <w:sz w:val="18"/>
-                <w:szCs w:val="18"/>
-              </w:rPr>
-              <w:t xml:space="preserve"> Confirm them against the Code before citing.</w:t>
-            </w:r>
-          </w:p>
-        </w:tc>
-      </w:tr>
-      <w:tr>
-        <w:tc>
-          <w:tcPr>
-            <w:tcW w:type="dxa" w:w="3952"/>
-            <w:tcBorders>
-              <w:top w:val="single" w:color="888888" w:sz="4"/>
-              <w:left w:val="single" w:color="888888" w:sz="4"/>
-              <w:bottom w:val="single" w:color="888888" w:sz="4"/>
-              <w:right w:val="single" w:color="888888" w:sz="4"/>
-            </w:tcBorders>
-            <w:shd w:fill="F2F2F2" w:val="clear"/>
-            <w:tcMar>
-              <w:top w:type="dxa" w:w="60"/>
-              <w:left w:type="dxa" w:w="80"/>
-              <w:bottom w:type="dxa" w:w="60"/>
-              <w:right w:type="dxa" w:w="80"/>
-            </w:tcMar>
-          </w:tcPr>
-          <w:p>
-            <w:pPr>
-              <w:keepNext w:val="false"/>
-              <w:spacing w:after="0" w:before="0" w:line="250" w:lineRule="auto"/>
-            </w:pPr>
-            <w:r>
-              <w:rPr>
-                <w:rFonts w:ascii="Arial" w:cs="Arial" w:eastAsia="Arial" w:hAnsi="Arial"/>
-                <w:b/>
-                <w:bCs/>
-                <w:i w:val="false"/>
-                <w:iCs w:val="false"/>
-                <w:color w:val="000000"/>
-                <w:sz w:val="18"/>
-                <w:szCs w:val="18"/>
-              </w:rPr>
-              <w:t xml:space="preserve">King IV</w:t>
-            </w:r>
-          </w:p>
-        </w:tc>
-        <w:tc>
-          <w:tcPr>
-            <w:tcW w:type="dxa" w:w="5168"/>
-            <w:tcBorders>
-              <w:top w:val="single" w:color="888888" w:sz="4"/>
-              <w:left w:val="single" w:color="888888" w:sz="4"/>
-              <w:bottom w:val="single" w:color="888888" w:sz="4"/>
-              <w:right w:val="single" w:color="888888" w:sz="4"/>
-            </w:tcBorders>
-            <w:tcMar>
-              <w:top w:type="dxa" w:w="60"/>
-              <w:left w:type="dxa" w:w="80"/>
-              <w:bottom w:type="dxa" w:w="60"/>
-              <w:right w:type="dxa" w:w="80"/>
-            </w:tcMar>
-          </w:tcPr>
-          <w:p>
-            <w:pPr>
-              <w:keepNext w:val="false"/>
-              <w:spacing w:after="0" w:before="0" w:line="250" w:lineRule="auto"/>
-            </w:pPr>
-            <w:r>
-              <w:rPr>
-                <w:rFonts w:ascii="Arial" w:cs="Arial" w:eastAsia="Arial" w:hAnsi="Arial"/>
-                <w:b w:val="false"/>
-                <w:bCs w:val="false"/>
-                <w:i w:val="false"/>
-                <w:iCs w:val="false"/>
-                <w:color w:val="000000"/>
-                <w:sz w:val="18"/>
-                <w:szCs w:val="18"/>
-              </w:rPr>
-              <w:t xml:space="preserve">The recommended practice that the board chair should not chair the remuneration committee.</w:t>
-            </w:r>
-          </w:p>
-        </w:tc>
-        <w:tc>
-          <w:tcPr>
-            <w:tcW w:type="dxa" w:w="6080"/>
-            <w:tcBorders>
-              <w:top w:val="single" w:color="888888" w:sz="4"/>
-              <w:left w:val="single" w:color="888888" w:sz="4"/>
-              <w:bottom w:val="single" w:color="888888" w:sz="4"/>
-              <w:right w:val="single" w:color="888888" w:sz="4"/>
-            </w:tcBorders>
-            <w:tcMar>
-              <w:top w:type="dxa" w:w="60"/>
-              <w:left w:type="dxa" w:w="80"/>
-              <w:bottom w:type="dxa" w:w="60"/>
-              <w:right w:type="dxa" w:w="80"/>
-            </w:tcMar>
-          </w:tcPr>
-          <w:p>
-            <w:pPr>
-              <w:pStyle w:val="ListParagraph"/>
-              <w:numPr>
-                <w:ilvl w:val="0"/>
-                <w:numId w:val="2"/>
-              </w:numPr>
-              <w:spacing w:after="0" w:before="0" w:line="250" w:lineRule="auto"/>
-            </w:pPr>
-            <w:r>
-              <w:rPr>
-                <w:rFonts w:ascii="Arial" w:cs="Arial" w:eastAsia="Arial" w:hAnsi="Arial"/>
-                <w:b w:val="false"/>
-                <w:bCs w:val="false"/>
-                <w:i w:val="false"/>
-                <w:iCs w:val="false"/>
-                <w:color w:val="0070C0"/>
-                <w:sz w:val="18"/>
-                <w:szCs w:val="18"/>
-              </w:rPr>
-              <w:t xml:space="preserve">Used because the </w:t>
-            </w:r>
-            <w:r>
-              <w:rPr>
-                <w:rFonts w:ascii="Arial" w:cs="Arial" w:eastAsia="Arial" w:hAnsi="Arial"/>
-                <w:b/>
-                <w:bCs/>
-                <w:i w:val="false"/>
-                <w:iCs w:val="false"/>
-                <w:color w:val="0070C0"/>
-                <w:sz w:val="18"/>
-                <w:szCs w:val="18"/>
-              </w:rPr>
-              <w:t xml:space="preserve">IAC 2026 course materials are written on King IV</w:t>
-            </w:r>
-            <w:r>
-              <w:rPr>
-                <w:rFonts w:ascii="Arial" w:cs="Arial" w:eastAsia="Arial" w:hAnsi="Arial"/>
-                <w:b w:val="false"/>
-                <w:bCs w:val="false"/>
-                <w:i w:val="false"/>
-                <w:iCs w:val="false"/>
-                <w:color w:val="0070C0"/>
-                <w:sz w:val="18"/>
-                <w:szCs w:val="18"/>
-              </w:rPr>
-              <w:t xml:space="preserve">. </w:t>
-            </w:r>
-            <w:r>
-              <w:rPr>
-                <w:rFonts w:ascii="Arial" w:cs="Arial" w:eastAsia="Arial" w:hAnsi="Arial"/>
-                <w:b/>
-                <w:bCs/>
-                <w:i w:val="false"/>
-                <w:iCs w:val="false"/>
-                <w:color w:val="0070C0"/>
-                <w:sz w:val="18"/>
-                <w:szCs w:val="18"/>
-              </w:rPr>
-              <w:t xml:space="preserve">Confirm the equivalent King V practice.</w:t>
-            </w:r>
-          </w:p>
-        </w:tc>
-      </w:tr>
-      <w:tr>
-        <w:tc>
-          <w:tcPr>
-            <w:tcW w:type="dxa" w:w="3952"/>
-            <w:tcBorders>
-              <w:top w:val="single" w:color="888888" w:sz="4"/>
-              <w:left w:val="single" w:color="888888" w:sz="4"/>
-              <w:bottom w:val="single" w:color="888888" w:sz="4"/>
-              <w:right w:val="single" w:color="888888" w:sz="4"/>
-            </w:tcBorders>
-            <w:shd w:fill="F2F2F2" w:val="clear"/>
-            <w:tcMar>
-              <w:top w:type="dxa" w:w="60"/>
-              <w:left w:type="dxa" w:w="80"/>
-              <w:bottom w:type="dxa" w:w="60"/>
-              <w:right w:type="dxa" w:w="80"/>
-            </w:tcMar>
-          </w:tcPr>
-          <w:p>
-            <w:pPr>
-              <w:keepNext w:val="false"/>
-              <w:spacing w:after="0" w:before="0" w:line="250" w:lineRule="auto"/>
-            </w:pPr>
-            <w:r>
-              <w:rPr>
-                <w:rFonts w:ascii="Arial" w:cs="Arial" w:eastAsia="Arial" w:hAnsi="Arial"/>
-                <w:b/>
-                <w:bCs/>
-                <w:i w:val="false"/>
-                <w:iCs w:val="false"/>
-                <w:color w:val="000000"/>
-                <w:sz w:val="18"/>
-                <w:szCs w:val="18"/>
-              </w:rPr>
-              <w:t xml:space="preserve">SAICA Code of Professional Conduct</w:t>
-            </w:r>
-          </w:p>
-        </w:tc>
-        <w:tc>
-          <w:tcPr>
-            <w:tcW w:type="dxa" w:w="5168"/>
-            <w:tcBorders>
-              <w:top w:val="single" w:color="888888" w:sz="4"/>
-              <w:left w:val="single" w:color="888888" w:sz="4"/>
-              <w:bottom w:val="single" w:color="888888" w:sz="4"/>
-              <w:right w:val="single" w:color="888888" w:sz="4"/>
-            </w:tcBorders>
-            <w:tcMar>
-              <w:top w:type="dxa" w:w="60"/>
-              <w:left w:type="dxa" w:w="80"/>
-              <w:bottom w:type="dxa" w:w="60"/>
-              <w:right w:type="dxa" w:w="80"/>
-            </w:tcMar>
-          </w:tcPr>
-          <w:p>
-            <w:pPr>
-              <w:keepNext w:val="false"/>
-              <w:spacing w:after="0" w:before="0" w:line="250" w:lineRule="auto"/>
-            </w:pPr>
-            <w:r>
-              <w:rPr>
-                <w:rFonts w:ascii="Arial" w:cs="Arial" w:eastAsia="Arial" w:hAnsi="Arial"/>
-                <w:b w:val="false"/>
-                <w:bCs w:val="false"/>
-                <w:i w:val="false"/>
-                <w:iCs w:val="false"/>
-                <w:color w:val="000000"/>
-                <w:sz w:val="18"/>
-                <w:szCs w:val="18"/>
-              </w:rPr>
-              <w:t xml:space="preserve">Fundamental principles; s120 conceptual framework; s120.6 A3 threats; s260 NOCLAR; s270 pressure; Part 4A independence; s540 long association.</w:t>
-            </w:r>
-          </w:p>
-        </w:tc>
-        <w:tc>
-          <w:tcPr>
-            <w:tcW w:type="dxa" w:w="6080"/>
-            <w:tcBorders>
-              <w:top w:val="single" w:color="888888" w:sz="4"/>
-              <w:left w:val="single" w:color="888888" w:sz="4"/>
-              <w:bottom w:val="single" w:color="888888" w:sz="4"/>
-              <w:right w:val="single" w:color="888888" w:sz="4"/>
-            </w:tcBorders>
-            <w:tcMar>
-              <w:top w:type="dxa" w:w="60"/>
-              <w:left w:type="dxa" w:w="80"/>
-              <w:bottom w:type="dxa" w:w="60"/>
-              <w:right w:type="dxa" w:w="80"/>
-            </w:tcMar>
-          </w:tcPr>
-          <w:p>
-            <w:pPr>
-              <w:pStyle w:val="ListParagraph"/>
-              <w:numPr>
-                <w:ilvl w:val="0"/>
-                <w:numId w:val="2"/>
-              </w:numPr>
-              <w:spacing w:after="0" w:before="0" w:line="250" w:lineRule="auto"/>
-            </w:pPr>
-            <w:r>
-              <w:rPr>
-                <w:rFonts w:ascii="Arial" w:cs="Arial" w:eastAsia="Arial" w:hAnsi="Arial"/>
-                <w:b w:val="false"/>
-                <w:bCs w:val="false"/>
-                <w:i w:val="false"/>
-                <w:iCs w:val="false"/>
-                <w:color w:val="0070C0"/>
-                <w:sz w:val="18"/>
-                <w:szCs w:val="18"/>
-              </w:rPr>
-              <w:t xml:space="preserve">Fundamental principles and the five threats are </w:t>
-            </w:r>
-            <w:r>
-              <w:rPr>
-                <w:rFonts w:ascii="Arial" w:cs="Arial" w:eastAsia="Arial" w:hAnsi="Arial"/>
-                <w:b/>
-                <w:bCs/>
-                <w:i w:val="false"/>
-                <w:iCs w:val="false"/>
-                <w:color w:val="0070C0"/>
-                <w:sz w:val="18"/>
-                <w:szCs w:val="18"/>
-              </w:rPr>
-              <w:t xml:space="preserve">quoted as the IAC 2026 GAA Notes state them</w:t>
-            </w:r>
-            <w:r>
-              <w:rPr>
-                <w:rFonts w:ascii="Arial" w:cs="Arial" w:eastAsia="Arial" w:hAnsi="Arial"/>
-                <w:b w:val="false"/>
-                <w:bCs w:val="false"/>
-                <w:i w:val="false"/>
-                <w:iCs w:val="false"/>
-                <w:color w:val="0070C0"/>
-                <w:sz w:val="18"/>
-                <w:szCs w:val="18"/>
-              </w:rPr>
-              <w:t xml:space="preserve">. Part 4A and s540 detail should be read before citing paragraph numbers.</w:t>
-            </w:r>
-          </w:p>
-        </w:tc>
-      </w:tr>
-      <w:tr>
-        <w:tc>
-          <w:tcPr>
-            <w:tcW w:type="dxa" w:w="3952"/>
-            <w:tcBorders>
-              <w:top w:val="single" w:color="888888" w:sz="4"/>
-              <w:left w:val="single" w:color="888888" w:sz="4"/>
-              <w:bottom w:val="single" w:color="888888" w:sz="4"/>
-              <w:right w:val="single" w:color="888888" w:sz="4"/>
-            </w:tcBorders>
-            <w:shd w:fill="F2F2F2" w:val="clear"/>
-            <w:tcMar>
-              <w:top w:type="dxa" w:w="60"/>
-              <w:left w:type="dxa" w:w="80"/>
-              <w:bottom w:type="dxa" w:w="60"/>
-              <w:right w:type="dxa" w:w="80"/>
-            </w:tcMar>
-          </w:tcPr>
-          <w:p>
-            <w:pPr>
-              <w:keepNext w:val="false"/>
-              <w:spacing w:after="0" w:before="0" w:line="250" w:lineRule="auto"/>
-            </w:pPr>
-            <w:r>
-              <w:rPr>
-                <w:rFonts w:ascii="Arial" w:cs="Arial" w:eastAsia="Arial" w:hAnsi="Arial"/>
-                <w:b/>
-                <w:bCs/>
-                <w:i w:val="false"/>
-                <w:iCs w:val="false"/>
-                <w:color w:val="000000"/>
-                <w:sz w:val="18"/>
-                <w:szCs w:val="18"/>
-              </w:rPr>
-              <w:t xml:space="preserve">IAC 2026 GAA Notes and Tutorials</w:t>
-            </w:r>
-          </w:p>
-        </w:tc>
-        <w:tc>
-          <w:tcPr>
-            <w:tcW w:type="dxa" w:w="5168"/>
-            <w:tcBorders>
-              <w:top w:val="single" w:color="888888" w:sz="4"/>
-              <w:left w:val="single" w:color="888888" w:sz="4"/>
-              <w:bottom w:val="single" w:color="888888" w:sz="4"/>
-              <w:right w:val="single" w:color="888888" w:sz="4"/>
-            </w:tcBorders>
-            <w:tcMar>
-              <w:top w:type="dxa" w:w="60"/>
-              <w:left w:type="dxa" w:w="80"/>
-              <w:bottom w:type="dxa" w:w="60"/>
-              <w:right w:type="dxa" w:w="80"/>
-            </w:tcMar>
-          </w:tcPr>
-          <w:p>
-            <w:pPr>
-              <w:keepNext w:val="false"/>
-              <w:spacing w:after="0" w:before="0" w:line="250" w:lineRule="auto"/>
-            </w:pPr>
-            <w:r>
-              <w:rPr>
-                <w:rFonts w:ascii="Arial" w:cs="Arial" w:eastAsia="Arial" w:hAnsi="Arial"/>
-                <w:b w:val="false"/>
-                <w:bCs w:val="false"/>
-                <w:i w:val="false"/>
-                <w:iCs w:val="false"/>
-                <w:color w:val="000000"/>
-                <w:sz w:val="18"/>
-                <w:szCs w:val="18"/>
-              </w:rPr>
-              <w:t xml:space="preserve">The answer structure in section K; the public interest entity link; the rule that King applies to directors and the Code to members.</w:t>
-            </w:r>
-          </w:p>
-        </w:tc>
-        <w:tc>
-          <w:tcPr>
-            <w:tcW w:type="dxa" w:w="6080"/>
-            <w:tcBorders>
-              <w:top w:val="single" w:color="888888" w:sz="4"/>
-              <w:left w:val="single" w:color="888888" w:sz="4"/>
-              <w:bottom w:val="single" w:color="888888" w:sz="4"/>
-              <w:right w:val="single" w:color="888888" w:sz="4"/>
-            </w:tcBorders>
-            <w:tcMar>
-              <w:top w:type="dxa" w:w="60"/>
-              <w:left w:type="dxa" w:w="80"/>
-              <w:bottom w:type="dxa" w:w="60"/>
-              <w:right w:type="dxa" w:w="80"/>
-            </w:tcMar>
-          </w:tcPr>
-          <w:p>
-            <w:pPr>
-              <w:pStyle w:val="ListParagraph"/>
-              <w:numPr>
-                <w:ilvl w:val="0"/>
-                <w:numId w:val="2"/>
-              </w:numPr>
-              <w:spacing w:after="0" w:before="0" w:line="250" w:lineRule="auto"/>
-            </w:pPr>
-            <w:r>
-              <w:rPr>
-                <w:rFonts w:ascii="Arial" w:cs="Arial" w:eastAsia="Arial" w:hAnsi="Arial"/>
-                <w:b/>
-                <w:bCs/>
-                <w:i w:val="false"/>
-                <w:iCs w:val="false"/>
-                <w:color w:val="0070C0"/>
-                <w:sz w:val="18"/>
-                <w:szCs w:val="18"/>
-              </w:rPr>
-              <w:t xml:space="preserve">Verified</w:t>
-            </w:r>
-            <w:r>
-              <w:rPr>
-                <w:rFonts w:ascii="Arial" w:cs="Arial" w:eastAsia="Arial" w:hAnsi="Arial"/>
-                <w:b w:val="false"/>
-                <w:bCs w:val="false"/>
-                <w:i w:val="false"/>
-                <w:iCs w:val="false"/>
-                <w:color w:val="0070C0"/>
-                <w:sz w:val="18"/>
-                <w:szCs w:val="18"/>
-              </w:rPr>
-              <w:t xml:space="preserve"> against the supplied materials.</w:t>
-            </w:r>
-          </w:p>
-        </w:tc>
-      </w:tr>
-      <w:tr>
-        <w:tc>
-          <w:tcPr>
-            <w:tcW w:type="dxa" w:w="3952"/>
-            <w:tcBorders>
-              <w:top w:val="single" w:color="888888" w:sz="4"/>
-              <w:left w:val="single" w:color="888888" w:sz="4"/>
-              <w:bottom w:val="single" w:color="888888" w:sz="4"/>
-              <w:right w:val="single" w:color="888888" w:sz="4"/>
-            </w:tcBorders>
-            <w:shd w:fill="F2F2F2" w:val="clear"/>
-            <w:tcMar>
-              <w:top w:type="dxa" w:w="60"/>
-              <w:left w:type="dxa" w:w="80"/>
-              <w:bottom w:type="dxa" w:w="60"/>
-              <w:right w:type="dxa" w:w="80"/>
-            </w:tcMar>
-          </w:tcPr>
-          <w:p>
-            <w:pPr>
-              <w:keepNext w:val="false"/>
-              <w:spacing w:after="0" w:before="0" w:line="250" w:lineRule="auto"/>
-            </w:pPr>
-            <w:r>
-              <w:rPr>
-                <w:rFonts w:ascii="Arial" w:cs="Arial" w:eastAsia="Arial" w:hAnsi="Arial"/>
-                <w:b/>
-                <w:bCs/>
-                <w:i w:val="false"/>
-                <w:iCs w:val="false"/>
-                <w:color w:val="000000"/>
-                <w:sz w:val="18"/>
-                <w:szCs w:val="18"/>
-              </w:rPr>
-              <w:t xml:space="preserve">Other pre-release documents</w:t>
-            </w:r>
-          </w:p>
-        </w:tc>
-        <w:tc>
-          <w:tcPr>
-            <w:tcW w:type="dxa" w:w="5168"/>
-            <w:tcBorders>
-              <w:top w:val="single" w:color="888888" w:sz="4"/>
-              <w:left w:val="single" w:color="888888" w:sz="4"/>
-              <w:bottom w:val="single" w:color="888888" w:sz="4"/>
-              <w:right w:val="single" w:color="888888" w:sz="4"/>
-            </w:tcBorders>
-            <w:tcMar>
-              <w:top w:type="dxa" w:w="60"/>
-              <w:left w:type="dxa" w:w="80"/>
-              <w:bottom w:type="dxa" w:w="60"/>
-              <w:right w:type="dxa" w:w="80"/>
-            </w:tcMar>
-          </w:tcPr>
-          <w:p>
-            <w:pPr>
-              <w:keepNext w:val="false"/>
-              <w:spacing w:after="0" w:before="0" w:line="250" w:lineRule="auto"/>
-            </w:pPr>
-            <w:r>
-              <w:rPr>
-                <w:rFonts w:ascii="Arial" w:cs="Arial" w:eastAsia="Arial" w:hAnsi="Arial"/>
-                <w:b w:val="false"/>
-                <w:bCs w:val="false"/>
-                <w:i w:val="false"/>
-                <w:iCs w:val="false"/>
-                <w:color w:val="000000"/>
-                <w:sz w:val="18"/>
-                <w:szCs w:val="18"/>
-              </w:rPr>
-              <w:t xml:space="preserve">Document 2 (KZL Inc, 300 employees), Document 3 (funding options, constraints, MATURE), Documents 5 and 7 (financials, AI pilot).</w:t>
-            </w:r>
-          </w:p>
-        </w:tc>
-        <w:tc>
-          <w:tcPr>
-            <w:tcW w:type="dxa" w:w="6080"/>
-            <w:tcBorders>
-              <w:top w:val="single" w:color="888888" w:sz="4"/>
-              <w:left w:val="single" w:color="888888" w:sz="4"/>
-              <w:bottom w:val="single" w:color="888888" w:sz="4"/>
-              <w:right w:val="single" w:color="888888" w:sz="4"/>
-            </w:tcBorders>
-            <w:tcMar>
-              <w:top w:type="dxa" w:w="60"/>
-              <w:left w:type="dxa" w:w="80"/>
-              <w:bottom w:type="dxa" w:w="60"/>
-              <w:right w:type="dxa" w:w="80"/>
-            </w:tcMar>
-          </w:tcPr>
-          <w:p>
-            <w:pPr>
-              <w:pStyle w:val="ListParagraph"/>
-              <w:numPr>
-                <w:ilvl w:val="0"/>
-                <w:numId w:val="2"/>
-              </w:numPr>
-              <w:spacing w:after="0" w:before="0" w:line="250" w:lineRule="auto"/>
-            </w:pPr>
-            <w:r>
-              <w:rPr>
-                <w:rFonts w:ascii="Arial" w:cs="Arial" w:eastAsia="Arial" w:hAnsi="Arial"/>
-                <w:b w:val="false"/>
-                <w:bCs w:val="false"/>
-                <w:i w:val="false"/>
-                <w:iCs w:val="false"/>
-                <w:color w:val="0070C0"/>
-                <w:sz w:val="18"/>
-                <w:szCs w:val="18"/>
-              </w:rPr>
-              <w:t xml:space="preserve">Used only to </w:t>
-            </w:r>
-            <w:r>
-              <w:rPr>
-                <w:rFonts w:ascii="Arial" w:cs="Arial" w:eastAsia="Arial" w:hAnsi="Arial"/>
-                <w:b/>
-                <w:bCs/>
-                <w:i w:val="false"/>
-                <w:iCs w:val="false"/>
-                <w:color w:val="0070C0"/>
-                <w:sz w:val="18"/>
-                <w:szCs w:val="18"/>
-              </w:rPr>
-              <w:t xml:space="preserve">support</w:t>
-            </w:r>
-            <w:r>
-              <w:rPr>
-                <w:rFonts w:ascii="Arial" w:cs="Arial" w:eastAsia="Arial" w:hAnsi="Arial"/>
-                <w:b w:val="false"/>
-                <w:bCs w:val="false"/>
-                <w:i w:val="false"/>
-                <w:iCs w:val="false"/>
-                <w:color w:val="0070C0"/>
-                <w:sz w:val="18"/>
-                <w:szCs w:val="18"/>
-              </w:rPr>
-              <w:t xml:space="preserve"> the Document 4 analysis, and identified where used.</w:t>
-            </w:r>
-          </w:p>
-        </w:tc>
-      </w:tr>
-    </w:tbl>
-    <w:p>
-      <w:pPr>
-        <w:keepNext w:val="false"/>
-        <w:spacing w:after="0" w:before="0" w:line="250" w:lineRule="auto"/>
-      </w:pPr>
-      <w:r>
-        <w:rPr>
-          <w:rFonts w:ascii="Arial" w:cs="Arial" w:eastAsia="Arial" w:hAnsi="Arial"/>
-          <w:sz w:val="12"/>
-          <w:szCs w:val="12"/>
-        </w:rPr>
-        <w:t xml:space="preserve"/>
-      </w:r>
-    </w:p>
-    <w:p>
-      <w:pPr>
-        <w:keepNext w:val="false"/>
-        <w:spacing w:after="100" w:before="0" w:line="250" w:lineRule="auto"/>
-      </w:pPr>
-      <w:r>
-        <w:rPr>
-          <w:rFonts w:ascii="Arial" w:cs="Arial" w:eastAsia="Arial" w:hAnsi="Arial"/>
-          <w:b w:val="false"/>
-          <w:bCs w:val="false"/>
-          <w:i/>
-          <w:iCs/>
-          <w:color w:val="000000"/>
-          <w:sz w:val="18"/>
-          <w:szCs w:val="18"/>
-        </w:rPr>
-        <w:t xml:space="preserve">Prepared for APC 2026 September Qualifying Exam preparation. Axion Digital Infrastructure (Pty) Ltd is a fictitious entity created for assessment purposes.</w:t>
       </w:r>
     </w:p>
     <w:sectPr>
